--- a/Общий5_6.docx
+++ b/Общий5_6.docx
@@ -82,10 +82,10 @@
           <w:szCs w:val="28"/>
         </w:rPr>
         <w:drawing>
-          <wp:inline distT="0" distB="0" distL="0" distR="0" wp14:anchorId="2C5EC894" wp14:editId="654AA72F">
-            <wp:extent cx="9766300" cy="11366500"/>
-            <wp:effectExtent l="0" t="0" r="6350" b="6350"/>
-            <wp:docPr id="2" name="Рисунок 2"/>
+          <wp:inline distT="0" distB="0" distL="0" distR="0" wp14:anchorId="0F3154A3" wp14:editId="5796AFFC">
+            <wp:extent cx="9994180" cy="11696700"/>
+            <wp:effectExtent l="0" t="0" r="7620" b="0"/>
+            <wp:docPr id="11" name="Рисунок 11"/>
             <wp:cNvGraphicFramePr>
               <a:graphicFrameLocks xmlns:a="http://schemas.openxmlformats.org/drawingml/2006/main" noChangeAspect="1"/>
             </wp:cNvGraphicFramePr>
@@ -93,7 +93,7 @@
               <a:graphicData uri="http://schemas.openxmlformats.org/drawingml/2006/picture">
                 <pic:pic xmlns:pic="http://schemas.openxmlformats.org/drawingml/2006/picture">
                   <pic:nvPicPr>
-                    <pic:cNvPr id="0" name="Picture 1"/>
+                    <pic:cNvPr id="0" name="Picture 2"/>
                     <pic:cNvPicPr>
                       <a:picLocks noChangeAspect="1" noChangeArrowheads="1"/>
                     </pic:cNvPicPr>
@@ -114,7 +114,7 @@
                   <pic:spPr bwMode="auto">
                     <a:xfrm>
                       <a:off x="0" y="0"/>
-                      <a:ext cx="9766300" cy="11366500"/>
+                      <a:ext cx="9995018" cy="11697681"/>
                     </a:xfrm>
                     <a:prstGeom prst="rect">
                       <a:avLst/>
@@ -1492,7 +1492,15 @@
               </w:rPr>
             </w:pPr>
             <w:r>
-              <w:t>Задержка &lt; 5 сек</w:t>
+              <w:t xml:space="preserve">Задержка </w:t>
+            </w:r>
+            <w:proofErr w:type="gramStart"/>
+            <w:r>
+              <w:t>&lt; 5</w:t>
+            </w:r>
+            <w:proofErr w:type="gramEnd"/>
+            <w:r>
+              <w:t xml:space="preserve"> сек</w:t>
             </w:r>
           </w:p>
         </w:tc>
@@ -1558,7 +1566,25 @@
           <w:sz w:val="28"/>
           <w:szCs w:val="28"/>
         </w:rPr>
-        <w:t>A2: API недоступен → Использование кэша (&lt; 24 часов)</w:t>
+        <w:t xml:space="preserve">A2: API недоступен → Использование кэша </w:t>
+      </w:r>
+      <w:proofErr w:type="gramStart"/>
+      <w:r>
+        <w:rPr>
+          <w:rFonts w:ascii="Times New Roman" w:hAnsi="Times New Roman" w:cs="Times New Roman"/>
+          <w:sz w:val="28"/>
+          <w:szCs w:val="28"/>
+        </w:rPr>
+        <w:t>(&lt; 24</w:t>
+      </w:r>
+      <w:proofErr w:type="gramEnd"/>
+      <w:r>
+        <w:rPr>
+          <w:rFonts w:ascii="Times New Roman" w:hAnsi="Times New Roman" w:cs="Times New Roman"/>
+          <w:sz w:val="28"/>
+          <w:szCs w:val="28"/>
+        </w:rPr>
+        <w:t xml:space="preserve"> часов)</w:t>
       </w:r>
     </w:p>
     <w:p>
@@ -1944,8 +1970,13 @@
                 <w:szCs w:val="28"/>
               </w:rPr>
             </w:pPr>
-            <w:r>
-              <w:t>Точность &gt;= 80%</w:t>
+            <w:proofErr w:type="gramStart"/>
+            <w:r>
+              <w:t>Точность &gt;</w:t>
+            </w:r>
+            <w:proofErr w:type="gramEnd"/>
+            <w:r>
+              <w:t>= 80%</w:t>
             </w:r>
           </w:p>
         </w:tc>
@@ -2266,7 +2297,15 @@
           <w:sz w:val="28"/>
           <w:szCs w:val="28"/>
         </w:rPr>
-        <w:t>Наследование: Администратор имеет все права пользователя + административные</w:t>
+        <w:t>Наследование: Администратор имеет административные</w:t>
+      </w:r>
+      <w:r>
+        <w:rPr>
+          <w:rFonts w:ascii="Times New Roman" w:hAnsi="Times New Roman" w:cs="Times New Roman"/>
+          <w:sz w:val="28"/>
+          <w:szCs w:val="28"/>
+        </w:rPr>
+        <w:t xml:space="preserve"> права</w:t>
       </w:r>
     </w:p>
     <w:tbl>
@@ -3637,8 +3676,8 @@
         <w:tblLook w:val="04A0" w:firstRow="1" w:lastRow="0" w:firstColumn="1" w:lastColumn="0" w:noHBand="0" w:noVBand="1"/>
       </w:tblPr>
       <w:tblGrid>
-        <w:gridCol w:w="5242"/>
-        <w:gridCol w:w="5214"/>
+        <w:gridCol w:w="2828"/>
+        <w:gridCol w:w="6017"/>
       </w:tblGrid>
       <w:tr>
         <w:trPr>
@@ -3646,7 +3685,7 @@
         </w:trPr>
         <w:tc>
           <w:tcPr>
-            <w:tcW w:w="11180" w:type="dxa"/>
+            <w:tcW w:w="0" w:type="auto"/>
             <w:vAlign w:val="center"/>
           </w:tcPr>
           <w:p>
@@ -3665,7 +3704,7 @@
         </w:tc>
         <w:tc>
           <w:tcPr>
-            <w:tcW w:w="11181" w:type="dxa"/>
+            <w:tcW w:w="0" w:type="auto"/>
             <w:vAlign w:val="center"/>
           </w:tcPr>
           <w:p>
@@ -3689,7 +3728,7 @@
         </w:trPr>
         <w:tc>
           <w:tcPr>
-            <w:tcW w:w="11180" w:type="dxa"/>
+            <w:tcW w:w="0" w:type="auto"/>
             <w:vAlign w:val="center"/>
           </w:tcPr>
           <w:p>
@@ -3708,7 +3747,7 @@
         </w:tc>
         <w:tc>
           <w:tcPr>
-            <w:tcW w:w="11181" w:type="dxa"/>
+            <w:tcW w:w="0" w:type="auto"/>
             <w:vAlign w:val="center"/>
           </w:tcPr>
           <w:p>
@@ -3725,7 +3764,7 @@
               <w:rPr>
                 <w:lang w:val="en-US"/>
               </w:rPr>
-              <w:t>endurance_e1e2</w:t>
+              <w:t>ENDURANCE_E1E2</w:t>
             </w:r>
             <w:r>
               <w:rPr>
@@ -3737,7 +3776,7 @@
               <w:rPr>
                 <w:lang w:val="en-US"/>
               </w:rPr>
-              <w:t>threshold_e3</w:t>
+              <w:t>THRESHOLD_E3</w:t>
             </w:r>
             <w:r>
               <w:rPr>
@@ -3745,19 +3784,17 @@
               </w:rPr>
               <w:t xml:space="preserve">, </w:t>
             </w:r>
-            <w:proofErr w:type="spellStart"/>
             <w:r>
               <w:rPr>
                 <w:lang w:val="en-US"/>
               </w:rPr>
-              <w:t>strength_hiit</w:t>
-            </w:r>
-            <w:proofErr w:type="spellEnd"/>
+              <w:t xml:space="preserve">STRENGTH_HIIT, </w:t>
+            </w:r>
             <w:r>
               <w:rPr>
                 <w:lang w:val="en-US"/>
               </w:rPr>
-              <w:t>, RECOVERY</w:t>
+              <w:t>RECOVERY</w:t>
             </w:r>
           </w:p>
         </w:tc>
@@ -3768,7 +3805,7 @@
         </w:trPr>
         <w:tc>
           <w:tcPr>
-            <w:tcW w:w="11180" w:type="dxa"/>
+            <w:tcW w:w="0" w:type="auto"/>
             <w:vAlign w:val="center"/>
           </w:tcPr>
           <w:p>
@@ -3787,7 +3824,7 @@
         </w:tc>
         <w:tc>
           <w:tcPr>
-            <w:tcW w:w="11181" w:type="dxa"/>
+            <w:tcW w:w="0" w:type="auto"/>
             <w:vAlign w:val="center"/>
           </w:tcPr>
           <w:p>
@@ -3815,7 +3852,7 @@
         </w:trPr>
         <w:tc>
           <w:tcPr>
-            <w:tcW w:w="11180" w:type="dxa"/>
+            <w:tcW w:w="0" w:type="auto"/>
             <w:vAlign w:val="center"/>
           </w:tcPr>
           <w:p>
@@ -3834,7 +3871,7 @@
         </w:tc>
         <w:tc>
           <w:tcPr>
-            <w:tcW w:w="11181" w:type="dxa"/>
+            <w:tcW w:w="0" w:type="auto"/>
             <w:vAlign w:val="center"/>
           </w:tcPr>
           <w:p>
@@ -3858,7 +3895,7 @@
         </w:trPr>
         <w:tc>
           <w:tcPr>
-            <w:tcW w:w="11180" w:type="dxa"/>
+            <w:tcW w:w="0" w:type="auto"/>
             <w:vAlign w:val="center"/>
           </w:tcPr>
           <w:p>
@@ -3877,7 +3914,7 @@
         </w:tc>
         <w:tc>
           <w:tcPr>
-            <w:tcW w:w="11181" w:type="dxa"/>
+            <w:tcW w:w="0" w:type="auto"/>
             <w:vAlign w:val="center"/>
           </w:tcPr>
           <w:p>
@@ -3934,7 +3971,23 @@
           <w:sz w:val="28"/>
           <w:szCs w:val="28"/>
         </w:rPr>
-        <w:t>. ДИАГРАММА КЛАССОВ (</w:t>
+        <w:t xml:space="preserve">. </w:t>
+      </w:r>
+      <w:r>
+        <w:rPr>
+          <w:rFonts w:ascii="Times New Roman" w:hAnsi="Times New Roman" w:cs="Times New Roman"/>
+          <w:sz w:val="28"/>
+          <w:szCs w:val="28"/>
+        </w:rPr>
+        <w:t>Диаграмма классов</w:t>
+      </w:r>
+      <w:r>
+        <w:rPr>
+          <w:rFonts w:ascii="Times New Roman" w:hAnsi="Times New Roman" w:cs="Times New Roman"/>
+          <w:sz w:val="28"/>
+          <w:szCs w:val="28"/>
+        </w:rPr>
+        <w:t xml:space="preserve"> (</w:t>
       </w:r>
       <w:r>
         <w:rPr>
@@ -3979,6 +4032,363 @@
           <w:szCs w:val="28"/>
         </w:rPr>
       </w:pPr>
+      <w:r>
+        <w:rPr>
+          <w:rFonts w:ascii="Times New Roman" w:hAnsi="Times New Roman" w:cs="Times New Roman"/>
+          <w:noProof/>
+          <w:sz w:val="28"/>
+          <w:szCs w:val="28"/>
+        </w:rPr>
+        <mc:AlternateContent>
+          <mc:Choice Requires="wps">
+            <w:drawing>
+              <wp:anchor distT="0" distB="0" distL="114300" distR="114300" simplePos="0" relativeHeight="251660288" behindDoc="0" locked="0" layoutInCell="1" allowOverlap="1" wp14:anchorId="535F56AD" wp14:editId="1371713F">
+                <wp:simplePos x="0" y="0"/>
+                <wp:positionH relativeFrom="column">
+                  <wp:posOffset>3247390</wp:posOffset>
+                </wp:positionH>
+                <wp:positionV relativeFrom="paragraph">
+                  <wp:posOffset>5460572</wp:posOffset>
+                </wp:positionV>
+                <wp:extent cx="970044" cy="175688"/>
+                <wp:effectExtent l="0" t="0" r="1905" b="0"/>
+                <wp:wrapNone/>
+                <wp:docPr id="9" name="Надпись 9"/>
+                <wp:cNvGraphicFramePr/>
+                <a:graphic xmlns:a="http://schemas.openxmlformats.org/drawingml/2006/main">
+                  <a:graphicData uri="http://schemas.microsoft.com/office/word/2010/wordprocessingShape">
+                    <wps:wsp>
+                      <wps:cNvSpPr txBox="1"/>
+                      <wps:spPr>
+                        <a:xfrm>
+                          <a:off x="0" y="0"/>
+                          <a:ext cx="970044" cy="175688"/>
+                        </a:xfrm>
+                        <a:prstGeom prst="rect">
+                          <a:avLst/>
+                        </a:prstGeom>
+                        <a:solidFill>
+                          <a:schemeClr val="lt1"/>
+                        </a:solidFill>
+                        <a:ln w="6350">
+                          <a:noFill/>
+                        </a:ln>
+                      </wps:spPr>
+                      <wps:txbx>
+                        <w:txbxContent>
+                          <w:p>
+                            <w:pPr>
+                              <w:spacing w:after="0" w:line="240" w:lineRule="auto"/>
+                              <w:rPr>
+                                <w:sz w:val="12"/>
+                                <w:szCs w:val="12"/>
+                                <w:lang w:val="en-US"/>
+                              </w:rPr>
+                            </w:pPr>
+                            <w:r>
+                              <w:rPr>
+                                <w:sz w:val="12"/>
+                                <w:szCs w:val="12"/>
+                                <w:lang w:val="en-US"/>
+                              </w:rPr>
+                              <w:t>INV: Confidence &gt;=</w:t>
+                            </w:r>
+                            <w:r>
+                              <w:rPr>
+                                <w:sz w:val="12"/>
+                                <w:szCs w:val="12"/>
+                                <w:lang w:val="en-US"/>
+                              </w:rPr>
+                              <w:t>0.95</w:t>
+                            </w:r>
+                          </w:p>
+                        </w:txbxContent>
+                      </wps:txbx>
+                      <wps:bodyPr rot="0" spcFirstLastPara="0" vertOverflow="overflow" horzOverflow="overflow" vert="horz" wrap="square" lIns="91440" tIns="45720" rIns="91440" bIns="45720" numCol="1" spcCol="0" rtlCol="0" fromWordArt="0" anchor="t" anchorCtr="0" forceAA="0" compatLnSpc="1">
+                        <a:prstTxWarp prst="textNoShape">
+                          <a:avLst/>
+                        </a:prstTxWarp>
+                        <a:noAutofit/>
+                      </wps:bodyPr>
+                    </wps:wsp>
+                  </a:graphicData>
+                </a:graphic>
+                <wp14:sizeRelH relativeFrom="margin">
+                  <wp14:pctWidth>0</wp14:pctWidth>
+                </wp14:sizeRelH>
+                <wp14:sizeRelV relativeFrom="margin">
+                  <wp14:pctHeight>0</wp14:pctHeight>
+                </wp14:sizeRelV>
+              </wp:anchor>
+            </w:drawing>
+          </mc:Choice>
+          <mc:Fallback>
+            <w:pict>
+              <v:shapetype w14:anchorId="535F56AD" id="_x0000_t202" coordsize="21600,21600" o:spt="202" path="m,l,21600r21600,l21600,xe">
+                <v:stroke joinstyle="miter"/>
+                <v:path gradientshapeok="t" o:connecttype="rect"/>
+              </v:shapetype>
+              <v:shape id="Надпись 9" o:spid="_x0000_s1026" type="#_x0000_t202" style="position:absolute;margin-left:255.7pt;margin-top:429.95pt;width:76.4pt;height:13.85pt;z-index:251660288;visibility:visible;mso-wrap-style:square;mso-width-percent:0;mso-height-percent:0;mso-wrap-distance-left:9pt;mso-wrap-distance-top:0;mso-wrap-distance-right:9pt;mso-wrap-distance-bottom:0;mso-position-horizontal:absolute;mso-position-horizontal-relative:text;mso-position-vertical:absolute;mso-position-vertical-relative:text;mso-width-percent:0;mso-height-percent:0;mso-width-relative:margin;mso-height-relative:margin;v-text-anchor:top" o:gfxdata="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" fillcolor="white [3201]" stroked="f" strokeweight=".5pt">
+                <v:textbox>
+                  <w:txbxContent>
+                    <w:p>
+                      <w:pPr>
+                        <w:spacing w:after="0" w:line="240" w:lineRule="auto"/>
+                        <w:rPr>
+                          <w:sz w:val="12"/>
+                          <w:szCs w:val="12"/>
+                          <w:lang w:val="en-US"/>
+                        </w:rPr>
+                      </w:pPr>
+                      <w:r>
+                        <w:rPr>
+                          <w:sz w:val="12"/>
+                          <w:szCs w:val="12"/>
+                          <w:lang w:val="en-US"/>
+                        </w:rPr>
+                        <w:t>INV: Confidence &gt;=</w:t>
+                      </w:r>
+                      <w:r>
+                        <w:rPr>
+                          <w:sz w:val="12"/>
+                          <w:szCs w:val="12"/>
+                          <w:lang w:val="en-US"/>
+                        </w:rPr>
+                        <w:t>0.95</w:t>
+                      </w:r>
+                    </w:p>
+                  </w:txbxContent>
+                </v:textbox>
+              </v:shape>
+            </w:pict>
+          </mc:Fallback>
+        </mc:AlternateContent>
+      </w:r>
+      <w:r>
+        <w:rPr>
+          <w:rFonts w:ascii="Times New Roman" w:hAnsi="Times New Roman" w:cs="Times New Roman"/>
+          <w:noProof/>
+          <w:sz w:val="28"/>
+          <w:szCs w:val="28"/>
+        </w:rPr>
+        <mc:AlternateContent>
+          <mc:Choice Requires="wps">
+            <w:drawing>
+              <wp:anchor distT="0" distB="0" distL="114300" distR="114300" simplePos="0" relativeHeight="251659264" behindDoc="0" locked="0" layoutInCell="1" allowOverlap="1" wp14:anchorId="2C3FC220" wp14:editId="0EA5BFEF">
+                <wp:simplePos x="0" y="0"/>
+                <wp:positionH relativeFrom="margin">
+                  <wp:align>left</wp:align>
+                </wp:positionH>
+                <wp:positionV relativeFrom="paragraph">
+                  <wp:posOffset>378019</wp:posOffset>
+                </wp:positionV>
+                <wp:extent cx="732882" cy="689771"/>
+                <wp:effectExtent l="0" t="0" r="10160" b="15240"/>
+                <wp:wrapNone/>
+                <wp:docPr id="7" name="Надпись 7"/>
+                <wp:cNvGraphicFramePr/>
+                <a:graphic xmlns:a="http://schemas.openxmlformats.org/drawingml/2006/main">
+                  <a:graphicData uri="http://schemas.microsoft.com/office/word/2010/wordprocessingShape">
+                    <wps:wsp>
+                      <wps:cNvSpPr txBox="1"/>
+                      <wps:spPr>
+                        <a:xfrm>
+                          <a:off x="0" y="0"/>
+                          <a:ext cx="732882" cy="689771"/>
+                        </a:xfrm>
+                        <a:prstGeom prst="rect">
+                          <a:avLst/>
+                        </a:prstGeom>
+                        <a:solidFill>
+                          <a:schemeClr val="lt1"/>
+                        </a:solidFill>
+                        <a:ln w="6350">
+                          <a:solidFill>
+                            <a:prstClr val="black"/>
+                          </a:solidFill>
+                        </a:ln>
+                      </wps:spPr>
+                      <wps:txbx>
+                        <w:txbxContent>
+                          <w:p>
+                            <w:pPr>
+                              <w:spacing w:after="0" w:line="360" w:lineRule="auto"/>
+                              <w:rPr>
+                                <w:sz w:val="10"/>
+                                <w:szCs w:val="10"/>
+                                <w:lang w:val="en-US"/>
+                              </w:rPr>
+                            </w:pPr>
+                            <w:r>
+                              <w:rPr>
+                                <w:sz w:val="10"/>
+                                <w:szCs w:val="10"/>
+                                <w:lang w:val="en-US"/>
+                              </w:rPr>
+                              <w:t>ENDURANCE_E1E2</w:t>
+                            </w:r>
+                          </w:p>
+                          <w:p>
+                            <w:pPr>
+                              <w:spacing w:after="0" w:line="360" w:lineRule="auto"/>
+                              <w:rPr>
+                                <w:sz w:val="10"/>
+                                <w:szCs w:val="10"/>
+                                <w:lang w:val="en-US"/>
+                              </w:rPr>
+                            </w:pPr>
+                            <w:r>
+                              <w:rPr>
+                                <w:sz w:val="10"/>
+                                <w:szCs w:val="10"/>
+                                <w:lang w:val="en-US"/>
+                              </w:rPr>
+                              <w:t>THRESHOLD_E3</w:t>
+                            </w:r>
+                          </w:p>
+                          <w:p>
+                            <w:pPr>
+                              <w:spacing w:after="0" w:line="360" w:lineRule="auto"/>
+                              <w:rPr>
+                                <w:sz w:val="10"/>
+                                <w:szCs w:val="10"/>
+                                <w:lang w:val="en-US"/>
+                              </w:rPr>
+                            </w:pPr>
+                            <w:r>
+                              <w:rPr>
+                                <w:sz w:val="10"/>
+                                <w:szCs w:val="10"/>
+                                <w:lang w:val="en-US"/>
+                              </w:rPr>
+                              <w:t>STRENGTH_HIIT</w:t>
+                            </w:r>
+                          </w:p>
+                          <w:p>
+                            <w:pPr>
+                              <w:spacing w:after="0" w:line="360" w:lineRule="auto"/>
+                              <w:rPr>
+                                <w:rFonts w:ascii="Times New Roman" w:hAnsi="Times New Roman" w:cs="Times New Roman"/>
+                                <w:sz w:val="14"/>
+                                <w:szCs w:val="14"/>
+                                <w:lang w:val="en-US"/>
+                              </w:rPr>
+                            </w:pPr>
+                            <w:r>
+                              <w:rPr>
+                                <w:sz w:val="10"/>
+                                <w:szCs w:val="10"/>
+                                <w:lang w:val="en-US"/>
+                              </w:rPr>
+                              <w:t>RECOVERY</w:t>
+                            </w:r>
+                          </w:p>
+                        </w:txbxContent>
+                      </wps:txbx>
+                      <wps:bodyPr rot="0" spcFirstLastPara="0" vertOverflow="overflow" horzOverflow="overflow" vert="horz" wrap="square" lIns="91440" tIns="45720" rIns="91440" bIns="45720" numCol="1" spcCol="0" rtlCol="0" fromWordArt="0" anchor="t" anchorCtr="0" forceAA="0" compatLnSpc="1">
+                        <a:prstTxWarp prst="textNoShape">
+                          <a:avLst/>
+                        </a:prstTxWarp>
+                        <a:noAutofit/>
+                      </wps:bodyPr>
+                    </wps:wsp>
+                  </a:graphicData>
+                </a:graphic>
+                <wp14:sizeRelH relativeFrom="margin">
+                  <wp14:pctWidth>0</wp14:pctWidth>
+                </wp14:sizeRelH>
+                <wp14:sizeRelV relativeFrom="margin">
+                  <wp14:pctHeight>0</wp14:pctHeight>
+                </wp14:sizeRelV>
+              </wp:anchor>
+            </w:drawing>
+          </mc:Choice>
+          <mc:Fallback>
+            <w:pict>
+              <v:shape w14:anchorId="2C3FC220" id="Надпись 7" o:spid="_x0000_s1027" type="#_x0000_t202" style="position:absolute;margin-left:0;margin-top:29.75pt;width:57.7pt;height:54.3pt;z-index:251659264;visibility:visible;mso-wrap-style:square;mso-width-percent:0;mso-height-percent:0;mso-wrap-distance-left:9pt;mso-wrap-distance-top:0;mso-wrap-distance-right:9pt;mso-wrap-distance-bottom:0;mso-position-horizontal:left;mso-position-horizontal-relative:margin;mso-position-vertical:absolute;mso-position-vertical-relative:text;mso-width-percent:0;mso-height-percent:0;mso-width-relative:margin;mso-height-relative:margin;v-text-anchor:top" o:gfxdata="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" fillcolor="white [3201]" strokeweight=".5pt">
+                <v:textbox>
+                  <w:txbxContent>
+                    <w:p>
+                      <w:pPr>
+                        <w:spacing w:after="0" w:line="360" w:lineRule="auto"/>
+                        <w:rPr>
+                          <w:sz w:val="10"/>
+                          <w:szCs w:val="10"/>
+                          <w:lang w:val="en-US"/>
+                        </w:rPr>
+                      </w:pPr>
+                      <w:r>
+                        <w:rPr>
+                          <w:sz w:val="10"/>
+                          <w:szCs w:val="10"/>
+                          <w:lang w:val="en-US"/>
+                        </w:rPr>
+                        <w:t>ENDURANCE_E1E2</w:t>
+                      </w:r>
+                    </w:p>
+                    <w:p>
+                      <w:pPr>
+                        <w:spacing w:after="0" w:line="360" w:lineRule="auto"/>
+                        <w:rPr>
+                          <w:sz w:val="10"/>
+                          <w:szCs w:val="10"/>
+                          <w:lang w:val="en-US"/>
+                        </w:rPr>
+                      </w:pPr>
+                      <w:r>
+                        <w:rPr>
+                          <w:sz w:val="10"/>
+                          <w:szCs w:val="10"/>
+                          <w:lang w:val="en-US"/>
+                        </w:rPr>
+                        <w:t>THRESHOLD_E3</w:t>
+                      </w:r>
+                    </w:p>
+                    <w:p>
+                      <w:pPr>
+                        <w:spacing w:after="0" w:line="360" w:lineRule="auto"/>
+                        <w:rPr>
+                          <w:sz w:val="10"/>
+                          <w:szCs w:val="10"/>
+                          <w:lang w:val="en-US"/>
+                        </w:rPr>
+                      </w:pPr>
+                      <w:r>
+                        <w:rPr>
+                          <w:sz w:val="10"/>
+                          <w:szCs w:val="10"/>
+                          <w:lang w:val="en-US"/>
+                        </w:rPr>
+                        <w:t>STRENGTH_HIIT</w:t>
+                      </w:r>
+                    </w:p>
+                    <w:p>
+                      <w:pPr>
+                        <w:spacing w:after="0" w:line="360" w:lineRule="auto"/>
+                        <w:rPr>
+                          <w:rFonts w:ascii="Times New Roman" w:hAnsi="Times New Roman" w:cs="Times New Roman"/>
+                          <w:sz w:val="14"/>
+                          <w:szCs w:val="14"/>
+                          <w:lang w:val="en-US"/>
+                        </w:rPr>
+                      </w:pPr>
+                      <w:r>
+                        <w:rPr>
+                          <w:sz w:val="10"/>
+                          <w:szCs w:val="10"/>
+                          <w:lang w:val="en-US"/>
+                        </w:rPr>
+                        <w:t>RECOVERY</w:t>
+                      </w:r>
+                    </w:p>
+                  </w:txbxContent>
+                </v:textbox>
+                <w10:wrap anchorx="margin"/>
+              </v:shape>
+            </w:pict>
+          </mc:Fallback>
+        </mc:AlternateContent>
+      </w:r>
       <w:r>
         <w:rPr>
           <w:rFonts w:ascii="Times New Roman" w:hAnsi="Times New Roman" w:cs="Times New Roman"/>
@@ -4426,98 +4836,6 @@
               </w:rPr>
             </w:pPr>
             <w:r>
-              <w:t>INV-4</w:t>
-            </w:r>
-          </w:p>
-        </w:tc>
-        <w:tc>
-          <w:tcPr>
-            <w:tcW w:w="4107" w:type="dxa"/>
-          </w:tcPr>
-          <w:p>
-            <w:pPr>
-              <w:jc w:val="center"/>
-              <w:rPr>
-                <w:rFonts w:ascii="Times New Roman" w:hAnsi="Times New Roman" w:cs="Times New Roman"/>
-                <w:sz w:val="28"/>
-                <w:szCs w:val="28"/>
-              </w:rPr>
-            </w:pPr>
-            <w:r>
-              <w:t>Программа не активируется без 7 дней биометрии</w:t>
-            </w:r>
-          </w:p>
-        </w:tc>
-        <w:tc>
-          <w:tcPr>
-            <w:tcW w:w="0" w:type="auto"/>
-          </w:tcPr>
-          <w:p>
-            <w:pPr>
-              <w:jc w:val="center"/>
-              <w:rPr>
-                <w:rFonts w:ascii="Times New Roman" w:hAnsi="Times New Roman" w:cs="Times New Roman"/>
-                <w:sz w:val="28"/>
-                <w:szCs w:val="28"/>
-                <w:lang w:val="en-US"/>
-              </w:rPr>
-            </w:pPr>
-            <w:r>
-              <w:t xml:space="preserve">Domain </w:t>
-            </w:r>
-            <w:proofErr w:type="spellStart"/>
-            <w:r>
-              <w:t>service</w:t>
-            </w:r>
-            <w:proofErr w:type="spellEnd"/>
-          </w:p>
-        </w:tc>
-        <w:tc>
-          <w:tcPr>
-            <w:tcW w:w="0" w:type="auto"/>
-          </w:tcPr>
-          <w:p>
-            <w:pPr>
-              <w:jc w:val="center"/>
-              <w:rPr>
-                <w:rFonts w:ascii="Times New Roman" w:hAnsi="Times New Roman" w:cs="Times New Roman"/>
-                <w:sz w:val="28"/>
-                <w:szCs w:val="28"/>
-                <w:lang w:val="en-US"/>
-              </w:rPr>
-            </w:pPr>
-            <w:proofErr w:type="spellStart"/>
-            <w:r>
-              <w:t>Integration</w:t>
-            </w:r>
-            <w:proofErr w:type="spellEnd"/>
-            <w:r>
-              <w:t xml:space="preserve"> </w:t>
-            </w:r>
-            <w:proofErr w:type="spellStart"/>
-            <w:r>
-              <w:t>test</w:t>
-            </w:r>
-            <w:proofErr w:type="spellEnd"/>
-          </w:p>
-        </w:tc>
-      </w:tr>
-      <w:tr>
-        <w:tc>
-          <w:tcPr>
-            <w:tcW w:w="993" w:type="dxa"/>
-          </w:tcPr>
-          <w:p>
-            <w:pPr>
-              <w:jc w:val="center"/>
-              <w:rPr>
-                <w:rFonts w:ascii="Times New Roman" w:hAnsi="Times New Roman" w:cs="Times New Roman"/>
-                <w:sz w:val="28"/>
-                <w:szCs w:val="28"/>
-                <w:lang w:val="en-US"/>
-              </w:rPr>
-            </w:pPr>
-            <w:r>
               <w:t>INV-5</w:t>
             </w:r>
           </w:p>
@@ -4931,7 +5249,15 @@
           <w:sz w:val="28"/>
           <w:szCs w:val="28"/>
         </w:rPr>
-        <w:t>. ДИАГРАММА ПАКЕТОВ</w:t>
+        <w:t xml:space="preserve">. </w:t>
+      </w:r>
+      <w:r>
+        <w:rPr>
+          <w:rFonts w:ascii="Times New Roman" w:hAnsi="Times New Roman" w:cs="Times New Roman"/>
+          <w:sz w:val="28"/>
+          <w:szCs w:val="28"/>
+        </w:rPr>
+        <w:t>Диаграмма пакетов</w:t>
       </w:r>
       <w:r>
         <w:rPr>
@@ -5372,17 +5698,22 @@
       <w:tblPr>
         <w:tblStyle w:val="a4"/>
         <w:tblW w:w="0" w:type="auto"/>
+        <w:jc w:val="center"/>
         <w:tblLook w:val="04A0" w:firstRow="1" w:lastRow="0" w:firstColumn="1" w:lastColumn="0" w:noHBand="0" w:noVBand="1"/>
       </w:tblPr>
       <w:tblGrid>
-        <w:gridCol w:w="4385"/>
-        <w:gridCol w:w="2406"/>
-        <w:gridCol w:w="2244"/>
+        <w:gridCol w:w="4180"/>
+        <w:gridCol w:w="4074"/>
+        <w:gridCol w:w="2202"/>
       </w:tblGrid>
       <w:tr>
-        <w:tc>
-          <w:tcPr>
-            <w:tcW w:w="0" w:type="auto"/>
+        <w:trPr>
+          <w:jc w:val="center"/>
+        </w:trPr>
+        <w:tc>
+          <w:tcPr>
+            <w:tcW w:w="0" w:type="auto"/>
+            <w:vAlign w:val="center"/>
           </w:tcPr>
           <w:p>
             <w:pPr>
@@ -5403,7 +5734,8 @@
         </w:tc>
         <w:tc>
           <w:tcPr>
-            <w:tcW w:w="2406" w:type="dxa"/>
+            <w:tcW w:w="0" w:type="auto"/>
+            <w:vAlign w:val="center"/>
           </w:tcPr>
           <w:p>
             <w:pPr>
@@ -5425,6 +5757,7 @@
         <w:tc>
           <w:tcPr>
             <w:tcW w:w="0" w:type="auto"/>
+            <w:vAlign w:val="center"/>
           </w:tcPr>
           <w:p>
             <w:pPr>
@@ -5445,9 +5778,13 @@
         </w:tc>
       </w:tr>
       <w:tr>
-        <w:tc>
-          <w:tcPr>
-            <w:tcW w:w="0" w:type="auto"/>
+        <w:trPr>
+          <w:jc w:val="center"/>
+        </w:trPr>
+        <w:tc>
+          <w:tcPr>
+            <w:tcW w:w="0" w:type="auto"/>
+            <w:vAlign w:val="center"/>
           </w:tcPr>
           <w:p>
             <w:pPr>
@@ -5465,7 +5802,8 @@
         </w:tc>
         <w:tc>
           <w:tcPr>
-            <w:tcW w:w="2406" w:type="dxa"/>
+            <w:tcW w:w="0" w:type="auto"/>
+            <w:vAlign w:val="center"/>
           </w:tcPr>
           <w:p>
             <w:pPr>
@@ -5495,6 +5833,7 @@
         <w:tc>
           <w:tcPr>
             <w:tcW w:w="0" w:type="auto"/>
+            <w:vAlign w:val="center"/>
           </w:tcPr>
           <w:p>
             <w:pPr>
@@ -5512,9 +5851,13 @@
         </w:tc>
       </w:tr>
       <w:tr>
-        <w:tc>
-          <w:tcPr>
-            <w:tcW w:w="0" w:type="auto"/>
+        <w:trPr>
+          <w:jc w:val="center"/>
+        </w:trPr>
+        <w:tc>
+          <w:tcPr>
+            <w:tcW w:w="0" w:type="auto"/>
+            <w:vAlign w:val="center"/>
           </w:tcPr>
           <w:p>
             <w:pPr>
@@ -5527,23 +5870,33 @@
               </w:rPr>
             </w:pPr>
             <w:r>
-              <w:t>Классификация состояния с точностью ≥80%</w:t>
-            </w:r>
-          </w:p>
-        </w:tc>
-        <w:tc>
-          <w:tcPr>
-            <w:tcW w:w="2406" w:type="dxa"/>
-          </w:tcPr>
-          <w:p>
-            <w:pPr>
-              <w:jc w:val="center"/>
-              <w:rPr>
-                <w:rFonts w:ascii="Times New Roman" w:hAnsi="Times New Roman" w:cs="Times New Roman"/>
-                <w:sz w:val="28"/>
-                <w:szCs w:val="28"/>
+              <w:t>Классификация состояния с точностью ≥</w:t>
+            </w:r>
+            <w:r>
+              <w:rPr>
                 <w:lang w:val="en-US"/>
               </w:rPr>
+              <w:t>95</w:t>
+            </w:r>
+            <w:r>
+              <w:t>%</w:t>
+            </w:r>
+          </w:p>
+        </w:tc>
+        <w:tc>
+          <w:tcPr>
+            <w:tcW w:w="0" w:type="auto"/>
+            <w:vAlign w:val="center"/>
+          </w:tcPr>
+          <w:p>
+            <w:pPr>
+              <w:jc w:val="center"/>
+              <w:rPr>
+                <w:rFonts w:ascii="Times New Roman" w:hAnsi="Times New Roman" w:cs="Times New Roman"/>
+                <w:sz w:val="28"/>
+                <w:szCs w:val="28"/>
+                <w:lang w:val="en-US"/>
+              </w:rPr>
             </w:pPr>
             <w:proofErr w:type="spellStart"/>
             <w:r>
@@ -5563,6 +5916,7 @@
         <w:tc>
           <w:tcPr>
             <w:tcW w:w="0" w:type="auto"/>
+            <w:vAlign w:val="center"/>
           </w:tcPr>
           <w:p>
             <w:pPr>
@@ -5599,9 +5953,13 @@
         </w:tc>
       </w:tr>
       <w:tr>
-        <w:tc>
-          <w:tcPr>
-            <w:tcW w:w="0" w:type="auto"/>
+        <w:trPr>
+          <w:jc w:val="center"/>
+        </w:trPr>
+        <w:tc>
+          <w:tcPr>
+            <w:tcW w:w="0" w:type="auto"/>
+            <w:vAlign w:val="center"/>
           </w:tcPr>
           <w:p>
             <w:pPr>
@@ -5620,7 +5978,8 @@
         </w:tc>
         <w:tc>
           <w:tcPr>
-            <w:tcW w:w="2406" w:type="dxa"/>
+            <w:tcW w:w="0" w:type="auto"/>
+            <w:vAlign w:val="center"/>
           </w:tcPr>
           <w:p>
             <w:pPr>
@@ -5645,6 +6004,7 @@
         <w:tc>
           <w:tcPr>
             <w:tcW w:w="0" w:type="auto"/>
+            <w:vAlign w:val="center"/>
           </w:tcPr>
           <w:p>
             <w:pPr>
@@ -5674,9 +6034,13 @@
         </w:tc>
       </w:tr>
       <w:tr>
-        <w:tc>
-          <w:tcPr>
-            <w:tcW w:w="0" w:type="auto"/>
+        <w:trPr>
+          <w:jc w:val="center"/>
+        </w:trPr>
+        <w:tc>
+          <w:tcPr>
+            <w:tcW w:w="0" w:type="auto"/>
+            <w:vAlign w:val="center"/>
           </w:tcPr>
           <w:p>
             <w:pPr>
@@ -5695,7 +6059,8 @@
         </w:tc>
         <w:tc>
           <w:tcPr>
-            <w:tcW w:w="2406" w:type="dxa"/>
+            <w:tcW w:w="0" w:type="auto"/>
+            <w:vAlign w:val="center"/>
           </w:tcPr>
           <w:p>
             <w:pPr>
@@ -5720,6 +6085,7 @@
         <w:tc>
           <w:tcPr>
             <w:tcW w:w="0" w:type="auto"/>
+            <w:vAlign w:val="center"/>
           </w:tcPr>
           <w:p>
             <w:pPr>
@@ -5748,9 +6114,13 @@
         </w:tc>
       </w:tr>
       <w:tr>
-        <w:tc>
-          <w:tcPr>
-            <w:tcW w:w="0" w:type="auto"/>
+        <w:trPr>
+          <w:jc w:val="center"/>
+        </w:trPr>
+        <w:tc>
+          <w:tcPr>
+            <w:tcW w:w="0" w:type="auto"/>
+            <w:vAlign w:val="center"/>
           </w:tcPr>
           <w:p>
             <w:pPr>
@@ -5769,7 +6139,8 @@
         </w:tc>
         <w:tc>
           <w:tcPr>
-            <w:tcW w:w="2406" w:type="dxa"/>
+            <w:tcW w:w="0" w:type="auto"/>
+            <w:vAlign w:val="center"/>
           </w:tcPr>
           <w:p>
             <w:pPr>
@@ -5797,6 +6168,7 @@
         <w:tc>
           <w:tcPr>
             <w:tcW w:w="0" w:type="auto"/>
+            <w:vAlign w:val="center"/>
           </w:tcPr>
           <w:p>
             <w:pPr>
@@ -6472,13 +6844,23 @@
         </w:rPr>
         <w:t xml:space="preserve">. </w:t>
       </w:r>
-      <w:r>
-        <w:rPr>
-          <w:rFonts w:ascii="Times New Roman" w:hAnsi="Times New Roman" w:cs="Times New Roman"/>
-          <w:sz w:val="28"/>
-          <w:szCs w:val="28"/>
-        </w:rPr>
-        <w:t>Диаграмма кооперации для SC‑01 (синхронизация биометрии)</w:t>
+      <w:bookmarkStart w:id="0" w:name="_Hlk226116962"/>
+      <w:r>
+        <w:rPr>
+          <w:rFonts w:ascii="Times New Roman" w:hAnsi="Times New Roman" w:cs="Times New Roman"/>
+          <w:sz w:val="28"/>
+          <w:szCs w:val="28"/>
+        </w:rPr>
+        <w:t>Диаграмма кооперации для SC‑01 (</w:t>
+      </w:r>
+      <w:bookmarkEnd w:id="0"/>
+      <w:r>
+        <w:rPr>
+          <w:rFonts w:ascii="Times New Roman" w:hAnsi="Times New Roman" w:cs="Times New Roman"/>
+          <w:sz w:val="28"/>
+          <w:szCs w:val="28"/>
+        </w:rPr>
+        <w:t>синхронизация биометрии)</w:t>
       </w:r>
     </w:p>
     <w:p>
@@ -6503,9 +6885,9 @@
           <w:szCs w:val="28"/>
         </w:rPr>
         <w:drawing>
-          <wp:inline distT="0" distB="0" distL="0" distR="0" wp14:anchorId="204839A2" wp14:editId="383C0CCA">
-            <wp:extent cx="14189075" cy="8040370"/>
-            <wp:effectExtent l="0" t="0" r="3175" b="0"/>
+          <wp:inline distT="0" distB="0" distL="0" distR="0" wp14:anchorId="204839A2" wp14:editId="6E93F753">
+            <wp:extent cx="14475085" cy="8202440"/>
+            <wp:effectExtent l="0" t="0" r="3175" b="8255"/>
             <wp:docPr id="4" name="Рисунок 4"/>
             <wp:cNvGraphicFramePr>
               <a:graphicFrameLocks xmlns:a="http://schemas.openxmlformats.org/drawingml/2006/main" noChangeAspect="1"/>
@@ -6535,7 +6917,7 @@
                   <pic:spPr bwMode="auto">
                     <a:xfrm>
                       <a:off x="0" y="0"/>
-                      <a:ext cx="14189075" cy="8040370"/>
+                      <a:ext cx="14481115" cy="8205857"/>
                     </a:xfrm>
                     <a:prstGeom prst="rect">
                       <a:avLst/>
@@ -6583,44 +6965,77 @@
           <w:sz w:val="28"/>
           <w:szCs w:val="28"/>
         </w:rPr>
-        <w:t>: Генерация программы</w:t>
+        <w:t xml:space="preserve">: </w:t>
+      </w:r>
+      <w:r>
+        <w:rPr>
+          <w:rFonts w:ascii="Times New Roman" w:hAnsi="Times New Roman" w:cs="Times New Roman"/>
+          <w:sz w:val="28"/>
+          <w:szCs w:val="28"/>
+        </w:rPr>
+        <w:t>Диаграмма кооперации для SC‑0</w:t>
+      </w:r>
+      <w:r>
+        <w:rPr>
+          <w:rFonts w:ascii="Times New Roman" w:hAnsi="Times New Roman" w:cs="Times New Roman"/>
+          <w:sz w:val="28"/>
+          <w:szCs w:val="28"/>
+        </w:rPr>
+        <w:t>2</w:t>
+      </w:r>
+      <w:r>
+        <w:rPr>
+          <w:rFonts w:ascii="Times New Roman" w:hAnsi="Times New Roman" w:cs="Times New Roman"/>
+          <w:sz w:val="28"/>
+          <w:szCs w:val="28"/>
+        </w:rPr>
+        <w:t xml:space="preserve"> (</w:t>
+      </w:r>
+      <w:r>
+        <w:rPr>
+          <w:rFonts w:ascii="Times New Roman" w:hAnsi="Times New Roman" w:cs="Times New Roman"/>
+          <w:sz w:val="28"/>
+          <w:szCs w:val="28"/>
+        </w:rPr>
+        <w:t>г</w:t>
+      </w:r>
+      <w:r>
+        <w:rPr>
+          <w:rFonts w:ascii="Times New Roman" w:hAnsi="Times New Roman" w:cs="Times New Roman"/>
+          <w:sz w:val="28"/>
+          <w:szCs w:val="28"/>
+        </w:rPr>
+        <w:t>енерация программы</w:t>
+      </w:r>
+      <w:r>
+        <w:rPr>
+          <w:rFonts w:ascii="Times New Roman" w:hAnsi="Times New Roman" w:cs="Times New Roman"/>
+          <w:sz w:val="28"/>
+          <w:szCs w:val="28"/>
+        </w:rPr>
+        <w:t>)</w:t>
       </w:r>
     </w:p>
     <w:p>
       <w:pPr>
+        <w:spacing w:after="0" w:line="240" w:lineRule="auto"/>
+        <w:rPr>
+          <w:rFonts w:ascii="Times New Roman" w:hAnsi="Times New Roman" w:cs="Times New Roman"/>
+          <w:sz w:val="28"/>
+          <w:szCs w:val="28"/>
+        </w:rPr>
+      </w:pPr>
+      <w:r>
         <w:rPr>
           <w:rFonts w:ascii="Times New Roman" w:hAnsi="Times New Roman" w:cs="Times New Roman"/>
           <w:noProof/>
           <w:sz w:val="28"/>
           <w:szCs w:val="28"/>
         </w:rPr>
-      </w:pPr>
-    </w:p>
-    <w:p>
-      <w:pPr>
-        <w:rPr>
-          <w:rFonts w:ascii="Times New Roman" w:hAnsi="Times New Roman" w:cs="Times New Roman"/>
-          <w:sz w:val="28"/>
-          <w:szCs w:val="28"/>
-        </w:rPr>
-        <w:sectPr>
-          <w:pgSz w:w="23811" w:h="16838" w:orient="landscape" w:code="8"/>
-          <w:pgMar w:top="720" w:right="720" w:bottom="720" w:left="720" w:header="708" w:footer="708" w:gutter="0"/>
-          <w:cols w:space="708"/>
-          <w:docGrid w:linePitch="360"/>
-        </w:sectPr>
-      </w:pPr>
-      <w:r>
-        <w:rPr>
-          <w:rFonts w:ascii="Times New Roman" w:hAnsi="Times New Roman" w:cs="Times New Roman"/>
-          <w:noProof/>
-          <w:sz w:val="28"/>
-          <w:szCs w:val="28"/>
-        </w:rPr>
         <w:drawing>
-          <wp:inline distT="0" distB="0" distL="0" distR="0" wp14:anchorId="7146A703" wp14:editId="4AE4E859">
-            <wp:extent cx="10579100" cy="7213600"/>
-            <wp:effectExtent l="0" t="0" r="0" b="6350"/>
+          <wp:inline distT="0" distB="0" distL="0" distR="0" wp14:anchorId="7146A703" wp14:editId="0ACEAC50">
+            <wp:extent cx="13308607" cy="2052084"/>
+            <wp:effectExtent l="0" t="0" r="0" b="5715"/>
             <wp:docPr id="5" name="Рисунок 5"/>
             <wp:cNvGraphicFramePr>
               <a:graphicFrameLocks xmlns:a="http://schemas.openxmlformats.org/drawingml/2006/main" noChangeAspect="1"/>
@@ -6634,7 +7049,7 @@
                       <a:picLocks noChangeAspect="1" noChangeArrowheads="1"/>
                     </pic:cNvPicPr>
                   </pic:nvPicPr>
-                  <pic:blipFill>
+                  <pic:blipFill rotWithShape="1">
                     <a:blip r:embed="rId9" cstate="print">
                       <a:extLst>
                         <a:ext uri="{28A0092B-C50C-407E-A947-70E740481C1C}">
@@ -6642,15 +7057,13 @@
                         </a:ext>
                       </a:extLst>
                     </a:blip>
-                    <a:srcRect/>
-                    <a:stretch>
-                      <a:fillRect/>
-                    </a:stretch>
+                    <a:srcRect b="77387"/>
+                    <a:stretch/>
                   </pic:blipFill>
                   <pic:spPr bwMode="auto">
                     <a:xfrm>
                       <a:off x="0" y="0"/>
-                      <a:ext cx="10579100" cy="7213600"/>
+                      <a:ext cx="13332077" cy="2055703"/>
                     </a:xfrm>
                     <a:prstGeom prst="rect">
                       <a:avLst/>
@@ -6659,6 +7072,11 @@
                     <a:ln>
                       <a:noFill/>
                     </a:ln>
+                    <a:extLst>
+                      <a:ext uri="{53640926-AAD7-44D8-BBD7-CCE9431645EC}">
+                        <a14:shadowObscured xmlns:a14="http://schemas.microsoft.com/office/drawing/2010/main"/>
+                      </a:ext>
+                    </a:extLst>
                   </pic:spPr>
                 </pic:pic>
               </a:graphicData>
@@ -6669,58 +7087,7 @@
     </w:p>
     <w:p>
       <w:pPr>
-        <w:rPr>
-          <w:rFonts w:ascii="Times New Roman" w:hAnsi="Times New Roman" w:cs="Times New Roman"/>
-          <w:sz w:val="28"/>
-          <w:szCs w:val="28"/>
-        </w:rPr>
-      </w:pPr>
-      <w:r>
-        <w:rPr>
-          <w:rFonts w:ascii="Times New Roman" w:hAnsi="Times New Roman" w:cs="Times New Roman"/>
-          <w:sz w:val="28"/>
-          <w:szCs w:val="28"/>
-        </w:rPr>
-        <w:lastRenderedPageBreak/>
-        <w:t xml:space="preserve">Сценарий </w:t>
-      </w:r>
-      <w:r>
-        <w:rPr>
-          <w:rFonts w:ascii="Times New Roman" w:hAnsi="Times New Roman" w:cs="Times New Roman"/>
-          <w:sz w:val="28"/>
-          <w:szCs w:val="28"/>
-        </w:rPr>
-        <w:t>3</w:t>
-      </w:r>
-      <w:r>
-        <w:rPr>
-          <w:rFonts w:ascii="Times New Roman" w:hAnsi="Times New Roman" w:cs="Times New Roman"/>
-          <w:sz w:val="28"/>
-          <w:szCs w:val="28"/>
-        </w:rPr>
-        <w:t xml:space="preserve">: </w:t>
-      </w:r>
-      <w:r>
-        <w:rPr>
-          <w:rFonts w:ascii="Times New Roman" w:hAnsi="Times New Roman" w:cs="Times New Roman"/>
-          <w:sz w:val="28"/>
-          <w:szCs w:val="28"/>
-        </w:rPr>
-        <w:t>Редактирование программы</w:t>
-      </w:r>
-    </w:p>
-    <w:p>
-      <w:pPr>
-        <w:rPr>
-          <w:rFonts w:ascii="Times New Roman" w:hAnsi="Times New Roman" w:cs="Times New Roman"/>
-          <w:noProof/>
-          <w:sz w:val="28"/>
-          <w:szCs w:val="28"/>
-        </w:rPr>
-      </w:pPr>
-    </w:p>
-    <w:p>
-      <w:pPr>
+        <w:spacing w:after="0" w:line="240" w:lineRule="auto"/>
         <w:rPr>
           <w:rFonts w:ascii="Times New Roman" w:hAnsi="Times New Roman" w:cs="Times New Roman"/>
           <w:sz w:val="28"/>
@@ -6741,9 +7108,165 @@
           <w:szCs w:val="28"/>
         </w:rPr>
         <w:drawing>
-          <wp:inline distT="0" distB="0" distL="0" distR="0" wp14:anchorId="7FBC4AFE" wp14:editId="03EED8C8">
-            <wp:extent cx="10731500" cy="6997700"/>
-            <wp:effectExtent l="0" t="0" r="0" b="0"/>
+          <wp:inline distT="0" distB="0" distL="0" distR="0" wp14:anchorId="3462FC1B" wp14:editId="28125876">
+            <wp:extent cx="13310235" cy="5418288"/>
+            <wp:effectExtent l="0" t="0" r="5715" b="0"/>
+            <wp:docPr id="8" name="Рисунок 8"/>
+            <wp:cNvGraphicFramePr>
+              <a:graphicFrameLocks xmlns:a="http://schemas.openxmlformats.org/drawingml/2006/main" noChangeAspect="1"/>
+            </wp:cNvGraphicFramePr>
+            <a:graphic xmlns:a="http://schemas.openxmlformats.org/drawingml/2006/main">
+              <a:graphicData uri="http://schemas.openxmlformats.org/drawingml/2006/picture">
+                <pic:pic xmlns:pic="http://schemas.openxmlformats.org/drawingml/2006/picture">
+                  <pic:nvPicPr>
+                    <pic:cNvPr id="0" name="Picture 3"/>
+                    <pic:cNvPicPr>
+                      <a:picLocks noChangeAspect="1" noChangeArrowheads="1"/>
+                    </pic:cNvPicPr>
+                  </pic:nvPicPr>
+                  <pic:blipFill rotWithShape="1">
+                    <a:blip r:embed="rId9" cstate="print">
+                      <a:extLst>
+                        <a:ext uri="{28A0092B-C50C-407E-A947-70E740481C1C}">
+                          <a14:useLocalDpi xmlns:a14="http://schemas.microsoft.com/office/drawing/2010/main" val="0"/>
+                        </a:ext>
+                      </a:extLst>
+                    </a:blip>
+                    <a:srcRect t="40300"/>
+                    <a:stretch/>
+                  </pic:blipFill>
+                  <pic:spPr bwMode="auto">
+                    <a:xfrm>
+                      <a:off x="0" y="0"/>
+                      <a:ext cx="13332077" cy="5427179"/>
+                    </a:xfrm>
+                    <a:prstGeom prst="rect">
+                      <a:avLst/>
+                    </a:prstGeom>
+                    <a:noFill/>
+                    <a:ln>
+                      <a:noFill/>
+                    </a:ln>
+                    <a:extLst>
+                      <a:ext uri="{53640926-AAD7-44D8-BBD7-CCE9431645EC}">
+                        <a14:shadowObscured xmlns:a14="http://schemas.microsoft.com/office/drawing/2010/main"/>
+                      </a:ext>
+                    </a:extLst>
+                  </pic:spPr>
+                </pic:pic>
+              </a:graphicData>
+            </a:graphic>
+          </wp:inline>
+        </w:drawing>
+      </w:r>
+    </w:p>
+    <w:p>
+      <w:pPr>
+        <w:rPr>
+          <w:rFonts w:ascii="Times New Roman" w:hAnsi="Times New Roman" w:cs="Times New Roman"/>
+          <w:sz w:val="28"/>
+          <w:szCs w:val="28"/>
+        </w:rPr>
+      </w:pPr>
+      <w:r>
+        <w:rPr>
+          <w:rFonts w:ascii="Times New Roman" w:hAnsi="Times New Roman" w:cs="Times New Roman"/>
+          <w:sz w:val="28"/>
+          <w:szCs w:val="28"/>
+        </w:rPr>
+        <w:lastRenderedPageBreak/>
+        <w:t xml:space="preserve">Сценарий </w:t>
+      </w:r>
+      <w:r>
+        <w:rPr>
+          <w:rFonts w:ascii="Times New Roman" w:hAnsi="Times New Roman" w:cs="Times New Roman"/>
+          <w:sz w:val="28"/>
+          <w:szCs w:val="28"/>
+        </w:rPr>
+        <w:t>3</w:t>
+      </w:r>
+      <w:r>
+        <w:rPr>
+          <w:rFonts w:ascii="Times New Roman" w:hAnsi="Times New Roman" w:cs="Times New Roman"/>
+          <w:sz w:val="28"/>
+          <w:szCs w:val="28"/>
+        </w:rPr>
+        <w:t xml:space="preserve">: </w:t>
+      </w:r>
+      <w:r>
+        <w:rPr>
+          <w:rFonts w:ascii="Times New Roman" w:hAnsi="Times New Roman" w:cs="Times New Roman"/>
+          <w:sz w:val="28"/>
+          <w:szCs w:val="28"/>
+        </w:rPr>
+        <w:t>Диаграмма кооперации для SC‑0</w:t>
+      </w:r>
+      <w:r>
+        <w:rPr>
+          <w:rFonts w:ascii="Times New Roman" w:hAnsi="Times New Roman" w:cs="Times New Roman"/>
+          <w:sz w:val="28"/>
+          <w:szCs w:val="28"/>
+        </w:rPr>
+        <w:t>3</w:t>
+      </w:r>
+      <w:r>
+        <w:rPr>
+          <w:rFonts w:ascii="Times New Roman" w:hAnsi="Times New Roman" w:cs="Times New Roman"/>
+          <w:sz w:val="28"/>
+          <w:szCs w:val="28"/>
+        </w:rPr>
+        <w:t xml:space="preserve"> (</w:t>
+      </w:r>
+      <w:r>
+        <w:rPr>
+          <w:rFonts w:ascii="Times New Roman" w:hAnsi="Times New Roman" w:cs="Times New Roman"/>
+          <w:sz w:val="28"/>
+          <w:szCs w:val="28"/>
+        </w:rPr>
+        <w:t>р</w:t>
+      </w:r>
+      <w:r>
+        <w:rPr>
+          <w:rFonts w:ascii="Times New Roman" w:hAnsi="Times New Roman" w:cs="Times New Roman"/>
+          <w:sz w:val="28"/>
+          <w:szCs w:val="28"/>
+        </w:rPr>
+        <w:t>едактирование программы</w:t>
+      </w:r>
+      <w:r>
+        <w:rPr>
+          <w:rFonts w:ascii="Times New Roman" w:hAnsi="Times New Roman" w:cs="Times New Roman"/>
+          <w:sz w:val="28"/>
+          <w:szCs w:val="28"/>
+        </w:rPr>
+        <w:t>)</w:t>
+      </w:r>
+    </w:p>
+    <w:p>
+      <w:pPr>
+        <w:rPr>
+          <w:rFonts w:ascii="Times New Roman" w:hAnsi="Times New Roman" w:cs="Times New Roman"/>
+          <w:sz w:val="28"/>
+          <w:szCs w:val="28"/>
+        </w:rPr>
+        <w:sectPr>
+          <w:pgSz w:w="23811" w:h="16838" w:orient="landscape" w:code="8"/>
+          <w:pgMar w:top="720" w:right="720" w:bottom="720" w:left="720" w:header="708" w:footer="708" w:gutter="0"/>
+          <w:cols w:space="708"/>
+          <w:docGrid w:linePitch="360"/>
+        </w:sectPr>
+      </w:pPr>
+      <w:r>
+        <w:rPr>
+          <w:rFonts w:ascii="Times New Roman" w:hAnsi="Times New Roman" w:cs="Times New Roman"/>
+          <w:noProof/>
+          <w:sz w:val="28"/>
+          <w:szCs w:val="28"/>
+        </w:rPr>
+        <w:drawing>
+          <wp:inline distT="0" distB="0" distL="0" distR="0" wp14:anchorId="7FBC4AFE" wp14:editId="2F527CDD">
+            <wp:extent cx="13951390" cy="9097297"/>
+            <wp:effectExtent l="0" t="0" r="0" b="8890"/>
             <wp:docPr id="6" name="Рисунок 6"/>
             <wp:cNvGraphicFramePr>
               <a:graphicFrameLocks xmlns:a="http://schemas.openxmlformats.org/drawingml/2006/main" noChangeAspect="1"/>
@@ -6773,7 +7296,7 @@
                   <pic:spPr bwMode="auto">
                     <a:xfrm>
                       <a:off x="0" y="0"/>
-                      <a:ext cx="10731500" cy="6997700"/>
+                      <a:ext cx="13979370" cy="9115542"/>
                     </a:xfrm>
                     <a:prstGeom prst="rect">
                       <a:avLst/>
@@ -6821,7 +7344,830 @@
           <w:sz w:val="28"/>
           <w:szCs w:val="28"/>
         </w:rPr>
-        <w:t>Таблица сообщений и контрактов (SC‑01)</w:t>
+        <w:t>Таблица сообщений и контрактов</w:t>
+      </w:r>
+    </w:p>
+    <w:p>
+      <w:pPr>
+        <w:rPr>
+          <w:rFonts w:ascii="Times New Roman" w:hAnsi="Times New Roman" w:cs="Times New Roman"/>
+          <w:sz w:val="28"/>
+          <w:szCs w:val="28"/>
+        </w:rPr>
+      </w:pPr>
+      <w:r>
+        <w:rPr>
+          <w:rFonts w:ascii="Times New Roman" w:hAnsi="Times New Roman" w:cs="Times New Roman"/>
+          <w:sz w:val="28"/>
+          <w:szCs w:val="28"/>
+        </w:rPr>
+        <w:t>SC‑01</w:t>
+      </w:r>
+    </w:p>
+    <w:tbl>
+      <w:tblPr>
+        <w:tblStyle w:val="a4"/>
+        <w:tblW w:w="10768" w:type="dxa"/>
+        <w:jc w:val="center"/>
+        <w:tblLayout w:type="fixed"/>
+        <w:tblLook w:val="04A0" w:firstRow="1" w:lastRow="0" w:firstColumn="1" w:lastColumn="0" w:noHBand="0" w:noVBand="1"/>
+      </w:tblPr>
+      <w:tblGrid>
+        <w:gridCol w:w="1928"/>
+        <w:gridCol w:w="2320"/>
+        <w:gridCol w:w="1701"/>
+        <w:gridCol w:w="1984"/>
+        <w:gridCol w:w="1985"/>
+        <w:gridCol w:w="850"/>
+      </w:tblGrid>
+      <w:tr>
+        <w:trPr>
+          <w:trHeight w:val="90"/>
+          <w:jc w:val="center"/>
+        </w:trPr>
+        <w:tc>
+          <w:tcPr>
+            <w:tcW w:w="1928" w:type="dxa"/>
+            <w:vAlign w:val="center"/>
+          </w:tcPr>
+          <w:p>
+            <w:pPr>
+              <w:jc w:val="center"/>
+              <w:rPr>
+                <w:rFonts w:ascii="Times New Roman" w:hAnsi="Times New Roman" w:cs="Times New Roman"/>
+                <w:b/>
+                <w:bCs/>
+                <w:sz w:val="28"/>
+                <w:szCs w:val="28"/>
+              </w:rPr>
+            </w:pPr>
+            <w:r>
+              <w:t>Сообщение</w:t>
+            </w:r>
+          </w:p>
+        </w:tc>
+        <w:tc>
+          <w:tcPr>
+            <w:tcW w:w="2320" w:type="dxa"/>
+            <w:vAlign w:val="center"/>
+          </w:tcPr>
+          <w:p>
+            <w:pPr>
+              <w:jc w:val="center"/>
+              <w:rPr>
+                <w:rFonts w:ascii="Times New Roman" w:hAnsi="Times New Roman" w:cs="Times New Roman"/>
+                <w:b/>
+                <w:bCs/>
+                <w:sz w:val="28"/>
+                <w:szCs w:val="28"/>
+              </w:rPr>
+            </w:pPr>
+            <w:r>
+              <w:t>Входные данные</w:t>
+            </w:r>
+          </w:p>
+        </w:tc>
+        <w:tc>
+          <w:tcPr>
+            <w:tcW w:w="1701" w:type="dxa"/>
+            <w:vAlign w:val="center"/>
+          </w:tcPr>
+          <w:p>
+            <w:pPr>
+              <w:jc w:val="center"/>
+              <w:rPr>
+                <w:rFonts w:ascii="Times New Roman" w:hAnsi="Times New Roman" w:cs="Times New Roman"/>
+                <w:b/>
+                <w:bCs/>
+                <w:sz w:val="28"/>
+                <w:szCs w:val="28"/>
+              </w:rPr>
+            </w:pPr>
+            <w:r>
+              <w:t>Выходные данные</w:t>
+            </w:r>
+          </w:p>
+        </w:tc>
+        <w:tc>
+          <w:tcPr>
+            <w:tcW w:w="1984" w:type="dxa"/>
+            <w:vAlign w:val="center"/>
+          </w:tcPr>
+          <w:p>
+            <w:pPr>
+              <w:jc w:val="center"/>
+              <w:rPr>
+                <w:rFonts w:ascii="Times New Roman" w:hAnsi="Times New Roman" w:cs="Times New Roman"/>
+                <w:b/>
+                <w:bCs/>
+                <w:sz w:val="28"/>
+                <w:szCs w:val="28"/>
+              </w:rPr>
+            </w:pPr>
+            <w:r>
+              <w:t>Ошибки</w:t>
+            </w:r>
+          </w:p>
+        </w:tc>
+        <w:tc>
+          <w:tcPr>
+            <w:tcW w:w="1985" w:type="dxa"/>
+            <w:vAlign w:val="center"/>
+          </w:tcPr>
+          <w:p>
+            <w:pPr>
+              <w:jc w:val="center"/>
+              <w:rPr>
+                <w:b/>
+                <w:bCs/>
+              </w:rPr>
+            </w:pPr>
+            <w:r>
+              <w:t>Идемпотентность</w:t>
+            </w:r>
+          </w:p>
+        </w:tc>
+        <w:tc>
+          <w:tcPr>
+            <w:tcW w:w="850" w:type="dxa"/>
+            <w:vAlign w:val="center"/>
+          </w:tcPr>
+          <w:p>
+            <w:pPr>
+              <w:jc w:val="center"/>
+              <w:rPr>
+                <w:b/>
+                <w:bCs/>
+              </w:rPr>
+            </w:pPr>
+            <w:r>
+              <w:t>Аудит</w:t>
+            </w:r>
+          </w:p>
+        </w:tc>
+      </w:tr>
+      <w:tr>
+        <w:trPr>
+          <w:trHeight w:val="90"/>
+          <w:jc w:val="center"/>
+        </w:trPr>
+        <w:tc>
+          <w:tcPr>
+            <w:tcW w:w="1928" w:type="dxa"/>
+            <w:vAlign w:val="center"/>
+          </w:tcPr>
+          <w:p>
+            <w:pPr>
+              <w:jc w:val="center"/>
+              <w:rPr>
+                <w:rFonts w:ascii="Times New Roman" w:hAnsi="Times New Roman" w:cs="Times New Roman"/>
+                <w:sz w:val="28"/>
+                <w:szCs w:val="28"/>
+              </w:rPr>
+            </w:pPr>
+            <w:proofErr w:type="spellStart"/>
+            <w:r>
+              <w:t>sendBiometricData</w:t>
+            </w:r>
+            <w:proofErr w:type="spellEnd"/>
+          </w:p>
+        </w:tc>
+        <w:tc>
+          <w:tcPr>
+            <w:tcW w:w="2320" w:type="dxa"/>
+            <w:vAlign w:val="center"/>
+          </w:tcPr>
+          <w:p>
+            <w:pPr>
+              <w:jc w:val="center"/>
+              <w:rPr>
+                <w:rFonts w:ascii="Times New Roman" w:hAnsi="Times New Roman" w:cs="Times New Roman"/>
+                <w:sz w:val="28"/>
+                <w:szCs w:val="28"/>
+                <w:lang w:val="en-US"/>
+              </w:rPr>
+            </w:pPr>
+            <w:proofErr w:type="spellStart"/>
+            <w:r>
+              <w:rPr>
+                <w:lang w:val="en-US"/>
+              </w:rPr>
+              <w:t>userId</w:t>
+            </w:r>
+            <w:proofErr w:type="spellEnd"/>
+            <w:r>
+              <w:rPr>
+                <w:lang w:val="en-US"/>
+              </w:rPr>
+              <w:t xml:space="preserve">, timestamp, </w:t>
+            </w:r>
+            <w:proofErr w:type="spellStart"/>
+            <w:r>
+              <w:rPr>
+                <w:lang w:val="en-US"/>
+              </w:rPr>
+              <w:t>heartRate</w:t>
+            </w:r>
+            <w:proofErr w:type="spellEnd"/>
+            <w:r>
+              <w:rPr>
+                <w:lang w:val="en-US"/>
+              </w:rPr>
+              <w:t xml:space="preserve">, </w:t>
+            </w:r>
+            <w:proofErr w:type="spellStart"/>
+            <w:r>
+              <w:rPr>
+                <w:lang w:val="en-US"/>
+              </w:rPr>
+              <w:t>rmssd</w:t>
+            </w:r>
+            <w:proofErr w:type="spellEnd"/>
+            <w:r>
+              <w:rPr>
+                <w:lang w:val="en-US"/>
+              </w:rPr>
+              <w:t>, spo2</w:t>
+            </w:r>
+          </w:p>
+        </w:tc>
+        <w:tc>
+          <w:tcPr>
+            <w:tcW w:w="1701" w:type="dxa"/>
+            <w:vAlign w:val="center"/>
+          </w:tcPr>
+          <w:p>
+            <w:pPr>
+              <w:jc w:val="center"/>
+              <w:rPr>
+                <w:rFonts w:ascii="Times New Roman" w:hAnsi="Times New Roman" w:cs="Times New Roman"/>
+                <w:sz w:val="28"/>
+                <w:szCs w:val="28"/>
+              </w:rPr>
+            </w:pPr>
+            <w:proofErr w:type="spellStart"/>
+            <w:r>
+              <w:t>status</w:t>
+            </w:r>
+            <w:proofErr w:type="spellEnd"/>
+            <w:r>
+              <w:t xml:space="preserve">, </w:t>
+            </w:r>
+            <w:proofErr w:type="spellStart"/>
+            <w:r>
+              <w:t>messageId</w:t>
+            </w:r>
+            <w:proofErr w:type="spellEnd"/>
+          </w:p>
+        </w:tc>
+        <w:tc>
+          <w:tcPr>
+            <w:tcW w:w="1984" w:type="dxa"/>
+            <w:vAlign w:val="center"/>
+          </w:tcPr>
+          <w:p>
+            <w:pPr>
+              <w:jc w:val="center"/>
+              <w:rPr>
+                <w:rFonts w:ascii="Times New Roman" w:hAnsi="Times New Roman" w:cs="Times New Roman"/>
+                <w:sz w:val="28"/>
+                <w:szCs w:val="28"/>
+                <w:lang w:val="en-US"/>
+              </w:rPr>
+            </w:pPr>
+            <w:r>
+              <w:rPr>
+                <w:lang w:val="en-US"/>
+              </w:rPr>
+              <w:t>INVALID_DATA, OUT_OF_RANGE</w:t>
+            </w:r>
+          </w:p>
+        </w:tc>
+        <w:tc>
+          <w:tcPr>
+            <w:tcW w:w="1985" w:type="dxa"/>
+            <w:vAlign w:val="center"/>
+          </w:tcPr>
+          <w:p>
+            <w:pPr>
+              <w:jc w:val="center"/>
+            </w:pPr>
+            <w:r>
+              <w:t xml:space="preserve">Да (по </w:t>
+            </w:r>
+            <w:proofErr w:type="spellStart"/>
+            <w:r>
+              <w:t>messageId</w:t>
+            </w:r>
+            <w:proofErr w:type="spellEnd"/>
+            <w:r>
+              <w:t>)</w:t>
+            </w:r>
+          </w:p>
+        </w:tc>
+        <w:tc>
+          <w:tcPr>
+            <w:tcW w:w="850" w:type="dxa"/>
+            <w:vAlign w:val="center"/>
+          </w:tcPr>
+          <w:p>
+            <w:pPr>
+              <w:jc w:val="center"/>
+            </w:pPr>
+            <w:r>
+              <w:t>Да</w:t>
+            </w:r>
+          </w:p>
+        </w:tc>
+      </w:tr>
+      <w:tr>
+        <w:trPr>
+          <w:trHeight w:val="90"/>
+          <w:jc w:val="center"/>
+        </w:trPr>
+        <w:tc>
+          <w:tcPr>
+            <w:tcW w:w="1928" w:type="dxa"/>
+            <w:vAlign w:val="center"/>
+          </w:tcPr>
+          <w:p>
+            <w:pPr>
+              <w:jc w:val="center"/>
+            </w:pPr>
+            <w:proofErr w:type="spellStart"/>
+            <w:r>
+              <w:t>validate</w:t>
+            </w:r>
+            <w:proofErr w:type="spellEnd"/>
+          </w:p>
+        </w:tc>
+        <w:tc>
+          <w:tcPr>
+            <w:tcW w:w="2320" w:type="dxa"/>
+            <w:vAlign w:val="center"/>
+          </w:tcPr>
+          <w:p>
+            <w:pPr>
+              <w:jc w:val="center"/>
+              <w:rPr>
+                <w:lang w:val="en-US"/>
+              </w:rPr>
+            </w:pPr>
+            <w:proofErr w:type="spellStart"/>
+            <w:r>
+              <w:t>BiometricDataDTO</w:t>
+            </w:r>
+            <w:proofErr w:type="spellEnd"/>
+          </w:p>
+        </w:tc>
+        <w:tc>
+          <w:tcPr>
+            <w:tcW w:w="1701" w:type="dxa"/>
+            <w:vAlign w:val="center"/>
+          </w:tcPr>
+          <w:p>
+            <w:pPr>
+              <w:jc w:val="center"/>
+            </w:pPr>
+            <w:proofErr w:type="spellStart"/>
+            <w:r>
+              <w:t>isValid</w:t>
+            </w:r>
+            <w:proofErr w:type="spellEnd"/>
+            <w:r>
+              <w:t xml:space="preserve">, </w:t>
+            </w:r>
+            <w:proofErr w:type="spellStart"/>
+            <w:r>
+              <w:t>errors</w:t>
+            </w:r>
+            <w:proofErr w:type="spellEnd"/>
+          </w:p>
+        </w:tc>
+        <w:tc>
+          <w:tcPr>
+            <w:tcW w:w="1984" w:type="dxa"/>
+            <w:vAlign w:val="center"/>
+          </w:tcPr>
+          <w:p>
+            <w:pPr>
+              <w:jc w:val="center"/>
+              <w:rPr>
+                <w:lang w:val="en-US"/>
+              </w:rPr>
+            </w:pPr>
+            <w:r>
+              <w:t>–</w:t>
+            </w:r>
+          </w:p>
+        </w:tc>
+        <w:tc>
+          <w:tcPr>
+            <w:tcW w:w="1985" w:type="dxa"/>
+            <w:vAlign w:val="center"/>
+          </w:tcPr>
+          <w:p>
+            <w:pPr>
+              <w:jc w:val="center"/>
+            </w:pPr>
+            <w:r>
+              <w:t>Да</w:t>
+            </w:r>
+          </w:p>
+        </w:tc>
+        <w:tc>
+          <w:tcPr>
+            <w:tcW w:w="850" w:type="dxa"/>
+            <w:vAlign w:val="center"/>
+          </w:tcPr>
+          <w:p>
+            <w:pPr>
+              <w:jc w:val="center"/>
+            </w:pPr>
+            <w:r>
+              <w:t>Нет</w:t>
+            </w:r>
+          </w:p>
+        </w:tc>
+      </w:tr>
+      <w:tr>
+        <w:trPr>
+          <w:trHeight w:val="90"/>
+          <w:jc w:val="center"/>
+        </w:trPr>
+        <w:tc>
+          <w:tcPr>
+            <w:tcW w:w="1928" w:type="dxa"/>
+            <w:vAlign w:val="center"/>
+          </w:tcPr>
+          <w:p>
+            <w:pPr>
+              <w:jc w:val="center"/>
+              <w:rPr>
+                <w:rFonts w:ascii="Times New Roman" w:hAnsi="Times New Roman" w:cs="Times New Roman"/>
+                <w:sz w:val="28"/>
+                <w:szCs w:val="28"/>
+              </w:rPr>
+            </w:pPr>
+            <w:proofErr w:type="spellStart"/>
+            <w:r>
+              <w:t>save</w:t>
+            </w:r>
+            <w:proofErr w:type="spellEnd"/>
+          </w:p>
+        </w:tc>
+        <w:tc>
+          <w:tcPr>
+            <w:tcW w:w="2320" w:type="dxa"/>
+            <w:vAlign w:val="center"/>
+          </w:tcPr>
+          <w:p>
+            <w:pPr>
+              <w:jc w:val="center"/>
+              <w:rPr>
+                <w:rFonts w:ascii="Times New Roman" w:hAnsi="Times New Roman" w:cs="Times New Roman"/>
+                <w:sz w:val="28"/>
+                <w:szCs w:val="28"/>
+              </w:rPr>
+            </w:pPr>
+            <w:proofErr w:type="spellStart"/>
+            <w:r>
+              <w:t>BiometricData</w:t>
+            </w:r>
+            <w:proofErr w:type="spellEnd"/>
+          </w:p>
+        </w:tc>
+        <w:tc>
+          <w:tcPr>
+            <w:tcW w:w="1701" w:type="dxa"/>
+            <w:vAlign w:val="center"/>
+          </w:tcPr>
+          <w:p>
+            <w:pPr>
+              <w:jc w:val="center"/>
+              <w:rPr>
+                <w:rFonts w:ascii="Times New Roman" w:hAnsi="Times New Roman" w:cs="Times New Roman"/>
+                <w:sz w:val="28"/>
+                <w:szCs w:val="28"/>
+              </w:rPr>
+            </w:pPr>
+            <w:proofErr w:type="spellStart"/>
+            <w:r>
+              <w:t>id</w:t>
+            </w:r>
+            <w:proofErr w:type="spellEnd"/>
+            <w:r>
+              <w:t xml:space="preserve">, </w:t>
+            </w:r>
+            <w:proofErr w:type="spellStart"/>
+            <w:r>
+              <w:t>saved</w:t>
+            </w:r>
+            <w:proofErr w:type="spellEnd"/>
+          </w:p>
+        </w:tc>
+        <w:tc>
+          <w:tcPr>
+            <w:tcW w:w="1984" w:type="dxa"/>
+            <w:vAlign w:val="center"/>
+          </w:tcPr>
+          <w:p>
+            <w:pPr>
+              <w:jc w:val="center"/>
+              <w:rPr>
+                <w:rFonts w:ascii="Times New Roman" w:hAnsi="Times New Roman" w:cs="Times New Roman"/>
+                <w:sz w:val="28"/>
+                <w:szCs w:val="28"/>
+              </w:rPr>
+            </w:pPr>
+            <w:r>
+              <w:t>DB_ERROR</w:t>
+            </w:r>
+          </w:p>
+        </w:tc>
+        <w:tc>
+          <w:tcPr>
+            <w:tcW w:w="1985" w:type="dxa"/>
+            <w:vAlign w:val="center"/>
+          </w:tcPr>
+          <w:p>
+            <w:pPr>
+              <w:jc w:val="center"/>
+            </w:pPr>
+            <w:r>
+              <w:t>Нет</w:t>
+            </w:r>
+          </w:p>
+        </w:tc>
+        <w:tc>
+          <w:tcPr>
+            <w:tcW w:w="850" w:type="dxa"/>
+            <w:vAlign w:val="center"/>
+          </w:tcPr>
+          <w:p>
+            <w:pPr>
+              <w:jc w:val="center"/>
+            </w:pPr>
+            <w:r>
+              <w:t>Да</w:t>
+            </w:r>
+          </w:p>
+        </w:tc>
+      </w:tr>
+      <w:tr>
+        <w:trPr>
+          <w:trHeight w:val="90"/>
+          <w:jc w:val="center"/>
+        </w:trPr>
+        <w:tc>
+          <w:tcPr>
+            <w:tcW w:w="1928" w:type="dxa"/>
+            <w:vAlign w:val="center"/>
+          </w:tcPr>
+          <w:p>
+            <w:pPr>
+              <w:jc w:val="center"/>
+              <w:rPr>
+                <w:rFonts w:ascii="Times New Roman" w:hAnsi="Times New Roman" w:cs="Times New Roman"/>
+                <w:sz w:val="28"/>
+                <w:szCs w:val="28"/>
+              </w:rPr>
+            </w:pPr>
+            <w:proofErr w:type="spellStart"/>
+            <w:r>
+              <w:t>classify</w:t>
+            </w:r>
+            <w:proofErr w:type="spellEnd"/>
+          </w:p>
+        </w:tc>
+        <w:tc>
+          <w:tcPr>
+            <w:tcW w:w="2320" w:type="dxa"/>
+            <w:vAlign w:val="center"/>
+          </w:tcPr>
+          <w:p>
+            <w:pPr>
+              <w:jc w:val="center"/>
+              <w:rPr>
+                <w:rFonts w:ascii="Times New Roman" w:hAnsi="Times New Roman" w:cs="Times New Roman"/>
+                <w:sz w:val="28"/>
+                <w:szCs w:val="28"/>
+              </w:rPr>
+            </w:pPr>
+            <w:proofErr w:type="spellStart"/>
+            <w:r>
+              <w:t>userId</w:t>
+            </w:r>
+            <w:proofErr w:type="spellEnd"/>
+            <w:r>
+              <w:t xml:space="preserve">, </w:t>
+            </w:r>
+            <w:proofErr w:type="spellStart"/>
+            <w:r>
+              <w:t>metrics</w:t>
+            </w:r>
+            <w:proofErr w:type="spellEnd"/>
+          </w:p>
+        </w:tc>
+        <w:tc>
+          <w:tcPr>
+            <w:tcW w:w="1701" w:type="dxa"/>
+            <w:vAlign w:val="center"/>
+          </w:tcPr>
+          <w:p>
+            <w:pPr>
+              <w:jc w:val="center"/>
+              <w:rPr>
+                <w:rFonts w:ascii="Times New Roman" w:hAnsi="Times New Roman" w:cs="Times New Roman"/>
+                <w:sz w:val="28"/>
+                <w:szCs w:val="28"/>
+              </w:rPr>
+            </w:pPr>
+            <w:proofErr w:type="spellStart"/>
+            <w:r>
+              <w:t>state</w:t>
+            </w:r>
+            <w:proofErr w:type="spellEnd"/>
+            <w:r>
+              <w:t xml:space="preserve">, </w:t>
+            </w:r>
+            <w:proofErr w:type="spellStart"/>
+            <w:r>
+              <w:t>confidence</w:t>
+            </w:r>
+            <w:proofErr w:type="spellEnd"/>
+          </w:p>
+        </w:tc>
+        <w:tc>
+          <w:tcPr>
+            <w:tcW w:w="1984" w:type="dxa"/>
+            <w:vAlign w:val="center"/>
+          </w:tcPr>
+          <w:p>
+            <w:pPr>
+              <w:jc w:val="center"/>
+              <w:rPr>
+                <w:rFonts w:ascii="Times New Roman" w:hAnsi="Times New Roman" w:cs="Times New Roman"/>
+                <w:sz w:val="28"/>
+                <w:szCs w:val="28"/>
+              </w:rPr>
+            </w:pPr>
+            <w:r>
+              <w:t>MODEL_UNAVAILABLE</w:t>
+            </w:r>
+          </w:p>
+        </w:tc>
+        <w:tc>
+          <w:tcPr>
+            <w:tcW w:w="1985" w:type="dxa"/>
+            <w:vAlign w:val="center"/>
+          </w:tcPr>
+          <w:p>
+            <w:pPr>
+              <w:jc w:val="center"/>
+            </w:pPr>
+            <w:r>
+              <w:t>Да</w:t>
+            </w:r>
+          </w:p>
+        </w:tc>
+        <w:tc>
+          <w:tcPr>
+            <w:tcW w:w="850" w:type="dxa"/>
+            <w:vAlign w:val="center"/>
+          </w:tcPr>
+          <w:p>
+            <w:pPr>
+              <w:jc w:val="center"/>
+            </w:pPr>
+            <w:r>
+              <w:t>Да</w:t>
+            </w:r>
+          </w:p>
+        </w:tc>
+      </w:tr>
+      <w:tr>
+        <w:trPr>
+          <w:trHeight w:val="90"/>
+          <w:jc w:val="center"/>
+        </w:trPr>
+        <w:tc>
+          <w:tcPr>
+            <w:tcW w:w="1928" w:type="dxa"/>
+            <w:vAlign w:val="center"/>
+          </w:tcPr>
+          <w:p>
+            <w:pPr>
+              <w:jc w:val="center"/>
+            </w:pPr>
+            <w:proofErr w:type="spellStart"/>
+            <w:r>
+              <w:t>updateDashboard</w:t>
+            </w:r>
+            <w:proofErr w:type="spellEnd"/>
+          </w:p>
+        </w:tc>
+        <w:tc>
+          <w:tcPr>
+            <w:tcW w:w="2320" w:type="dxa"/>
+            <w:vAlign w:val="center"/>
+          </w:tcPr>
+          <w:p>
+            <w:pPr>
+              <w:jc w:val="center"/>
+            </w:pPr>
+            <w:proofErr w:type="spellStart"/>
+            <w:r>
+              <w:t>userId</w:t>
+            </w:r>
+            <w:proofErr w:type="spellEnd"/>
+          </w:p>
+        </w:tc>
+        <w:tc>
+          <w:tcPr>
+            <w:tcW w:w="1701" w:type="dxa"/>
+            <w:vAlign w:val="center"/>
+          </w:tcPr>
+          <w:p>
+            <w:pPr>
+              <w:jc w:val="center"/>
+            </w:pPr>
+            <w:proofErr w:type="spellStart"/>
+            <w:r>
+              <w:t>DashboardDTO</w:t>
+            </w:r>
+            <w:proofErr w:type="spellEnd"/>
+          </w:p>
+        </w:tc>
+        <w:tc>
+          <w:tcPr>
+            <w:tcW w:w="1984" w:type="dxa"/>
+            <w:vAlign w:val="center"/>
+          </w:tcPr>
+          <w:p>
+            <w:pPr>
+              <w:jc w:val="center"/>
+            </w:pPr>
+            <w:r>
+              <w:t>USER_NOT_FOUND</w:t>
+            </w:r>
+          </w:p>
+        </w:tc>
+        <w:tc>
+          <w:tcPr>
+            <w:tcW w:w="1985" w:type="dxa"/>
+            <w:vAlign w:val="center"/>
+          </w:tcPr>
+          <w:p>
+            <w:pPr>
+              <w:jc w:val="center"/>
+            </w:pPr>
+            <w:r>
+              <w:t>Да</w:t>
+            </w:r>
+          </w:p>
+        </w:tc>
+        <w:tc>
+          <w:tcPr>
+            <w:tcW w:w="850" w:type="dxa"/>
+            <w:vAlign w:val="center"/>
+          </w:tcPr>
+          <w:p>
+            <w:pPr>
+              <w:jc w:val="center"/>
+            </w:pPr>
+            <w:r>
+              <w:t>Нет</w:t>
+            </w:r>
+          </w:p>
+        </w:tc>
+      </w:tr>
+    </w:tbl>
+    <w:p>
+      <w:pPr>
+        <w:ind w:firstLine="360"/>
+        <w:rPr>
+          <w:rFonts w:ascii="Times New Roman" w:hAnsi="Times New Roman" w:cs="Times New Roman"/>
+          <w:sz w:val="28"/>
+          <w:szCs w:val="28"/>
+        </w:rPr>
+      </w:pPr>
+      <w:r>
+        <w:rPr>
+          <w:rFonts w:ascii="Times New Roman" w:hAnsi="Times New Roman" w:cs="Times New Roman"/>
+          <w:sz w:val="28"/>
+          <w:szCs w:val="28"/>
+        </w:rPr>
+        <w:t>SC‑0</w:t>
+      </w:r>
+      <w:r>
+        <w:rPr>
+          <w:rFonts w:ascii="Times New Roman" w:hAnsi="Times New Roman" w:cs="Times New Roman"/>
+          <w:sz w:val="28"/>
+          <w:szCs w:val="28"/>
+          <w:lang w:val="en-US"/>
+        </w:rPr>
+        <w:t>2</w:t>
       </w:r>
     </w:p>
     <w:tbl>
@@ -6832,831 +8178,11 @@
         <w:tblLook w:val="04A0" w:firstRow="1" w:lastRow="0" w:firstColumn="1" w:lastColumn="0" w:noHBand="0" w:noVBand="1"/>
       </w:tblPr>
       <w:tblGrid>
-        <w:gridCol w:w="1928"/>
-        <w:gridCol w:w="1988"/>
-        <w:gridCol w:w="1594"/>
-        <w:gridCol w:w="2294"/>
+        <w:gridCol w:w="2008"/>
+        <w:gridCol w:w="1432"/>
+        <w:gridCol w:w="2112"/>
+        <w:gridCol w:w="2252"/>
         <w:gridCol w:w="1882"/>
-        <w:gridCol w:w="770"/>
-      </w:tblGrid>
-      <w:tr>
-        <w:trPr>
-          <w:trHeight w:val="90"/>
-          <w:jc w:val="center"/>
-        </w:trPr>
-        <w:tc>
-          <w:tcPr>
-            <w:tcW w:w="0" w:type="auto"/>
-            <w:vAlign w:val="center"/>
-          </w:tcPr>
-          <w:p>
-            <w:pPr>
-              <w:jc w:val="center"/>
-              <w:rPr>
-                <w:rFonts w:ascii="Times New Roman" w:hAnsi="Times New Roman" w:cs="Times New Roman"/>
-                <w:b/>
-                <w:bCs/>
-                <w:sz w:val="28"/>
-                <w:szCs w:val="28"/>
-              </w:rPr>
-            </w:pPr>
-            <w:r>
-              <w:t>Сообщение</w:t>
-            </w:r>
-          </w:p>
-        </w:tc>
-        <w:tc>
-          <w:tcPr>
-            <w:tcW w:w="0" w:type="auto"/>
-            <w:vAlign w:val="center"/>
-          </w:tcPr>
-          <w:p>
-            <w:pPr>
-              <w:jc w:val="center"/>
-              <w:rPr>
-                <w:rFonts w:ascii="Times New Roman" w:hAnsi="Times New Roman" w:cs="Times New Roman"/>
-                <w:b/>
-                <w:bCs/>
-                <w:sz w:val="28"/>
-                <w:szCs w:val="28"/>
-              </w:rPr>
-            </w:pPr>
-            <w:r>
-              <w:t>Входные данные</w:t>
-            </w:r>
-          </w:p>
-        </w:tc>
-        <w:tc>
-          <w:tcPr>
-            <w:tcW w:w="0" w:type="auto"/>
-            <w:vAlign w:val="center"/>
-          </w:tcPr>
-          <w:p>
-            <w:pPr>
-              <w:jc w:val="center"/>
-              <w:rPr>
-                <w:rFonts w:ascii="Times New Roman" w:hAnsi="Times New Roman" w:cs="Times New Roman"/>
-                <w:b/>
-                <w:bCs/>
-                <w:sz w:val="28"/>
-                <w:szCs w:val="28"/>
-              </w:rPr>
-            </w:pPr>
-            <w:r>
-              <w:t>Выходные данные</w:t>
-            </w:r>
-          </w:p>
-        </w:tc>
-        <w:tc>
-          <w:tcPr>
-            <w:tcW w:w="0" w:type="auto"/>
-            <w:vAlign w:val="center"/>
-          </w:tcPr>
-          <w:p>
-            <w:pPr>
-              <w:jc w:val="center"/>
-              <w:rPr>
-                <w:rFonts w:ascii="Times New Roman" w:hAnsi="Times New Roman" w:cs="Times New Roman"/>
-                <w:b/>
-                <w:bCs/>
-                <w:sz w:val="28"/>
-                <w:szCs w:val="28"/>
-              </w:rPr>
-            </w:pPr>
-            <w:r>
-              <w:t>Ошибки</w:t>
-            </w:r>
-          </w:p>
-        </w:tc>
-        <w:tc>
-          <w:tcPr>
-            <w:tcW w:w="0" w:type="auto"/>
-            <w:vAlign w:val="center"/>
-          </w:tcPr>
-          <w:p>
-            <w:pPr>
-              <w:jc w:val="center"/>
-              <w:rPr>
-                <w:b/>
-                <w:bCs/>
-              </w:rPr>
-            </w:pPr>
-            <w:r>
-              <w:t>Идемпотентность</w:t>
-            </w:r>
-          </w:p>
-        </w:tc>
-        <w:tc>
-          <w:tcPr>
-            <w:tcW w:w="0" w:type="auto"/>
-            <w:vAlign w:val="center"/>
-          </w:tcPr>
-          <w:p>
-            <w:pPr>
-              <w:jc w:val="center"/>
-              <w:rPr>
-                <w:b/>
-                <w:bCs/>
-              </w:rPr>
-            </w:pPr>
-            <w:r>
-              <w:t>Аудит</w:t>
-            </w:r>
-          </w:p>
-        </w:tc>
-      </w:tr>
-      <w:tr>
-        <w:trPr>
-          <w:trHeight w:val="90"/>
-          <w:jc w:val="center"/>
-        </w:trPr>
-        <w:tc>
-          <w:tcPr>
-            <w:tcW w:w="0" w:type="auto"/>
-            <w:vAlign w:val="center"/>
-          </w:tcPr>
-          <w:p>
-            <w:pPr>
-              <w:jc w:val="center"/>
-              <w:rPr>
-                <w:rFonts w:ascii="Times New Roman" w:hAnsi="Times New Roman" w:cs="Times New Roman"/>
-                <w:sz w:val="28"/>
-                <w:szCs w:val="28"/>
-              </w:rPr>
-            </w:pPr>
-            <w:proofErr w:type="spellStart"/>
-            <w:r>
-              <w:t>sendBiometricData</w:t>
-            </w:r>
-            <w:proofErr w:type="spellEnd"/>
-          </w:p>
-        </w:tc>
-        <w:tc>
-          <w:tcPr>
-            <w:tcW w:w="0" w:type="auto"/>
-            <w:vAlign w:val="center"/>
-          </w:tcPr>
-          <w:p>
-            <w:pPr>
-              <w:jc w:val="center"/>
-              <w:rPr>
-                <w:rFonts w:ascii="Times New Roman" w:hAnsi="Times New Roman" w:cs="Times New Roman"/>
-                <w:sz w:val="28"/>
-                <w:szCs w:val="28"/>
-                <w:lang w:val="en-US"/>
-              </w:rPr>
-            </w:pPr>
-            <w:proofErr w:type="spellStart"/>
-            <w:r>
-              <w:rPr>
-                <w:lang w:val="en-US"/>
-              </w:rPr>
-              <w:t>userId</w:t>
-            </w:r>
-            <w:proofErr w:type="spellEnd"/>
-            <w:r>
-              <w:rPr>
-                <w:lang w:val="en-US"/>
-              </w:rPr>
-              <w:t xml:space="preserve">, timestamp, </w:t>
-            </w:r>
-            <w:proofErr w:type="spellStart"/>
-            <w:r>
-              <w:rPr>
-                <w:lang w:val="en-US"/>
-              </w:rPr>
-              <w:t>heartRate</w:t>
-            </w:r>
-            <w:proofErr w:type="spellEnd"/>
-            <w:r>
-              <w:rPr>
-                <w:lang w:val="en-US"/>
-              </w:rPr>
-              <w:t xml:space="preserve">, </w:t>
-            </w:r>
-            <w:proofErr w:type="spellStart"/>
-            <w:r>
-              <w:rPr>
-                <w:lang w:val="en-US"/>
-              </w:rPr>
-              <w:t>rmssd</w:t>
-            </w:r>
-            <w:proofErr w:type="spellEnd"/>
-            <w:r>
-              <w:rPr>
-                <w:lang w:val="en-US"/>
-              </w:rPr>
-              <w:t>, spo2</w:t>
-            </w:r>
-          </w:p>
-        </w:tc>
-        <w:tc>
-          <w:tcPr>
-            <w:tcW w:w="0" w:type="auto"/>
-            <w:vAlign w:val="center"/>
-          </w:tcPr>
-          <w:p>
-            <w:pPr>
-              <w:jc w:val="center"/>
-              <w:rPr>
-                <w:rFonts w:ascii="Times New Roman" w:hAnsi="Times New Roman" w:cs="Times New Roman"/>
-                <w:sz w:val="28"/>
-                <w:szCs w:val="28"/>
-              </w:rPr>
-            </w:pPr>
-            <w:proofErr w:type="spellStart"/>
-            <w:r>
-              <w:t>status</w:t>
-            </w:r>
-            <w:proofErr w:type="spellEnd"/>
-            <w:r>
-              <w:t xml:space="preserve">, </w:t>
-            </w:r>
-            <w:proofErr w:type="spellStart"/>
-            <w:r>
-              <w:t>messageId</w:t>
-            </w:r>
-            <w:proofErr w:type="spellEnd"/>
-          </w:p>
-        </w:tc>
-        <w:tc>
-          <w:tcPr>
-            <w:tcW w:w="0" w:type="auto"/>
-            <w:vAlign w:val="center"/>
-          </w:tcPr>
-          <w:p>
-            <w:pPr>
-              <w:jc w:val="center"/>
-              <w:rPr>
-                <w:rFonts w:ascii="Times New Roman" w:hAnsi="Times New Roman" w:cs="Times New Roman"/>
-                <w:sz w:val="28"/>
-                <w:szCs w:val="28"/>
-                <w:lang w:val="en-US"/>
-              </w:rPr>
-            </w:pPr>
-            <w:r>
-              <w:rPr>
-                <w:lang w:val="en-US"/>
-              </w:rPr>
-              <w:t>INVALID_DATA, OUT_OF_RANGE</w:t>
-            </w:r>
-          </w:p>
-        </w:tc>
-        <w:tc>
-          <w:tcPr>
-            <w:tcW w:w="0" w:type="auto"/>
-            <w:vAlign w:val="center"/>
-          </w:tcPr>
-          <w:p>
-            <w:pPr>
-              <w:jc w:val="center"/>
-            </w:pPr>
-            <w:r>
-              <w:t xml:space="preserve">Да (по </w:t>
-            </w:r>
-            <w:proofErr w:type="spellStart"/>
-            <w:r>
-              <w:t>messageId</w:t>
-            </w:r>
-            <w:proofErr w:type="spellEnd"/>
-            <w:r>
-              <w:t>)</w:t>
-            </w:r>
-          </w:p>
-        </w:tc>
-        <w:tc>
-          <w:tcPr>
-            <w:tcW w:w="0" w:type="auto"/>
-            <w:vAlign w:val="center"/>
-          </w:tcPr>
-          <w:p>
-            <w:pPr>
-              <w:jc w:val="center"/>
-            </w:pPr>
-            <w:r>
-              <w:t>Да</w:t>
-            </w:r>
-          </w:p>
-        </w:tc>
-      </w:tr>
-      <w:tr>
-        <w:trPr>
-          <w:trHeight w:val="90"/>
-          <w:jc w:val="center"/>
-        </w:trPr>
-        <w:tc>
-          <w:tcPr>
-            <w:tcW w:w="0" w:type="auto"/>
-            <w:vAlign w:val="center"/>
-          </w:tcPr>
-          <w:p>
-            <w:pPr>
-              <w:jc w:val="center"/>
-            </w:pPr>
-            <w:proofErr w:type="spellStart"/>
-            <w:r>
-              <w:t>validate</w:t>
-            </w:r>
-            <w:proofErr w:type="spellEnd"/>
-          </w:p>
-        </w:tc>
-        <w:tc>
-          <w:tcPr>
-            <w:tcW w:w="0" w:type="auto"/>
-            <w:vAlign w:val="center"/>
-          </w:tcPr>
-          <w:p>
-            <w:pPr>
-              <w:jc w:val="center"/>
-              <w:rPr>
-                <w:lang w:val="en-US"/>
-              </w:rPr>
-            </w:pPr>
-            <w:proofErr w:type="spellStart"/>
-            <w:r>
-              <w:t>BiometricDataDTO</w:t>
-            </w:r>
-            <w:proofErr w:type="spellEnd"/>
-          </w:p>
-        </w:tc>
-        <w:tc>
-          <w:tcPr>
-            <w:tcW w:w="0" w:type="auto"/>
-            <w:vAlign w:val="center"/>
-          </w:tcPr>
-          <w:p>
-            <w:pPr>
-              <w:jc w:val="center"/>
-            </w:pPr>
-            <w:proofErr w:type="spellStart"/>
-            <w:r>
-              <w:t>isValid</w:t>
-            </w:r>
-            <w:proofErr w:type="spellEnd"/>
-            <w:r>
-              <w:t xml:space="preserve">, </w:t>
-            </w:r>
-            <w:proofErr w:type="spellStart"/>
-            <w:r>
-              <w:t>errors</w:t>
-            </w:r>
-            <w:proofErr w:type="spellEnd"/>
-          </w:p>
-        </w:tc>
-        <w:tc>
-          <w:tcPr>
-            <w:tcW w:w="0" w:type="auto"/>
-            <w:vAlign w:val="center"/>
-          </w:tcPr>
-          <w:p>
-            <w:pPr>
-              <w:jc w:val="center"/>
-              <w:rPr>
-                <w:lang w:val="en-US"/>
-              </w:rPr>
-            </w:pPr>
-            <w:r>
-              <w:t>–</w:t>
-            </w:r>
-          </w:p>
-        </w:tc>
-        <w:tc>
-          <w:tcPr>
-            <w:tcW w:w="0" w:type="auto"/>
-            <w:vAlign w:val="center"/>
-          </w:tcPr>
-          <w:p>
-            <w:pPr>
-              <w:jc w:val="center"/>
-            </w:pPr>
-            <w:r>
-              <w:t>Да</w:t>
-            </w:r>
-          </w:p>
-        </w:tc>
-        <w:tc>
-          <w:tcPr>
-            <w:tcW w:w="0" w:type="auto"/>
-            <w:vAlign w:val="center"/>
-          </w:tcPr>
-          <w:p>
-            <w:pPr>
-              <w:jc w:val="center"/>
-            </w:pPr>
-            <w:r>
-              <w:t>Нет</w:t>
-            </w:r>
-          </w:p>
-        </w:tc>
-      </w:tr>
-      <w:tr>
-        <w:trPr>
-          <w:trHeight w:val="90"/>
-          <w:jc w:val="center"/>
-        </w:trPr>
-        <w:tc>
-          <w:tcPr>
-            <w:tcW w:w="0" w:type="auto"/>
-            <w:vAlign w:val="center"/>
-          </w:tcPr>
-          <w:p>
-            <w:pPr>
-              <w:jc w:val="center"/>
-              <w:rPr>
-                <w:rFonts w:ascii="Times New Roman" w:hAnsi="Times New Roman" w:cs="Times New Roman"/>
-                <w:sz w:val="28"/>
-                <w:szCs w:val="28"/>
-              </w:rPr>
-            </w:pPr>
-            <w:proofErr w:type="spellStart"/>
-            <w:r>
-              <w:t>save</w:t>
-            </w:r>
-            <w:proofErr w:type="spellEnd"/>
-          </w:p>
-        </w:tc>
-        <w:tc>
-          <w:tcPr>
-            <w:tcW w:w="0" w:type="auto"/>
-            <w:vAlign w:val="center"/>
-          </w:tcPr>
-          <w:p>
-            <w:pPr>
-              <w:jc w:val="center"/>
-              <w:rPr>
-                <w:rFonts w:ascii="Times New Roman" w:hAnsi="Times New Roman" w:cs="Times New Roman"/>
-                <w:sz w:val="28"/>
-                <w:szCs w:val="28"/>
-              </w:rPr>
-            </w:pPr>
-            <w:proofErr w:type="spellStart"/>
-            <w:r>
-              <w:t>BiometricData</w:t>
-            </w:r>
-            <w:proofErr w:type="spellEnd"/>
-          </w:p>
-        </w:tc>
-        <w:tc>
-          <w:tcPr>
-            <w:tcW w:w="0" w:type="auto"/>
-            <w:vAlign w:val="center"/>
-          </w:tcPr>
-          <w:p>
-            <w:pPr>
-              <w:jc w:val="center"/>
-              <w:rPr>
-                <w:rFonts w:ascii="Times New Roman" w:hAnsi="Times New Roman" w:cs="Times New Roman"/>
-                <w:sz w:val="28"/>
-                <w:szCs w:val="28"/>
-              </w:rPr>
-            </w:pPr>
-            <w:proofErr w:type="spellStart"/>
-            <w:r>
-              <w:t>id</w:t>
-            </w:r>
-            <w:proofErr w:type="spellEnd"/>
-            <w:r>
-              <w:t xml:space="preserve">, </w:t>
-            </w:r>
-            <w:proofErr w:type="spellStart"/>
-            <w:r>
-              <w:t>saved</w:t>
-            </w:r>
-            <w:proofErr w:type="spellEnd"/>
-          </w:p>
-        </w:tc>
-        <w:tc>
-          <w:tcPr>
-            <w:tcW w:w="0" w:type="auto"/>
-            <w:vAlign w:val="center"/>
-          </w:tcPr>
-          <w:p>
-            <w:pPr>
-              <w:jc w:val="center"/>
-              <w:rPr>
-                <w:rFonts w:ascii="Times New Roman" w:hAnsi="Times New Roman" w:cs="Times New Roman"/>
-                <w:sz w:val="28"/>
-                <w:szCs w:val="28"/>
-              </w:rPr>
-            </w:pPr>
-            <w:r>
-              <w:t>DB_ERROR</w:t>
-            </w:r>
-          </w:p>
-        </w:tc>
-        <w:tc>
-          <w:tcPr>
-            <w:tcW w:w="0" w:type="auto"/>
-            <w:vAlign w:val="center"/>
-          </w:tcPr>
-          <w:p>
-            <w:pPr>
-              <w:jc w:val="center"/>
-            </w:pPr>
-            <w:r>
-              <w:t>Нет</w:t>
-            </w:r>
-          </w:p>
-        </w:tc>
-        <w:tc>
-          <w:tcPr>
-            <w:tcW w:w="0" w:type="auto"/>
-            <w:vAlign w:val="center"/>
-          </w:tcPr>
-          <w:p>
-            <w:pPr>
-              <w:jc w:val="center"/>
-            </w:pPr>
-            <w:r>
-              <w:t>Да</w:t>
-            </w:r>
-          </w:p>
-        </w:tc>
-      </w:tr>
-      <w:tr>
-        <w:trPr>
-          <w:trHeight w:val="90"/>
-          <w:jc w:val="center"/>
-        </w:trPr>
-        <w:tc>
-          <w:tcPr>
-            <w:tcW w:w="0" w:type="auto"/>
-            <w:vAlign w:val="center"/>
-          </w:tcPr>
-          <w:p>
-            <w:pPr>
-              <w:jc w:val="center"/>
-              <w:rPr>
-                <w:rFonts w:ascii="Times New Roman" w:hAnsi="Times New Roman" w:cs="Times New Roman"/>
-                <w:sz w:val="28"/>
-                <w:szCs w:val="28"/>
-              </w:rPr>
-            </w:pPr>
-            <w:proofErr w:type="spellStart"/>
-            <w:r>
-              <w:t>classify</w:t>
-            </w:r>
-            <w:proofErr w:type="spellEnd"/>
-          </w:p>
-        </w:tc>
-        <w:tc>
-          <w:tcPr>
-            <w:tcW w:w="0" w:type="auto"/>
-            <w:vAlign w:val="center"/>
-          </w:tcPr>
-          <w:p>
-            <w:pPr>
-              <w:jc w:val="center"/>
-              <w:rPr>
-                <w:rFonts w:ascii="Times New Roman" w:hAnsi="Times New Roman" w:cs="Times New Roman"/>
-                <w:sz w:val="28"/>
-                <w:szCs w:val="28"/>
-              </w:rPr>
-            </w:pPr>
-            <w:proofErr w:type="spellStart"/>
-            <w:r>
-              <w:t>userId</w:t>
-            </w:r>
-            <w:proofErr w:type="spellEnd"/>
-            <w:r>
-              <w:t xml:space="preserve">, </w:t>
-            </w:r>
-            <w:proofErr w:type="spellStart"/>
-            <w:r>
-              <w:t>metrics</w:t>
-            </w:r>
-            <w:proofErr w:type="spellEnd"/>
-          </w:p>
-        </w:tc>
-        <w:tc>
-          <w:tcPr>
-            <w:tcW w:w="0" w:type="auto"/>
-            <w:vAlign w:val="center"/>
-          </w:tcPr>
-          <w:p>
-            <w:pPr>
-              <w:jc w:val="center"/>
-              <w:rPr>
-                <w:rFonts w:ascii="Times New Roman" w:hAnsi="Times New Roman" w:cs="Times New Roman"/>
-                <w:sz w:val="28"/>
-                <w:szCs w:val="28"/>
-              </w:rPr>
-            </w:pPr>
-            <w:proofErr w:type="spellStart"/>
-            <w:r>
-              <w:t>state</w:t>
-            </w:r>
-            <w:proofErr w:type="spellEnd"/>
-            <w:r>
-              <w:t xml:space="preserve">, </w:t>
-            </w:r>
-            <w:proofErr w:type="spellStart"/>
-            <w:r>
-              <w:t>confidence</w:t>
-            </w:r>
-            <w:proofErr w:type="spellEnd"/>
-          </w:p>
-        </w:tc>
-        <w:tc>
-          <w:tcPr>
-            <w:tcW w:w="0" w:type="auto"/>
-            <w:vAlign w:val="center"/>
-          </w:tcPr>
-          <w:p>
-            <w:pPr>
-              <w:jc w:val="center"/>
-              <w:rPr>
-                <w:rFonts w:ascii="Times New Roman" w:hAnsi="Times New Roman" w:cs="Times New Roman"/>
-                <w:sz w:val="28"/>
-                <w:szCs w:val="28"/>
-              </w:rPr>
-            </w:pPr>
-            <w:r>
-              <w:t>MODEL_UNAVAILABLE</w:t>
-            </w:r>
-          </w:p>
-        </w:tc>
-        <w:tc>
-          <w:tcPr>
-            <w:tcW w:w="0" w:type="auto"/>
-            <w:vAlign w:val="center"/>
-          </w:tcPr>
-          <w:p>
-            <w:pPr>
-              <w:jc w:val="center"/>
-            </w:pPr>
-            <w:r>
-              <w:t>Да</w:t>
-            </w:r>
-          </w:p>
-        </w:tc>
-        <w:tc>
-          <w:tcPr>
-            <w:tcW w:w="0" w:type="auto"/>
-            <w:vAlign w:val="center"/>
-          </w:tcPr>
-          <w:p>
-            <w:pPr>
-              <w:jc w:val="center"/>
-            </w:pPr>
-            <w:r>
-              <w:t>Да</w:t>
-            </w:r>
-          </w:p>
-        </w:tc>
-      </w:tr>
-      <w:tr>
-        <w:trPr>
-          <w:trHeight w:val="90"/>
-          <w:jc w:val="center"/>
-        </w:trPr>
-        <w:tc>
-          <w:tcPr>
-            <w:tcW w:w="0" w:type="auto"/>
-            <w:vAlign w:val="center"/>
-          </w:tcPr>
-          <w:p>
-            <w:pPr>
-              <w:jc w:val="center"/>
-            </w:pPr>
-            <w:proofErr w:type="spellStart"/>
-            <w:r>
-              <w:t>updateDashboard</w:t>
-            </w:r>
-            <w:proofErr w:type="spellEnd"/>
-          </w:p>
-        </w:tc>
-        <w:tc>
-          <w:tcPr>
-            <w:tcW w:w="0" w:type="auto"/>
-            <w:vAlign w:val="center"/>
-          </w:tcPr>
-          <w:p>
-            <w:pPr>
-              <w:jc w:val="center"/>
-            </w:pPr>
-            <w:proofErr w:type="spellStart"/>
-            <w:r>
-              <w:t>userId</w:t>
-            </w:r>
-            <w:proofErr w:type="spellEnd"/>
-          </w:p>
-        </w:tc>
-        <w:tc>
-          <w:tcPr>
-            <w:tcW w:w="0" w:type="auto"/>
-            <w:vAlign w:val="center"/>
-          </w:tcPr>
-          <w:p>
-            <w:pPr>
-              <w:jc w:val="center"/>
-            </w:pPr>
-            <w:proofErr w:type="spellStart"/>
-            <w:r>
-              <w:t>DashboardDTO</w:t>
-            </w:r>
-            <w:proofErr w:type="spellEnd"/>
-          </w:p>
-        </w:tc>
-        <w:tc>
-          <w:tcPr>
-            <w:tcW w:w="0" w:type="auto"/>
-            <w:vAlign w:val="center"/>
-          </w:tcPr>
-          <w:p>
-            <w:pPr>
-              <w:jc w:val="center"/>
-            </w:pPr>
-            <w:r>
-              <w:t>USER_NOT_FOUND</w:t>
-            </w:r>
-          </w:p>
-        </w:tc>
-        <w:tc>
-          <w:tcPr>
-            <w:tcW w:w="0" w:type="auto"/>
-            <w:vAlign w:val="center"/>
-          </w:tcPr>
-          <w:p>
-            <w:pPr>
-              <w:jc w:val="center"/>
-            </w:pPr>
-            <w:r>
-              <w:t>Да</w:t>
-            </w:r>
-          </w:p>
-        </w:tc>
-        <w:tc>
-          <w:tcPr>
-            <w:tcW w:w="0" w:type="auto"/>
-            <w:vAlign w:val="center"/>
-          </w:tcPr>
-          <w:p>
-            <w:pPr>
-              <w:jc w:val="center"/>
-            </w:pPr>
-            <w:r>
-              <w:t>Нет</w:t>
-            </w:r>
-          </w:p>
-        </w:tc>
-      </w:tr>
-    </w:tbl>
-    <w:p>
-      <w:pPr>
-        <w:ind w:firstLine="360"/>
-        <w:rPr>
-          <w:rFonts w:ascii="Times New Roman" w:hAnsi="Times New Roman" w:cs="Times New Roman"/>
-          <w:b/>
-          <w:bCs/>
-          <w:sz w:val="28"/>
-          <w:szCs w:val="28"/>
-        </w:rPr>
-      </w:pPr>
-      <w:r>
-        <w:rPr>
-          <w:rFonts w:ascii="Times New Roman" w:hAnsi="Times New Roman" w:cs="Times New Roman"/>
-          <w:b/>
-          <w:bCs/>
-          <w:sz w:val="28"/>
-          <w:szCs w:val="28"/>
-        </w:rPr>
-        <w:t xml:space="preserve">Сценарий </w:t>
-      </w:r>
-      <w:r>
-        <w:rPr>
-          <w:rFonts w:ascii="Times New Roman" w:hAnsi="Times New Roman" w:cs="Times New Roman"/>
-          <w:b/>
-          <w:bCs/>
-          <w:sz w:val="28"/>
-          <w:szCs w:val="28"/>
-        </w:rPr>
-        <w:t>2</w:t>
-      </w:r>
-      <w:r>
-        <w:rPr>
-          <w:rFonts w:ascii="Times New Roman" w:hAnsi="Times New Roman" w:cs="Times New Roman"/>
-          <w:b/>
-          <w:bCs/>
-          <w:sz w:val="28"/>
-          <w:szCs w:val="28"/>
-        </w:rPr>
-        <w:t>: Генерация программы</w:t>
-      </w:r>
-    </w:p>
-    <w:tbl>
-      <w:tblPr>
-        <w:tblStyle w:val="a4"/>
-        <w:tblW w:w="11130" w:type="dxa"/>
-        <w:jc w:val="center"/>
-        <w:tblLook w:val="04A0" w:firstRow="1" w:lastRow="0" w:firstColumn="1" w:lastColumn="0" w:noHBand="0" w:noVBand="1"/>
-      </w:tblPr>
-      <w:tblGrid>
-        <w:gridCol w:w="2008"/>
-        <w:gridCol w:w="1571"/>
-        <w:gridCol w:w="2447"/>
-        <w:gridCol w:w="2416"/>
-        <w:gridCol w:w="1918"/>
         <w:gridCol w:w="770"/>
       </w:tblGrid>
       <w:tr>
@@ -7666,6 +8192,7 @@
         <w:tc>
           <w:tcPr>
             <w:tcW w:w="0" w:type="auto"/>
+            <w:vAlign w:val="center"/>
           </w:tcPr>
           <w:p>
             <w:pPr>
@@ -7686,6 +8213,7 @@
         <w:tc>
           <w:tcPr>
             <w:tcW w:w="0" w:type="auto"/>
+            <w:vAlign w:val="center"/>
           </w:tcPr>
           <w:p>
             <w:pPr>
@@ -7706,6 +8234,7 @@
         <w:tc>
           <w:tcPr>
             <w:tcW w:w="0" w:type="auto"/>
+            <w:vAlign w:val="center"/>
           </w:tcPr>
           <w:p>
             <w:pPr>
@@ -7726,6 +8255,7 @@
         <w:tc>
           <w:tcPr>
             <w:tcW w:w="0" w:type="auto"/>
+            <w:vAlign w:val="center"/>
           </w:tcPr>
           <w:p>
             <w:pPr>
@@ -7745,7 +8275,8 @@
         </w:tc>
         <w:tc>
           <w:tcPr>
-            <w:tcW w:w="1918" w:type="dxa"/>
+            <w:tcW w:w="0" w:type="auto"/>
+            <w:vAlign w:val="center"/>
           </w:tcPr>
           <w:p>
             <w:pPr>
@@ -7766,6 +8297,7 @@
         <w:tc>
           <w:tcPr>
             <w:tcW w:w="0" w:type="auto"/>
+            <w:vAlign w:val="center"/>
           </w:tcPr>
           <w:p>
             <w:pPr>
@@ -7791,6 +8323,7 @@
         <w:tc>
           <w:tcPr>
             <w:tcW w:w="0" w:type="auto"/>
+            <w:vAlign w:val="center"/>
           </w:tcPr>
           <w:p>
             <w:pPr>
@@ -7811,6 +8344,7 @@
         <w:tc>
           <w:tcPr>
             <w:tcW w:w="0" w:type="auto"/>
+            <w:vAlign w:val="center"/>
           </w:tcPr>
           <w:p>
             <w:pPr>
@@ -7839,6 +8373,7 @@
         <w:tc>
           <w:tcPr>
             <w:tcW w:w="0" w:type="auto"/>
+            <w:vAlign w:val="center"/>
           </w:tcPr>
           <w:p>
             <w:pPr>
@@ -7859,6 +8394,7 @@
         <w:tc>
           <w:tcPr>
             <w:tcW w:w="0" w:type="auto"/>
+            <w:vAlign w:val="center"/>
           </w:tcPr>
           <w:p>
             <w:pPr>
@@ -7876,7 +8412,8 @@
         </w:tc>
         <w:tc>
           <w:tcPr>
-            <w:tcW w:w="1918" w:type="dxa"/>
+            <w:tcW w:w="0" w:type="auto"/>
+            <w:vAlign w:val="center"/>
           </w:tcPr>
           <w:p>
             <w:pPr>
@@ -7895,6 +8432,7 @@
         <w:tc>
           <w:tcPr>
             <w:tcW w:w="0" w:type="auto"/>
+            <w:vAlign w:val="center"/>
           </w:tcPr>
           <w:p>
             <w:pPr>
@@ -7918,6 +8456,7 @@
         <w:tc>
           <w:tcPr>
             <w:tcW w:w="0" w:type="auto"/>
+            <w:vAlign w:val="center"/>
           </w:tcPr>
           <w:p>
             <w:pPr>
@@ -7938,6 +8477,7 @@
         <w:tc>
           <w:tcPr>
             <w:tcW w:w="0" w:type="auto"/>
+            <w:vAlign w:val="center"/>
           </w:tcPr>
           <w:p>
             <w:pPr>
@@ -7966,20 +8506,23 @@
         <w:tc>
           <w:tcPr>
             <w:tcW w:w="0" w:type="auto"/>
-          </w:tcPr>
-          <w:p>
-            <w:pPr>
-              <w:jc w:val="center"/>
-              <w:rPr>
-                <w:rFonts w:ascii="Times New Roman" w:hAnsi="Times New Roman" w:cs="Times New Roman"/>
-                <w:sz w:val="28"/>
-                <w:szCs w:val="28"/>
-              </w:rPr>
-            </w:pPr>
+            <w:vAlign w:val="center"/>
+          </w:tcPr>
+          <w:p>
+            <w:pPr>
+              <w:jc w:val="center"/>
+              <w:rPr>
+                <w:rFonts w:ascii="Times New Roman" w:hAnsi="Times New Roman" w:cs="Times New Roman"/>
+                <w:sz w:val="28"/>
+                <w:szCs w:val="28"/>
+              </w:rPr>
+            </w:pPr>
+            <w:proofErr w:type="gramStart"/>
             <w:r>
               <w:t>List&lt;</w:t>
             </w:r>
             <w:proofErr w:type="spellStart"/>
+            <w:proofErr w:type="gramEnd"/>
             <w:r>
               <w:t>BiometricData</w:t>
             </w:r>
@@ -7992,24 +8535,33 @@
         <w:tc>
           <w:tcPr>
             <w:tcW w:w="0" w:type="auto"/>
-          </w:tcPr>
-          <w:p>
-            <w:pPr>
-              <w:jc w:val="center"/>
-              <w:rPr>
-                <w:rFonts w:ascii="Times New Roman" w:hAnsi="Times New Roman" w:cs="Times New Roman"/>
-                <w:sz w:val="28"/>
-                <w:szCs w:val="28"/>
-              </w:rPr>
-            </w:pPr>
-            <w:r>
-              <w:t>NOT_ENOUGH_HISTORY</w:t>
-            </w:r>
-          </w:p>
-        </w:tc>
-        <w:tc>
-          <w:tcPr>
-            <w:tcW w:w="1918" w:type="dxa"/>
+            <w:vAlign w:val="center"/>
+          </w:tcPr>
+          <w:p>
+            <w:pPr>
+              <w:jc w:val="center"/>
+              <w:rPr>
+                <w:rFonts w:ascii="Times New Roman" w:hAnsi="Times New Roman" w:cs="Times New Roman"/>
+                <w:sz w:val="28"/>
+                <w:szCs w:val="28"/>
+                <w:lang w:val="en-US"/>
+              </w:rPr>
+            </w:pPr>
+            <w:r>
+              <w:t>NO_</w:t>
+            </w:r>
+            <w:r>
+              <w:rPr>
+                <w:lang w:val="en-US"/>
+              </w:rPr>
+              <w:t>DATA</w:t>
+            </w:r>
+          </w:p>
+        </w:tc>
+        <w:tc>
+          <w:tcPr>
+            <w:tcW w:w="0" w:type="auto"/>
+            <w:vAlign w:val="center"/>
           </w:tcPr>
           <w:p>
             <w:pPr>
@@ -8028,6 +8580,7 @@
         <w:tc>
           <w:tcPr>
             <w:tcW w:w="0" w:type="auto"/>
+            <w:vAlign w:val="center"/>
           </w:tcPr>
           <w:p>
             <w:pPr>
@@ -8051,6 +8604,7 @@
         <w:tc>
           <w:tcPr>
             <w:tcW w:w="0" w:type="auto"/>
+            <w:vAlign w:val="center"/>
           </w:tcPr>
           <w:p>
             <w:pPr>
@@ -8071,6 +8625,7 @@
         <w:tc>
           <w:tcPr>
             <w:tcW w:w="0" w:type="auto"/>
+            <w:vAlign w:val="center"/>
           </w:tcPr>
           <w:p>
             <w:pPr>
@@ -8099,6 +8654,7 @@
         <w:tc>
           <w:tcPr>
             <w:tcW w:w="0" w:type="auto"/>
+            <w:vAlign w:val="center"/>
           </w:tcPr>
           <w:p>
             <w:pPr>
@@ -8127,6 +8683,7 @@
         <w:tc>
           <w:tcPr>
             <w:tcW w:w="0" w:type="auto"/>
+            <w:vAlign w:val="center"/>
           </w:tcPr>
           <w:p>
             <w:pPr>
@@ -8144,7 +8701,8 @@
         </w:tc>
         <w:tc>
           <w:tcPr>
-            <w:tcW w:w="1918" w:type="dxa"/>
+            <w:tcW w:w="0" w:type="auto"/>
+            <w:vAlign w:val="center"/>
           </w:tcPr>
           <w:p>
             <w:pPr>
@@ -8163,6 +8721,7 @@
         <w:tc>
           <w:tcPr>
             <w:tcW w:w="0" w:type="auto"/>
+            <w:vAlign w:val="center"/>
           </w:tcPr>
           <w:p>
             <w:pPr>
@@ -8186,6 +8745,7 @@
         <w:tc>
           <w:tcPr>
             <w:tcW w:w="0" w:type="auto"/>
+            <w:vAlign w:val="center"/>
           </w:tcPr>
           <w:p>
             <w:pPr>
@@ -8206,6 +8766,7 @@
         <w:tc>
           <w:tcPr>
             <w:tcW w:w="0" w:type="auto"/>
+            <w:vAlign w:val="center"/>
           </w:tcPr>
           <w:p>
             <w:pPr>
@@ -8226,6 +8787,7 @@
         <w:tc>
           <w:tcPr>
             <w:tcW w:w="0" w:type="auto"/>
+            <w:vAlign w:val="center"/>
           </w:tcPr>
           <w:p>
             <w:pPr>
@@ -8254,6 +8816,7 @@
         <w:tc>
           <w:tcPr>
             <w:tcW w:w="0" w:type="auto"/>
+            <w:vAlign w:val="center"/>
           </w:tcPr>
           <w:p>
             <w:pPr>
@@ -8271,7 +8834,8 @@
         </w:tc>
         <w:tc>
           <w:tcPr>
-            <w:tcW w:w="1918" w:type="dxa"/>
+            <w:tcW w:w="0" w:type="auto"/>
+            <w:vAlign w:val="center"/>
           </w:tcPr>
           <w:p>
             <w:pPr>
@@ -8290,6 +8854,7 @@
         <w:tc>
           <w:tcPr>
             <w:tcW w:w="0" w:type="auto"/>
+            <w:vAlign w:val="center"/>
           </w:tcPr>
           <w:p>
             <w:pPr>
@@ -8313,6 +8878,7 @@
         <w:tc>
           <w:tcPr>
             <w:tcW w:w="0" w:type="auto"/>
+            <w:vAlign w:val="center"/>
           </w:tcPr>
           <w:p>
             <w:pPr>
@@ -8333,6 +8899,7 @@
         <w:tc>
           <w:tcPr>
             <w:tcW w:w="0" w:type="auto"/>
+            <w:vAlign w:val="center"/>
           </w:tcPr>
           <w:p>
             <w:pPr>
@@ -8353,6 +8920,7 @@
         <w:tc>
           <w:tcPr>
             <w:tcW w:w="0" w:type="auto"/>
+            <w:vAlign w:val="center"/>
           </w:tcPr>
           <w:p>
             <w:pPr>
@@ -8373,6 +8941,7 @@
         <w:tc>
           <w:tcPr>
             <w:tcW w:w="0" w:type="auto"/>
+            <w:vAlign w:val="center"/>
           </w:tcPr>
           <w:p>
             <w:pPr>
@@ -8390,7 +8959,8 @@
         </w:tc>
         <w:tc>
           <w:tcPr>
-            <w:tcW w:w="1918" w:type="dxa"/>
+            <w:tcW w:w="0" w:type="auto"/>
+            <w:vAlign w:val="center"/>
           </w:tcPr>
           <w:p>
             <w:pPr>
@@ -8409,6 +8979,7 @@
         <w:tc>
           <w:tcPr>
             <w:tcW w:w="0" w:type="auto"/>
+            <w:vAlign w:val="center"/>
           </w:tcPr>
           <w:p>
             <w:pPr>
@@ -8431,67 +9002,43 @@
         <w:ind w:firstLine="360"/>
         <w:rPr>
           <w:rFonts w:ascii="Times New Roman" w:hAnsi="Times New Roman" w:cs="Times New Roman"/>
-          <w:b/>
-          <w:bCs/>
-          <w:sz w:val="28"/>
-          <w:szCs w:val="28"/>
-        </w:rPr>
-      </w:pPr>
-      <w:r>
-        <w:rPr>
-          <w:rFonts w:ascii="Times New Roman" w:hAnsi="Times New Roman" w:cs="Times New Roman"/>
-          <w:b/>
-          <w:bCs/>
-          <w:sz w:val="28"/>
-          <w:szCs w:val="28"/>
-        </w:rPr>
-        <w:t xml:space="preserve">Сценарий </w:t>
-      </w:r>
-      <w:r>
-        <w:rPr>
-          <w:rFonts w:ascii="Times New Roman" w:hAnsi="Times New Roman" w:cs="Times New Roman"/>
-          <w:b/>
-          <w:bCs/>
-          <w:sz w:val="28"/>
-          <w:szCs w:val="28"/>
+          <w:sz w:val="28"/>
+          <w:szCs w:val="28"/>
+          <w:lang w:val="en-US"/>
+        </w:rPr>
+      </w:pPr>
+      <w:r>
+        <w:rPr>
+          <w:rFonts w:ascii="Times New Roman" w:hAnsi="Times New Roman" w:cs="Times New Roman"/>
+          <w:sz w:val="28"/>
+          <w:szCs w:val="28"/>
+        </w:rPr>
+        <w:t>SC‑0</w:t>
+      </w:r>
+      <w:r>
+        <w:rPr>
+          <w:rFonts w:ascii="Times New Roman" w:hAnsi="Times New Roman" w:cs="Times New Roman"/>
+          <w:sz w:val="28"/>
+          <w:szCs w:val="28"/>
+          <w:lang w:val="en-US"/>
         </w:rPr>
         <w:t>3</w:t>
-      </w:r>
-      <w:r>
-        <w:rPr>
-          <w:rFonts w:ascii="Times New Roman" w:hAnsi="Times New Roman" w:cs="Times New Roman"/>
-          <w:b/>
-          <w:bCs/>
-          <w:sz w:val="28"/>
-          <w:szCs w:val="28"/>
-        </w:rPr>
-        <w:t xml:space="preserve">: </w:t>
-      </w:r>
-      <w:r>
-        <w:rPr>
-          <w:rFonts w:ascii="Times New Roman" w:hAnsi="Times New Roman" w:cs="Times New Roman"/>
-          <w:b/>
-          <w:bCs/>
-          <w:sz w:val="28"/>
-          <w:szCs w:val="28"/>
-        </w:rPr>
-        <w:t>Редактирование программы</w:t>
       </w:r>
     </w:p>
     <w:tbl>
       <w:tblPr>
         <w:tblStyle w:val="a4"/>
-        <w:tblW w:w="11443" w:type="dxa"/>
+        <w:tblW w:w="0" w:type="auto"/>
         <w:jc w:val="center"/>
         <w:tblLook w:val="04A0" w:firstRow="1" w:lastRow="0" w:firstColumn="1" w:lastColumn="0" w:noHBand="0" w:noVBand="1"/>
       </w:tblPr>
       <w:tblGrid>
-        <w:gridCol w:w="1609"/>
-        <w:gridCol w:w="2172"/>
-        <w:gridCol w:w="1578"/>
-        <w:gridCol w:w="2607"/>
-        <w:gridCol w:w="1918"/>
-        <w:gridCol w:w="1559"/>
+        <w:gridCol w:w="1610"/>
+        <w:gridCol w:w="2075"/>
+        <w:gridCol w:w="1547"/>
+        <w:gridCol w:w="2572"/>
+        <w:gridCol w:w="1882"/>
+        <w:gridCol w:w="770"/>
       </w:tblGrid>
       <w:tr>
         <w:trPr>
@@ -8500,6 +9047,7 @@
         <w:tc>
           <w:tcPr>
             <w:tcW w:w="0" w:type="auto"/>
+            <w:vAlign w:val="center"/>
           </w:tcPr>
           <w:p>
             <w:pPr>
@@ -8520,6 +9068,7 @@
         <w:tc>
           <w:tcPr>
             <w:tcW w:w="0" w:type="auto"/>
+            <w:vAlign w:val="center"/>
           </w:tcPr>
           <w:p>
             <w:pPr>
@@ -8540,6 +9089,7 @@
         <w:tc>
           <w:tcPr>
             <w:tcW w:w="0" w:type="auto"/>
+            <w:vAlign w:val="center"/>
           </w:tcPr>
           <w:p>
             <w:pPr>
@@ -8560,6 +9110,7 @@
         <w:tc>
           <w:tcPr>
             <w:tcW w:w="0" w:type="auto"/>
+            <w:vAlign w:val="center"/>
           </w:tcPr>
           <w:p>
             <w:pPr>
@@ -8579,7 +9130,8 @@
         </w:tc>
         <w:tc>
           <w:tcPr>
-            <w:tcW w:w="1918" w:type="dxa"/>
+            <w:tcW w:w="0" w:type="auto"/>
+            <w:vAlign w:val="center"/>
           </w:tcPr>
           <w:p>
             <w:pPr>
@@ -8599,7 +9151,8 @@
         </w:tc>
         <w:tc>
           <w:tcPr>
-            <w:tcW w:w="1559" w:type="dxa"/>
+            <w:tcW w:w="0" w:type="auto"/>
+            <w:vAlign w:val="center"/>
           </w:tcPr>
           <w:p>
             <w:pPr>
@@ -8625,6 +9178,7 @@
         <w:tc>
           <w:tcPr>
             <w:tcW w:w="0" w:type="auto"/>
+            <w:vAlign w:val="center"/>
           </w:tcPr>
           <w:p>
             <w:pPr>
@@ -8645,6 +9199,7 @@
         <w:tc>
           <w:tcPr>
             <w:tcW w:w="0" w:type="auto"/>
+            <w:vAlign w:val="center"/>
           </w:tcPr>
           <w:p>
             <w:pPr>
@@ -8665,6 +9220,7 @@
         <w:tc>
           <w:tcPr>
             <w:tcW w:w="0" w:type="auto"/>
+            <w:vAlign w:val="center"/>
           </w:tcPr>
           <w:p>
             <w:pPr>
@@ -8693,6 +9249,7 @@
         <w:tc>
           <w:tcPr>
             <w:tcW w:w="0" w:type="auto"/>
+            <w:vAlign w:val="center"/>
           </w:tcPr>
           <w:p>
             <w:pPr>
@@ -8710,7 +9267,8 @@
         </w:tc>
         <w:tc>
           <w:tcPr>
-            <w:tcW w:w="1918" w:type="dxa"/>
+            <w:tcW w:w="0" w:type="auto"/>
+            <w:vAlign w:val="center"/>
           </w:tcPr>
           <w:p>
             <w:pPr>
@@ -8728,7 +9286,8 @@
         </w:tc>
         <w:tc>
           <w:tcPr>
-            <w:tcW w:w="1559" w:type="dxa"/>
+            <w:tcW w:w="0" w:type="auto"/>
+            <w:vAlign w:val="center"/>
           </w:tcPr>
           <w:p>
             <w:pPr>
@@ -8752,6 +9311,7 @@
         <w:tc>
           <w:tcPr>
             <w:tcW w:w="0" w:type="auto"/>
+            <w:vAlign w:val="center"/>
           </w:tcPr>
           <w:p>
             <w:pPr>
@@ -8772,6 +9332,7 @@
         <w:tc>
           <w:tcPr>
             <w:tcW w:w="0" w:type="auto"/>
+            <w:vAlign w:val="center"/>
           </w:tcPr>
           <w:p>
             <w:pPr>
@@ -8792,6 +9353,7 @@
         <w:tc>
           <w:tcPr>
             <w:tcW w:w="0" w:type="auto"/>
+            <w:vAlign w:val="center"/>
           </w:tcPr>
           <w:p>
             <w:pPr>
@@ -8812,6 +9374,7 @@
         <w:tc>
           <w:tcPr>
             <w:tcW w:w="0" w:type="auto"/>
+            <w:vAlign w:val="center"/>
           </w:tcPr>
           <w:p>
             <w:pPr>
@@ -8830,7 +9393,8 @@
         </w:tc>
         <w:tc>
           <w:tcPr>
-            <w:tcW w:w="1918" w:type="dxa"/>
+            <w:tcW w:w="0" w:type="auto"/>
+            <w:vAlign w:val="center"/>
           </w:tcPr>
           <w:p>
             <w:pPr>
@@ -8848,7 +9412,8 @@
         </w:tc>
         <w:tc>
           <w:tcPr>
-            <w:tcW w:w="1559" w:type="dxa"/>
+            <w:tcW w:w="0" w:type="auto"/>
+            <w:vAlign w:val="center"/>
           </w:tcPr>
           <w:p>
             <w:pPr>
@@ -8872,6 +9437,7 @@
         <w:tc>
           <w:tcPr>
             <w:tcW w:w="0" w:type="auto"/>
+            <w:vAlign w:val="center"/>
           </w:tcPr>
           <w:p>
             <w:pPr>
@@ -8892,6 +9458,7 @@
         <w:tc>
           <w:tcPr>
             <w:tcW w:w="0" w:type="auto"/>
+            <w:vAlign w:val="center"/>
           </w:tcPr>
           <w:p>
             <w:pPr>
@@ -8928,6 +9495,7 @@
         <w:tc>
           <w:tcPr>
             <w:tcW w:w="0" w:type="auto"/>
+            <w:vAlign w:val="center"/>
           </w:tcPr>
           <w:p>
             <w:pPr>
@@ -8948,6 +9516,7 @@
         <w:tc>
           <w:tcPr>
             <w:tcW w:w="0" w:type="auto"/>
+            <w:vAlign w:val="center"/>
           </w:tcPr>
           <w:p>
             <w:pPr>
@@ -8965,7 +9534,8 @@
         </w:tc>
         <w:tc>
           <w:tcPr>
-            <w:tcW w:w="1918" w:type="dxa"/>
+            <w:tcW w:w="0" w:type="auto"/>
+            <w:vAlign w:val="center"/>
           </w:tcPr>
           <w:p>
             <w:pPr>
@@ -8983,7 +9553,8 @@
         </w:tc>
         <w:tc>
           <w:tcPr>
-            <w:tcW w:w="1559" w:type="dxa"/>
+            <w:tcW w:w="0" w:type="auto"/>
+            <w:vAlign w:val="center"/>
           </w:tcPr>
           <w:p>
             <w:pPr>
@@ -9007,6 +9578,7 @@
         <w:tc>
           <w:tcPr>
             <w:tcW w:w="0" w:type="auto"/>
+            <w:vAlign w:val="center"/>
           </w:tcPr>
           <w:p>
             <w:pPr>
@@ -9027,6 +9599,7 @@
         <w:tc>
           <w:tcPr>
             <w:tcW w:w="0" w:type="auto"/>
+            <w:vAlign w:val="center"/>
           </w:tcPr>
           <w:p>
             <w:pPr>
@@ -9071,6 +9644,7 @@
         <w:tc>
           <w:tcPr>
             <w:tcW w:w="0" w:type="auto"/>
+            <w:vAlign w:val="center"/>
           </w:tcPr>
           <w:p>
             <w:pPr>
@@ -9091,6 +9665,7 @@
         <w:tc>
           <w:tcPr>
             <w:tcW w:w="0" w:type="auto"/>
+            <w:vAlign w:val="center"/>
           </w:tcPr>
           <w:p>
             <w:pPr>
@@ -9108,7 +9683,8 @@
         </w:tc>
         <w:tc>
           <w:tcPr>
-            <w:tcW w:w="1918" w:type="dxa"/>
+            <w:tcW w:w="0" w:type="auto"/>
+            <w:vAlign w:val="center"/>
           </w:tcPr>
           <w:p>
             <w:pPr>
@@ -9126,7 +9702,8 @@
         </w:tc>
         <w:tc>
           <w:tcPr>
-            <w:tcW w:w="1559" w:type="dxa"/>
+            <w:tcW w:w="0" w:type="auto"/>
+            <w:vAlign w:val="center"/>
           </w:tcPr>
           <w:p>
             <w:pPr>
@@ -9150,6 +9727,7 @@
         <w:tc>
           <w:tcPr>
             <w:tcW w:w="0" w:type="auto"/>
+            <w:vAlign w:val="center"/>
           </w:tcPr>
           <w:p>
             <w:pPr>
@@ -9170,6 +9748,7 @@
         <w:tc>
           <w:tcPr>
             <w:tcW w:w="0" w:type="auto"/>
+            <w:vAlign w:val="center"/>
           </w:tcPr>
           <w:p>
             <w:pPr>
@@ -9206,6 +9785,7 @@
         <w:tc>
           <w:tcPr>
             <w:tcW w:w="0" w:type="auto"/>
+            <w:vAlign w:val="center"/>
           </w:tcPr>
           <w:p>
             <w:pPr>
@@ -9226,6 +9806,7 @@
         <w:tc>
           <w:tcPr>
             <w:tcW w:w="0" w:type="auto"/>
+            <w:vAlign w:val="center"/>
           </w:tcPr>
           <w:p>
             <w:pPr>
@@ -9243,7 +9824,8 @@
         </w:tc>
         <w:tc>
           <w:tcPr>
-            <w:tcW w:w="1918" w:type="dxa"/>
+            <w:tcW w:w="0" w:type="auto"/>
+            <w:vAlign w:val="center"/>
           </w:tcPr>
           <w:p>
             <w:pPr>
@@ -9261,7 +9843,8 @@
         </w:tc>
         <w:tc>
           <w:tcPr>
-            <w:tcW w:w="1559" w:type="dxa"/>
+            <w:tcW w:w="0" w:type="auto"/>
+            <w:vAlign w:val="center"/>
           </w:tcPr>
           <w:p>
             <w:pPr>
@@ -9986,11 +10569,11 @@
         <w:tblLook w:val="04A0" w:firstRow="1" w:lastRow="0" w:firstColumn="1" w:lastColumn="0" w:noHBand="0" w:noVBand="1"/>
       </w:tblPr>
       <w:tblGrid>
-        <w:gridCol w:w="2229"/>
+        <w:gridCol w:w="2518"/>
         <w:gridCol w:w="1430"/>
-        <w:gridCol w:w="1885"/>
-        <w:gridCol w:w="2070"/>
-        <w:gridCol w:w="2842"/>
+        <w:gridCol w:w="1596"/>
+        <w:gridCol w:w="2531"/>
+        <w:gridCol w:w="2381"/>
       </w:tblGrid>
       <w:tr>
         <w:trPr>
@@ -9998,7 +10581,8 @@
         </w:trPr>
         <w:tc>
           <w:tcPr>
-            <w:tcW w:w="0" w:type="auto"/>
+            <w:tcW w:w="2518" w:type="dxa"/>
+            <w:vAlign w:val="center"/>
           </w:tcPr>
           <w:p>
             <w:pPr>
@@ -10020,6 +10604,7 @@
         <w:tc>
           <w:tcPr>
             <w:tcW w:w="0" w:type="auto"/>
+            <w:vAlign w:val="center"/>
           </w:tcPr>
           <w:p>
             <w:pPr>
@@ -10041,6 +10626,7 @@
         <w:tc>
           <w:tcPr>
             <w:tcW w:w="0" w:type="auto"/>
+            <w:vAlign w:val="center"/>
           </w:tcPr>
           <w:p>
             <w:pPr>
@@ -10061,7 +10647,8 @@
         </w:tc>
         <w:tc>
           <w:tcPr>
-            <w:tcW w:w="0" w:type="auto"/>
+            <w:tcW w:w="2531" w:type="dxa"/>
+            <w:vAlign w:val="center"/>
           </w:tcPr>
           <w:p>
             <w:pPr>
@@ -10082,7 +10669,8 @@
         </w:tc>
         <w:tc>
           <w:tcPr>
-            <w:tcW w:w="0" w:type="auto"/>
+            <w:tcW w:w="2381" w:type="dxa"/>
+            <w:vAlign w:val="center"/>
           </w:tcPr>
           <w:p>
             <w:pPr>
@@ -10104,7 +10692,8 @@
         </w:trPr>
         <w:tc>
           <w:tcPr>
-            <w:tcW w:w="0" w:type="auto"/>
+            <w:tcW w:w="2518" w:type="dxa"/>
+            <w:vAlign w:val="center"/>
           </w:tcPr>
           <w:p>
             <w:pPr>
@@ -10124,6 +10713,7 @@
         <w:tc>
           <w:tcPr>
             <w:tcW w:w="0" w:type="auto"/>
+            <w:vAlign w:val="center"/>
           </w:tcPr>
           <w:p>
             <w:pPr>
@@ -10143,6 +10733,7 @@
         <w:tc>
           <w:tcPr>
             <w:tcW w:w="0" w:type="auto"/>
+            <w:vAlign w:val="center"/>
           </w:tcPr>
           <w:p>
             <w:pPr>
@@ -10158,18 +10749,24 @@
               <w:t xml:space="preserve">BEGIN перед </w:t>
             </w:r>
             <w:proofErr w:type="spellStart"/>
+            <w:proofErr w:type="gramStart"/>
             <w:r>
               <w:t>save</w:t>
             </w:r>
             <w:proofErr w:type="spellEnd"/>
             <w:r>
-              <w:t>()</w:t>
-            </w:r>
-          </w:p>
-        </w:tc>
-        <w:tc>
-          <w:tcPr>
-            <w:tcW w:w="0" w:type="auto"/>
+              <w:t>(</w:t>
+            </w:r>
+            <w:proofErr w:type="gramEnd"/>
+            <w:r>
+              <w:t>)</w:t>
+            </w:r>
+          </w:p>
+        </w:tc>
+        <w:tc>
+          <w:tcPr>
+            <w:tcW w:w="2531" w:type="dxa"/>
+            <w:vAlign w:val="center"/>
           </w:tcPr>
           <w:p>
             <w:pPr>
@@ -10185,18 +10782,24 @@
               <w:t xml:space="preserve">COMMIT после </w:t>
             </w:r>
             <w:proofErr w:type="spellStart"/>
+            <w:proofErr w:type="gramStart"/>
             <w:r>
               <w:t>save</w:t>
             </w:r>
             <w:proofErr w:type="spellEnd"/>
             <w:r>
-              <w:t>()</w:t>
-            </w:r>
-          </w:p>
-        </w:tc>
-        <w:tc>
-          <w:tcPr>
-            <w:tcW w:w="0" w:type="auto"/>
+              <w:t>(</w:t>
+            </w:r>
+            <w:proofErr w:type="gramEnd"/>
+            <w:r>
+              <w:t>)</w:t>
+            </w:r>
+          </w:p>
+        </w:tc>
+        <w:tc>
+          <w:tcPr>
+            <w:tcW w:w="2381" w:type="dxa"/>
+            <w:vAlign w:val="center"/>
           </w:tcPr>
           <w:p>
             <w:pPr>
@@ -10214,7 +10817,8 @@
         </w:trPr>
         <w:tc>
           <w:tcPr>
-            <w:tcW w:w="0" w:type="auto"/>
+            <w:tcW w:w="2518" w:type="dxa"/>
+            <w:vAlign w:val="center"/>
           </w:tcPr>
           <w:p>
             <w:pPr>
@@ -10234,6 +10838,7 @@
         <w:tc>
           <w:tcPr>
             <w:tcW w:w="0" w:type="auto"/>
+            <w:vAlign w:val="center"/>
           </w:tcPr>
           <w:p>
             <w:pPr>
@@ -10253,6 +10858,7 @@
         <w:tc>
           <w:tcPr>
             <w:tcW w:w="0" w:type="auto"/>
+            <w:vAlign w:val="center"/>
           </w:tcPr>
           <w:p>
             <w:pPr>
@@ -10271,7 +10877,8 @@
         </w:tc>
         <w:tc>
           <w:tcPr>
-            <w:tcW w:w="0" w:type="auto"/>
+            <w:tcW w:w="2531" w:type="dxa"/>
+            <w:vAlign w:val="center"/>
           </w:tcPr>
           <w:p>
             <w:pPr>
@@ -10290,7 +10897,8 @@
         </w:tc>
         <w:tc>
           <w:tcPr>
-            <w:tcW w:w="0" w:type="auto"/>
+            <w:tcW w:w="2381" w:type="dxa"/>
+            <w:vAlign w:val="center"/>
           </w:tcPr>
           <w:p>
             <w:pPr>
@@ -10308,7 +10916,8 @@
         </w:trPr>
         <w:tc>
           <w:tcPr>
-            <w:tcW w:w="0" w:type="auto"/>
+            <w:tcW w:w="2518" w:type="dxa"/>
+            <w:vAlign w:val="center"/>
           </w:tcPr>
           <w:p>
             <w:pPr>
@@ -10322,6 +10931,7 @@
         <w:tc>
           <w:tcPr>
             <w:tcW w:w="0" w:type="auto"/>
+            <w:vAlign w:val="center"/>
           </w:tcPr>
           <w:p>
             <w:pPr>
@@ -10335,6 +10945,7 @@
         <w:tc>
           <w:tcPr>
             <w:tcW w:w="0" w:type="auto"/>
+            <w:vAlign w:val="center"/>
           </w:tcPr>
           <w:p>
             <w:pPr>
@@ -10344,18 +10955,24 @@
               <w:t xml:space="preserve">BEGIN перед </w:t>
             </w:r>
             <w:proofErr w:type="spellStart"/>
+            <w:proofErr w:type="gramStart"/>
             <w:r>
               <w:t>modify</w:t>
             </w:r>
             <w:proofErr w:type="spellEnd"/>
             <w:r>
-              <w:t>()</w:t>
-            </w:r>
-          </w:p>
-        </w:tc>
-        <w:tc>
-          <w:tcPr>
-            <w:tcW w:w="0" w:type="auto"/>
+              <w:t>(</w:t>
+            </w:r>
+            <w:proofErr w:type="gramEnd"/>
+            <w:r>
+              <w:t>)</w:t>
+            </w:r>
+          </w:p>
+        </w:tc>
+        <w:tc>
+          <w:tcPr>
+            <w:tcW w:w="2531" w:type="dxa"/>
+            <w:vAlign w:val="center"/>
           </w:tcPr>
           <w:p>
             <w:pPr>
@@ -10381,7 +10998,8 @@
         </w:tc>
         <w:tc>
           <w:tcPr>
-            <w:tcW w:w="0" w:type="auto"/>
+            <w:tcW w:w="2381" w:type="dxa"/>
+            <w:vAlign w:val="center"/>
           </w:tcPr>
           <w:p>
             <w:pPr>
@@ -10408,6 +11026,7 @@
           <w:sz w:val="28"/>
           <w:szCs w:val="28"/>
         </w:rPr>
+        <w:lastRenderedPageBreak/>
         <w:t xml:space="preserve">7. </w:t>
       </w:r>
       <w:r>
@@ -10458,7 +11077,6 @@
               </w:rPr>
             </w:pPr>
             <w:r>
-              <w:lastRenderedPageBreak/>
               <w:t>Ошибка</w:t>
             </w:r>
           </w:p>
@@ -11604,182 +12222,27 @@
           <w:sz w:val="28"/>
           <w:szCs w:val="28"/>
         </w:rPr>
-        <w:t>Проверка согласованности:</w:t>
+        <w:t>9</w:t>
+      </w:r>
+      <w:r>
+        <w:rPr>
+          <w:rFonts w:ascii="Times New Roman" w:hAnsi="Times New Roman" w:cs="Times New Roman"/>
+          <w:sz w:val="28"/>
+          <w:szCs w:val="28"/>
+        </w:rPr>
+        <w:t xml:space="preserve">. </w:t>
+      </w:r>
+      <w:r>
+        <w:rPr>
+          <w:rFonts w:ascii="Times New Roman" w:hAnsi="Times New Roman" w:cs="Times New Roman"/>
+          <w:sz w:val="28"/>
+          <w:szCs w:val="28"/>
+        </w:rPr>
+        <w:t>Выделение требований к наблюдаемости в сценарии</w:t>
       </w:r>
     </w:p>
     <w:p>
       <w:pPr>
-        <w:pStyle w:val="a3"/>
-        <w:numPr>
-          <w:ilvl w:val="0"/>
-          <w:numId w:val="34"/>
-        </w:numPr>
-        <w:rPr>
-          <w:rFonts w:ascii="Times New Roman" w:hAnsi="Times New Roman" w:cs="Times New Roman"/>
-          <w:sz w:val="28"/>
-          <w:szCs w:val="28"/>
-        </w:rPr>
-      </w:pPr>
-      <w:r>
-        <w:rPr>
-          <w:rFonts w:ascii="Times New Roman" w:hAnsi="Times New Roman" w:cs="Times New Roman"/>
-          <w:sz w:val="28"/>
-          <w:szCs w:val="28"/>
-        </w:rPr>
-        <w:t xml:space="preserve">Каждое сообщение в диаграммах опирается на реальные сущности домена (например, </w:t>
-      </w:r>
-      <w:proofErr w:type="spellStart"/>
-      <w:r>
-        <w:rPr>
-          <w:rFonts w:ascii="Times New Roman" w:hAnsi="Times New Roman" w:cs="Times New Roman"/>
-          <w:sz w:val="28"/>
-          <w:szCs w:val="28"/>
-        </w:rPr>
-        <w:t>BiometricData</w:t>
-      </w:r>
-      <w:proofErr w:type="spellEnd"/>
-      <w:r>
-        <w:rPr>
-          <w:rFonts w:ascii="Times New Roman" w:hAnsi="Times New Roman" w:cs="Times New Roman"/>
-          <w:sz w:val="28"/>
-          <w:szCs w:val="28"/>
-        </w:rPr>
-        <w:t xml:space="preserve">, </w:t>
-      </w:r>
-      <w:proofErr w:type="spellStart"/>
-      <w:r>
-        <w:rPr>
-          <w:rFonts w:ascii="Times New Roman" w:hAnsi="Times New Roman" w:cs="Times New Roman"/>
-          <w:sz w:val="28"/>
-          <w:szCs w:val="28"/>
-        </w:rPr>
-        <w:t>TrainingProgram</w:t>
-      </w:r>
-      <w:proofErr w:type="spellEnd"/>
-      <w:r>
-        <w:rPr>
-          <w:rFonts w:ascii="Times New Roman" w:hAnsi="Times New Roman" w:cs="Times New Roman"/>
-          <w:sz w:val="28"/>
-          <w:szCs w:val="28"/>
-        </w:rPr>
-        <w:t xml:space="preserve">, </w:t>
-      </w:r>
-      <w:proofErr w:type="spellStart"/>
-      <w:r>
-        <w:rPr>
-          <w:rFonts w:ascii="Times New Roman" w:hAnsi="Times New Roman" w:cs="Times New Roman"/>
-          <w:sz w:val="28"/>
-          <w:szCs w:val="28"/>
-        </w:rPr>
-        <w:t>FunctionalState</w:t>
-      </w:r>
-      <w:proofErr w:type="spellEnd"/>
-      <w:r>
-        <w:rPr>
-          <w:rFonts w:ascii="Times New Roman" w:hAnsi="Times New Roman" w:cs="Times New Roman"/>
-          <w:sz w:val="28"/>
-          <w:szCs w:val="28"/>
-        </w:rPr>
-        <w:t>).</w:t>
-      </w:r>
-    </w:p>
-    <w:p>
-      <w:pPr>
-        <w:pStyle w:val="a3"/>
-        <w:numPr>
-          <w:ilvl w:val="0"/>
-          <w:numId w:val="34"/>
-        </w:numPr>
-        <w:rPr>
-          <w:rFonts w:ascii="Times New Roman" w:hAnsi="Times New Roman" w:cs="Times New Roman"/>
-          <w:sz w:val="28"/>
-          <w:szCs w:val="28"/>
-        </w:rPr>
-      </w:pPr>
-      <w:r>
-        <w:rPr>
-          <w:rFonts w:ascii="Times New Roman" w:hAnsi="Times New Roman" w:cs="Times New Roman"/>
-          <w:sz w:val="28"/>
-          <w:szCs w:val="28"/>
-        </w:rPr>
-        <w:t>Все изменения статусов (DRAFT → ACTIVE, ACTIVE → MODIFIED) соответствуют диаграмме состояний из ПР7.</w:t>
-      </w:r>
-    </w:p>
-    <w:p>
-      <w:pPr>
-        <w:pStyle w:val="a3"/>
-        <w:numPr>
-          <w:ilvl w:val="0"/>
-          <w:numId w:val="34"/>
-        </w:numPr>
-        <w:rPr>
-          <w:rFonts w:ascii="Times New Roman" w:hAnsi="Times New Roman" w:cs="Times New Roman"/>
-          <w:sz w:val="28"/>
-          <w:szCs w:val="28"/>
-        </w:rPr>
-      </w:pPr>
-      <w:r>
-        <w:rPr>
-          <w:rFonts w:ascii="Times New Roman" w:hAnsi="Times New Roman" w:cs="Times New Roman"/>
-          <w:sz w:val="28"/>
-          <w:szCs w:val="28"/>
-        </w:rPr>
-        <w:t xml:space="preserve">Интерфейсы репозиториев (например, </w:t>
-      </w:r>
-      <w:proofErr w:type="spellStart"/>
-      <w:r>
-        <w:rPr>
-          <w:rFonts w:ascii="Times New Roman" w:hAnsi="Times New Roman" w:cs="Times New Roman"/>
-          <w:sz w:val="28"/>
-          <w:szCs w:val="28"/>
-        </w:rPr>
-        <w:t>IBiometricRepository</w:t>
-      </w:r>
-      <w:proofErr w:type="spellEnd"/>
-      <w:r>
-        <w:rPr>
-          <w:rFonts w:ascii="Times New Roman" w:hAnsi="Times New Roman" w:cs="Times New Roman"/>
-          <w:sz w:val="28"/>
-          <w:szCs w:val="28"/>
-        </w:rPr>
-        <w:t>) не показаны на диаграммах кооперации для простоты, но подразумеваются в сервисах.</w:t>
-      </w:r>
-    </w:p>
-    <w:p>
-      <w:pPr>
-        <w:rPr>
-          <w:rFonts w:ascii="Times New Roman" w:hAnsi="Times New Roman" w:cs="Times New Roman"/>
-          <w:sz w:val="28"/>
-          <w:szCs w:val="28"/>
-        </w:rPr>
-      </w:pPr>
-      <w:r>
-        <w:rPr>
-          <w:rFonts w:ascii="Times New Roman" w:hAnsi="Times New Roman" w:cs="Times New Roman"/>
-          <w:sz w:val="28"/>
-          <w:szCs w:val="28"/>
-        </w:rPr>
-        <w:t>9</w:t>
-      </w:r>
-      <w:r>
-        <w:rPr>
-          <w:rFonts w:ascii="Times New Roman" w:hAnsi="Times New Roman" w:cs="Times New Roman"/>
-          <w:sz w:val="28"/>
-          <w:szCs w:val="28"/>
-        </w:rPr>
-        <w:t xml:space="preserve">. </w:t>
-      </w:r>
-      <w:r>
-        <w:rPr>
-          <w:rFonts w:ascii="Times New Roman" w:hAnsi="Times New Roman" w:cs="Times New Roman"/>
-          <w:sz w:val="28"/>
-          <w:szCs w:val="28"/>
-        </w:rPr>
-        <w:t>Выделение требований к наблюдаемости в сценарии</w:t>
-      </w:r>
-    </w:p>
-    <w:p>
-      <w:pPr>
         <w:rPr>
           <w:rFonts w:ascii="Times New Roman" w:hAnsi="Times New Roman" w:cs="Times New Roman"/>
           <w:sz w:val="28"/>
@@ -11787,7 +12250,6 @@
           <w:lang w:val="en-US"/>
         </w:rPr>
       </w:pPr>
-      <w:proofErr w:type="spellStart"/>
       <w:r>
         <w:rPr>
           <w:rFonts w:ascii="Times New Roman" w:hAnsi="Times New Roman" w:cs="Times New Roman"/>
@@ -11795,77 +12257,7 @@
           <w:szCs w:val="28"/>
           <w:lang w:val="en-US"/>
         </w:rPr>
-        <w:t>Обязательные</w:t>
-      </w:r>
-      <w:proofErr w:type="spellEnd"/>
-      <w:r>
-        <w:rPr>
-          <w:rFonts w:ascii="Times New Roman" w:hAnsi="Times New Roman" w:cs="Times New Roman"/>
-          <w:sz w:val="28"/>
-          <w:szCs w:val="28"/>
-          <w:lang w:val="en-US"/>
-        </w:rPr>
-        <w:t xml:space="preserve"> </w:t>
-      </w:r>
-      <w:proofErr w:type="spellStart"/>
-      <w:r>
-        <w:rPr>
-          <w:rFonts w:ascii="Times New Roman" w:hAnsi="Times New Roman" w:cs="Times New Roman"/>
-          <w:sz w:val="28"/>
-          <w:szCs w:val="28"/>
-          <w:lang w:val="en-US"/>
-        </w:rPr>
-        <w:t>события</w:t>
-      </w:r>
-      <w:proofErr w:type="spellEnd"/>
-      <w:r>
-        <w:rPr>
-          <w:rFonts w:ascii="Times New Roman" w:hAnsi="Times New Roman" w:cs="Times New Roman"/>
-          <w:sz w:val="28"/>
-          <w:szCs w:val="28"/>
-          <w:lang w:val="en-US"/>
-        </w:rPr>
-        <w:t xml:space="preserve"> </w:t>
-      </w:r>
-      <w:proofErr w:type="spellStart"/>
-      <w:r>
-        <w:rPr>
-          <w:rFonts w:ascii="Times New Roman" w:hAnsi="Times New Roman" w:cs="Times New Roman"/>
-          <w:sz w:val="28"/>
-          <w:szCs w:val="28"/>
-          <w:lang w:val="en-US"/>
-        </w:rPr>
-        <w:t>для</w:t>
-      </w:r>
-      <w:proofErr w:type="spellEnd"/>
-      <w:r>
-        <w:rPr>
-          <w:rFonts w:ascii="Times New Roman" w:hAnsi="Times New Roman" w:cs="Times New Roman"/>
-          <w:sz w:val="28"/>
-          <w:szCs w:val="28"/>
-          <w:lang w:val="en-US"/>
-        </w:rPr>
-        <w:t xml:space="preserve"> </w:t>
-      </w:r>
-      <w:proofErr w:type="spellStart"/>
-      <w:r>
-        <w:rPr>
-          <w:rFonts w:ascii="Times New Roman" w:hAnsi="Times New Roman" w:cs="Times New Roman"/>
-          <w:sz w:val="28"/>
-          <w:szCs w:val="28"/>
-          <w:lang w:val="en-US"/>
-        </w:rPr>
-        <w:t>логирования</w:t>
-      </w:r>
-      <w:proofErr w:type="spellEnd"/>
-      <w:r>
-        <w:rPr>
-          <w:rFonts w:ascii="Times New Roman" w:hAnsi="Times New Roman" w:cs="Times New Roman"/>
-          <w:sz w:val="28"/>
-          <w:szCs w:val="28"/>
-          <w:lang w:val="en-US"/>
-        </w:rPr>
-        <w:t>:</w:t>
+        <w:t>Обязательные события для логирования:</w:t>
       </w:r>
     </w:p>
     <w:tbl>
@@ -11888,6 +12280,7 @@
         <w:tc>
           <w:tcPr>
             <w:tcW w:w="0" w:type="auto"/>
+            <w:vAlign w:val="center"/>
           </w:tcPr>
           <w:p>
             <w:pPr>
@@ -11909,6 +12302,7 @@
         <w:tc>
           <w:tcPr>
             <w:tcW w:w="0" w:type="auto"/>
+            <w:vAlign w:val="center"/>
           </w:tcPr>
           <w:p>
             <w:pPr>
@@ -11930,6 +12324,7 @@
         <w:tc>
           <w:tcPr>
             <w:tcW w:w="0" w:type="auto"/>
+            <w:vAlign w:val="center"/>
           </w:tcPr>
           <w:p>
             <w:pPr>
@@ -11951,6 +12346,7 @@
         <w:tc>
           <w:tcPr>
             <w:tcW w:w="0" w:type="auto"/>
+            <w:vAlign w:val="center"/>
           </w:tcPr>
           <w:p>
             <w:pPr>
@@ -11977,6 +12373,7 @@
         <w:tc>
           <w:tcPr>
             <w:tcW w:w="0" w:type="auto"/>
+            <w:vAlign w:val="center"/>
           </w:tcPr>
           <w:p>
             <w:pPr>
@@ -11996,6 +12393,7 @@
         <w:tc>
           <w:tcPr>
             <w:tcW w:w="0" w:type="auto"/>
+            <w:vAlign w:val="center"/>
           </w:tcPr>
           <w:p>
             <w:pPr>
@@ -12041,6 +12439,7 @@
         <w:tc>
           <w:tcPr>
             <w:tcW w:w="0" w:type="auto"/>
+            <w:vAlign w:val="center"/>
           </w:tcPr>
           <w:p>
             <w:pPr>
@@ -12060,6 +12459,7 @@
         <w:tc>
           <w:tcPr>
             <w:tcW w:w="0" w:type="auto"/>
+            <w:vAlign w:val="center"/>
           </w:tcPr>
           <w:p>
             <w:pPr>
@@ -12084,6 +12484,7 @@
         <w:tc>
           <w:tcPr>
             <w:tcW w:w="0" w:type="auto"/>
+            <w:vAlign w:val="center"/>
           </w:tcPr>
           <w:p>
             <w:pPr>
@@ -12103,6 +12504,7 @@
         <w:tc>
           <w:tcPr>
             <w:tcW w:w="0" w:type="auto"/>
+            <w:vAlign w:val="center"/>
           </w:tcPr>
           <w:p>
             <w:pPr>
@@ -12147,6 +12549,7 @@
         <w:tc>
           <w:tcPr>
             <w:tcW w:w="0" w:type="auto"/>
+            <w:vAlign w:val="center"/>
           </w:tcPr>
           <w:p>
             <w:pPr>
@@ -12166,6 +12569,7 @@
         <w:tc>
           <w:tcPr>
             <w:tcW w:w="0" w:type="auto"/>
+            <w:vAlign w:val="center"/>
           </w:tcPr>
           <w:p>
             <w:pPr>
@@ -12190,6 +12594,7 @@
         <w:tc>
           <w:tcPr>
             <w:tcW w:w="0" w:type="auto"/>
+            <w:vAlign w:val="center"/>
           </w:tcPr>
           <w:p>
             <w:pPr>
@@ -12209,6 +12614,7 @@
         <w:tc>
           <w:tcPr>
             <w:tcW w:w="0" w:type="auto"/>
+            <w:vAlign w:val="center"/>
           </w:tcPr>
           <w:p>
             <w:pPr>
@@ -12254,6 +12660,7 @@
         <w:tc>
           <w:tcPr>
             <w:tcW w:w="0" w:type="auto"/>
+            <w:vAlign w:val="center"/>
           </w:tcPr>
           <w:p>
             <w:pPr>
@@ -12273,6 +12680,7 @@
         <w:tc>
           <w:tcPr>
             <w:tcW w:w="0" w:type="auto"/>
+            <w:vAlign w:val="center"/>
           </w:tcPr>
           <w:p>
             <w:pPr>
@@ -12297,6 +12705,7 @@
         <w:tc>
           <w:tcPr>
             <w:tcW w:w="0" w:type="auto"/>
+            <w:vAlign w:val="center"/>
           </w:tcPr>
           <w:p>
             <w:pPr>
@@ -12316,6 +12725,7 @@
         <w:tc>
           <w:tcPr>
             <w:tcW w:w="0" w:type="auto"/>
+            <w:vAlign w:val="center"/>
           </w:tcPr>
           <w:p>
             <w:pPr>
@@ -12353,6 +12763,7 @@
         <w:tc>
           <w:tcPr>
             <w:tcW w:w="0" w:type="auto"/>
+            <w:vAlign w:val="center"/>
           </w:tcPr>
           <w:p>
             <w:pPr>
@@ -12372,6 +12783,7 @@
         <w:tc>
           <w:tcPr>
             <w:tcW w:w="0" w:type="auto"/>
+            <w:vAlign w:val="center"/>
           </w:tcPr>
           <w:p>
             <w:pPr>
@@ -12396,6 +12808,7 @@
         <w:tc>
           <w:tcPr>
             <w:tcW w:w="0" w:type="auto"/>
+            <w:vAlign w:val="center"/>
           </w:tcPr>
           <w:p>
             <w:pPr>
@@ -12415,6 +12828,7 @@
         <w:tc>
           <w:tcPr>
             <w:tcW w:w="0" w:type="auto"/>
+            <w:vAlign w:val="center"/>
           </w:tcPr>
           <w:p>
             <w:pPr>
@@ -12452,6 +12866,7 @@
         <w:tc>
           <w:tcPr>
             <w:tcW w:w="0" w:type="auto"/>
+            <w:vAlign w:val="center"/>
           </w:tcPr>
           <w:p>
             <w:pPr>
@@ -12471,6 +12886,7 @@
         <w:tc>
           <w:tcPr>
             <w:tcW w:w="0" w:type="auto"/>
+            <w:vAlign w:val="center"/>
           </w:tcPr>
           <w:p>
             <w:pPr>
@@ -12765,8 +13181,13 @@
                 <w:lang w:val="en-US"/>
               </w:rPr>
             </w:pPr>
-            <w:r>
-              <w:t>&lt; 500ms</w:t>
+            <w:proofErr w:type="gramStart"/>
+            <w:r>
+              <w:t>&lt; 500</w:t>
+            </w:r>
+            <w:proofErr w:type="gramEnd"/>
+            <w:r>
+              <w:t>ms</w:t>
             </w:r>
           </w:p>
         </w:tc>
@@ -12861,20 +13282,40 @@
               <w:t>≥</w:t>
             </w:r>
             <w:r>
-              <w:t xml:space="preserve"> 0.80</w:t>
-            </w:r>
-          </w:p>
-        </w:tc>
-        <w:tc>
-          <w:tcPr>
-            <w:tcW w:w="0" w:type="auto"/>
-          </w:tcPr>
-          <w:p>
-            <w:pPr>
-              <w:jc w:val="center"/>
-            </w:pPr>
-            <w:r>
-              <w:t>&lt; 0.75</w:t>
+              <w:t xml:space="preserve"> 0.</w:t>
+            </w:r>
+            <w:r>
+              <w:rPr>
+                <w:lang w:val="en-US"/>
+              </w:rPr>
+              <w:t>95</w:t>
+            </w:r>
+          </w:p>
+        </w:tc>
+        <w:tc>
+          <w:tcPr>
+            <w:tcW w:w="0" w:type="auto"/>
+          </w:tcPr>
+          <w:p>
+            <w:pPr>
+              <w:jc w:val="center"/>
+              <w:rPr>
+                <w:lang w:val="en-US"/>
+              </w:rPr>
+            </w:pPr>
+            <w:proofErr w:type="gramStart"/>
+            <w:r>
+              <w:t>&lt; 0</w:t>
+            </w:r>
+            <w:proofErr w:type="gramEnd"/>
+            <w:r>
+              <w:t>.</w:t>
+            </w:r>
+            <w:r>
+              <w:rPr>
+                <w:lang w:val="en-US"/>
+              </w:rPr>
+              <w:t>80</w:t>
             </w:r>
           </w:p>
         </w:tc>
@@ -12941,8 +13382,13 @@
             <w:pPr>
               <w:jc w:val="center"/>
             </w:pPr>
-            <w:r>
-              <w:t>&lt; 5s</w:t>
+            <w:proofErr w:type="gramStart"/>
+            <w:r>
+              <w:t>&lt; 5</w:t>
+            </w:r>
+            <w:proofErr w:type="gramEnd"/>
+            <w:r>
+              <w:t>s</w:t>
             </w:r>
           </w:p>
         </w:tc>
@@ -12979,7 +13425,6 @@
               </w:rPr>
             </w:pPr>
             <w:r>
-              <w:lastRenderedPageBreak/>
               <w:t>SC</w:t>
             </w:r>
             <w:r>
@@ -13041,8 +13486,13 @@
                 <w:lang w:val="en-US"/>
               </w:rPr>
             </w:pPr>
-            <w:r>
-              <w:t>&lt; 5%</w:t>
+            <w:proofErr w:type="gramStart"/>
+            <w:r>
+              <w:t>&lt; 5</w:t>
+            </w:r>
+            <w:proofErr w:type="gramEnd"/>
+            <w:r>
+              <w:t>%</w:t>
             </w:r>
           </w:p>
         </w:tc>
@@ -13146,8 +13596,13 @@
                 <w:lang w:val="en-US"/>
               </w:rPr>
             </w:pPr>
-            <w:r>
-              <w:t>&lt; 10%</w:t>
+            <w:proofErr w:type="gramStart"/>
+            <w:r>
+              <w:t>&lt; 10</w:t>
+            </w:r>
+            <w:proofErr w:type="gramEnd"/>
+            <w:r>
+              <w:t>%</w:t>
             </w:r>
           </w:p>
         </w:tc>
@@ -13272,8 +13727,13 @@
                 <w:lang w:val="en-US"/>
               </w:rPr>
             </w:pPr>
-            <w:r>
-              <w:t>&lt; 90%</w:t>
+            <w:proofErr w:type="gramStart"/>
+            <w:r>
+              <w:t>&lt; 90</w:t>
+            </w:r>
+            <w:proofErr w:type="gramEnd"/>
+            <w:r>
+              <w:t>%</w:t>
             </w:r>
           </w:p>
         </w:tc>
@@ -13370,8 +13830,13 @@
                 <w:lang w:val="en-US"/>
               </w:rPr>
             </w:pPr>
-            <w:r>
-              <w:t>&lt; 1%</w:t>
+            <w:proofErr w:type="gramStart"/>
+            <w:r>
+              <w:t>&lt; 1</w:t>
+            </w:r>
+            <w:proofErr w:type="gramEnd"/>
+            <w:r>
+              <w:t>%</w:t>
             </w:r>
           </w:p>
         </w:tc>
@@ -13511,6 +13976,7 @@
           <w:sz w:val="28"/>
           <w:szCs w:val="28"/>
         </w:rPr>
+        <w:lastRenderedPageBreak/>
         <w:t>Правила использования:</w:t>
       </w:r>
     </w:p>
@@ -13719,7 +14185,16 @@
           <w:sz w:val="28"/>
           <w:szCs w:val="28"/>
         </w:rPr>
-        <w:t>error_rate</w:t>
+        <w:t>error_</w:t>
+      </w:r>
+      <w:proofErr w:type="gramStart"/>
+      <w:r>
+        <w:rPr>
+          <w:rFonts w:ascii="Times New Roman" w:hAnsi="Times New Roman" w:cs="Times New Roman"/>
+          <w:sz w:val="28"/>
+          <w:szCs w:val="28"/>
+        </w:rPr>
+        <w:t>rate</w:t>
       </w:r>
       <w:proofErr w:type="spellEnd"/>
       <w:r>
@@ -13728,7 +14203,16 @@
           <w:sz w:val="28"/>
           <w:szCs w:val="28"/>
         </w:rPr>
-        <w:t xml:space="preserve"> &gt; 5% открыть </w:t>
+        <w:t xml:space="preserve"> &gt;</w:t>
+      </w:r>
+      <w:proofErr w:type="gramEnd"/>
+      <w:r>
+        <w:rPr>
+          <w:rFonts w:ascii="Times New Roman" w:hAnsi="Times New Roman" w:cs="Times New Roman"/>
+          <w:sz w:val="28"/>
+          <w:szCs w:val="28"/>
+        </w:rPr>
+        <w:t xml:space="preserve"> 5% открыть </w:t>
       </w:r>
       <w:proofErr w:type="spellStart"/>
       <w:r>
@@ -18708,7 +19192,7 @@
   <w:style w:type="paragraph" w:default="1" w:styleId="a">
     <w:name w:val="Normal"/>
     <w:qFormat/>
-    <w:rsid w:val="009C0011"/>
+    <w:rsid w:val="00FF2F1F"/>
   </w:style>
   <w:style w:type="paragraph" w:styleId="2">
     <w:name w:val="heading 2"/>

--- a/Общий5_6.docx
+++ b/Общий5_6.docx
@@ -82,10 +82,10 @@
           <w:szCs w:val="28"/>
         </w:rPr>
         <w:drawing>
-          <wp:inline distT="0" distB="0" distL="0" distR="0" wp14:anchorId="0F3154A3" wp14:editId="5796AFFC">
-            <wp:extent cx="9994180" cy="11696700"/>
-            <wp:effectExtent l="0" t="0" r="7620" b="0"/>
-            <wp:docPr id="11" name="Рисунок 11"/>
+          <wp:inline distT="0" distB="0" distL="0" distR="0" wp14:anchorId="0AD4748E" wp14:editId="7258BD1A">
+            <wp:extent cx="10020300" cy="10911181"/>
+            <wp:effectExtent l="0" t="0" r="0" b="5080"/>
+            <wp:docPr id="15" name="Рисунок 15"/>
             <wp:cNvGraphicFramePr>
               <a:graphicFrameLocks xmlns:a="http://schemas.openxmlformats.org/drawingml/2006/main" noChangeAspect="1"/>
             </wp:cNvGraphicFramePr>
@@ -93,7 +93,7 @@
               <a:graphicData uri="http://schemas.openxmlformats.org/drawingml/2006/picture">
                 <pic:pic xmlns:pic="http://schemas.openxmlformats.org/drawingml/2006/picture">
                   <pic:nvPicPr>
-                    <pic:cNvPr id="0" name="Picture 2"/>
+                    <pic:cNvPr id="0" name="Picture 1"/>
                     <pic:cNvPicPr>
                       <a:picLocks noChangeAspect="1" noChangeArrowheads="1"/>
                     </pic:cNvPicPr>
@@ -114,7 +114,7 @@
                   <pic:spPr bwMode="auto">
                     <a:xfrm>
                       <a:off x="0" y="0"/>
-                      <a:ext cx="9995018" cy="11697681"/>
+                      <a:ext cx="10021468" cy="10912453"/>
                     </a:xfrm>
                     <a:prstGeom prst="rect">
                       <a:avLst/>
@@ -194,7 +194,7 @@
           <w:sz w:val="28"/>
           <w:szCs w:val="28"/>
         </w:rPr>
-        <w:t>Веб-платформа персонализированного планирования физических нагрузок (Mobile/Web)</w:t>
+        <w:t>Веб-платформа персонализированного планирования физических нагрузок</w:t>
       </w:r>
     </w:p>
     <w:p>
@@ -218,6 +218,46 @@
         </w:rPr>
         <w:t>Модуль сбора и обработки биометрических данных</w:t>
       </w:r>
+      <w:r>
+        <w:rPr>
+          <w:rFonts w:ascii="Times New Roman" w:hAnsi="Times New Roman" w:cs="Times New Roman"/>
+          <w:sz w:val="28"/>
+          <w:szCs w:val="28"/>
+        </w:rPr>
+        <w:t xml:space="preserve"> (</w:t>
+      </w:r>
+      <w:r>
+        <w:rPr>
+          <w:rFonts w:ascii="Times New Roman" w:hAnsi="Times New Roman" w:cs="Times New Roman"/>
+          <w:sz w:val="28"/>
+          <w:szCs w:val="28"/>
+        </w:rPr>
+        <w:t>Валидация данных</w:t>
+      </w:r>
+      <w:r>
+        <w:rPr>
+          <w:rFonts w:ascii="Times New Roman" w:hAnsi="Times New Roman" w:cs="Times New Roman"/>
+          <w:sz w:val="28"/>
+          <w:szCs w:val="28"/>
+        </w:rPr>
+        <w:t xml:space="preserve">, </w:t>
+      </w:r>
+      <w:r>
+        <w:rPr>
+          <w:rFonts w:ascii="Times New Roman" w:hAnsi="Times New Roman" w:cs="Times New Roman"/>
+          <w:sz w:val="28"/>
+          <w:szCs w:val="28"/>
+        </w:rPr>
+        <w:t>Синхронизация биометрии</w:t>
+      </w:r>
+      <w:r>
+        <w:rPr>
+          <w:rFonts w:ascii="Times New Roman" w:hAnsi="Times New Roman" w:cs="Times New Roman"/>
+          <w:sz w:val="28"/>
+          <w:szCs w:val="28"/>
+        </w:rPr>
+        <w:t>)</w:t>
+      </w:r>
     </w:p>
     <w:p>
       <w:pPr>
@@ -240,6 +280,47 @@
         </w:rPr>
         <w:t>Модуль классификации функционального состояния</w:t>
       </w:r>
+      <w:r>
+        <w:rPr>
+          <w:rFonts w:ascii="Times New Roman" w:hAnsi="Times New Roman" w:cs="Times New Roman"/>
+          <w:sz w:val="28"/>
+          <w:szCs w:val="28"/>
+        </w:rPr>
+        <w:t xml:space="preserve"> (</w:t>
+      </w:r>
+      <w:r>
+        <w:rPr>
+          <w:rFonts w:ascii="Times New Roman" w:hAnsi="Times New Roman" w:cs="Times New Roman"/>
+          <w:sz w:val="28"/>
+          <w:szCs w:val="28"/>
+        </w:rPr>
+        <w:t>Классификация состояния</w:t>
+      </w:r>
+      <w:r>
+        <w:rPr>
+          <w:rFonts w:ascii="Times New Roman" w:hAnsi="Times New Roman" w:cs="Times New Roman"/>
+          <w:sz w:val="28"/>
+          <w:szCs w:val="28"/>
+        </w:rPr>
+        <w:t xml:space="preserve"> – </w:t>
+      </w:r>
+      <w:r>
+        <w:rPr>
+          <w:rFonts w:ascii="Times New Roman" w:hAnsi="Times New Roman" w:cs="Times New Roman"/>
+          <w:sz w:val="28"/>
+          <w:szCs w:val="28"/>
+          <w:lang w:val="en-US"/>
+        </w:rPr>
+        <w:t>ML</w:t>
+      </w:r>
+      <w:r>
+        <w:rPr>
+          <w:rFonts w:ascii="Times New Roman" w:hAnsi="Times New Roman" w:cs="Times New Roman"/>
+          <w:sz w:val="28"/>
+          <w:szCs w:val="28"/>
+        </w:rPr>
+        <w:t>)</w:t>
+      </w:r>
     </w:p>
     <w:p>
       <w:pPr>
@@ -262,6 +343,30 @@
         </w:rPr>
         <w:t>Генератор тренировочных программ на базе GAN</w:t>
       </w:r>
+      <w:r>
+        <w:rPr>
+          <w:rFonts w:ascii="Times New Roman" w:hAnsi="Times New Roman" w:cs="Times New Roman"/>
+          <w:sz w:val="28"/>
+          <w:szCs w:val="28"/>
+        </w:rPr>
+        <w:t xml:space="preserve"> (</w:t>
+      </w:r>
+      <w:r>
+        <w:rPr>
+          <w:rFonts w:ascii="Times New Roman" w:hAnsi="Times New Roman" w:cs="Times New Roman"/>
+          <w:sz w:val="28"/>
+          <w:szCs w:val="28"/>
+        </w:rPr>
+        <w:t>Генерация программы</w:t>
+      </w:r>
+      <w:r>
+        <w:rPr>
+          <w:rFonts w:ascii="Times New Roman" w:hAnsi="Times New Roman" w:cs="Times New Roman"/>
+          <w:sz w:val="28"/>
+          <w:szCs w:val="28"/>
+        </w:rPr>
+        <w:t>)</w:t>
+      </w:r>
     </w:p>
     <w:p>
       <w:pPr>
@@ -328,6 +433,30 @@
         </w:rPr>
         <w:t>Модуль оплаты и подписок</w:t>
       </w:r>
+      <w:r>
+        <w:rPr>
+          <w:rFonts w:ascii="Times New Roman" w:hAnsi="Times New Roman" w:cs="Times New Roman"/>
+          <w:sz w:val="28"/>
+          <w:szCs w:val="28"/>
+        </w:rPr>
+        <w:t xml:space="preserve"> (</w:t>
+      </w:r>
+      <w:r>
+        <w:rPr>
+          <w:rFonts w:ascii="Times New Roman" w:hAnsi="Times New Roman" w:cs="Times New Roman"/>
+          <w:sz w:val="28"/>
+          <w:szCs w:val="28"/>
+        </w:rPr>
+        <w:t>Оформление подписки</w:t>
+      </w:r>
+      <w:r>
+        <w:rPr>
+          <w:rFonts w:ascii="Times New Roman" w:hAnsi="Times New Roman" w:cs="Times New Roman"/>
+          <w:sz w:val="28"/>
+          <w:szCs w:val="28"/>
+        </w:rPr>
+        <w:t>)</w:t>
+      </w:r>
     </w:p>
     <w:p>
       <w:pPr>
@@ -388,61 +517,7 @@
           <w:sz w:val="28"/>
           <w:szCs w:val="28"/>
         </w:rPr>
-        <w:t xml:space="preserve">Внешние сервисы носимых устройств (Apple </w:t>
-      </w:r>
-      <w:proofErr w:type="spellStart"/>
-      <w:r>
-        <w:rPr>
-          <w:rFonts w:ascii="Times New Roman" w:hAnsi="Times New Roman" w:cs="Times New Roman"/>
-          <w:sz w:val="28"/>
-          <w:szCs w:val="28"/>
-        </w:rPr>
-        <w:t>HealthKit</w:t>
-      </w:r>
-      <w:proofErr w:type="spellEnd"/>
-      <w:r>
-        <w:rPr>
-          <w:rFonts w:ascii="Times New Roman" w:hAnsi="Times New Roman" w:cs="Times New Roman"/>
-          <w:sz w:val="28"/>
-          <w:szCs w:val="28"/>
-        </w:rPr>
-        <w:t xml:space="preserve">, Samsung Health SDK, Huawei Health, </w:t>
-      </w:r>
-      <w:proofErr w:type="spellStart"/>
-      <w:r>
-        <w:rPr>
-          <w:rFonts w:ascii="Times New Roman" w:hAnsi="Times New Roman" w:cs="Times New Roman"/>
-          <w:sz w:val="28"/>
-          <w:szCs w:val="28"/>
-        </w:rPr>
-        <w:t>Zepp</w:t>
-      </w:r>
-      <w:proofErr w:type="spellEnd"/>
-      <w:r>
-        <w:rPr>
-          <w:rFonts w:ascii="Times New Roman" w:hAnsi="Times New Roman" w:cs="Times New Roman"/>
-          <w:sz w:val="28"/>
-          <w:szCs w:val="28"/>
-        </w:rPr>
-        <w:t xml:space="preserve"> </w:t>
-      </w:r>
-      <w:proofErr w:type="spellStart"/>
-      <w:r>
-        <w:rPr>
-          <w:rFonts w:ascii="Times New Roman" w:hAnsi="Times New Roman" w:cs="Times New Roman"/>
-          <w:sz w:val="28"/>
-          <w:szCs w:val="28"/>
-        </w:rPr>
-        <w:t>Cloud</w:t>
-      </w:r>
-      <w:proofErr w:type="spellEnd"/>
-      <w:r>
-        <w:rPr>
-          <w:rFonts w:ascii="Times New Roman" w:hAnsi="Times New Roman" w:cs="Times New Roman"/>
-          <w:sz w:val="28"/>
-          <w:szCs w:val="28"/>
-        </w:rPr>
-        <w:t>)</w:t>
+        <w:t>Внешние сервисы носимых устройств</w:t>
       </w:r>
     </w:p>
     <w:p>
@@ -464,25 +539,7 @@
           <w:sz w:val="28"/>
           <w:szCs w:val="28"/>
         </w:rPr>
-        <w:t xml:space="preserve">Платёжные шлюзы (банковские </w:t>
-      </w:r>
-      <w:proofErr w:type="spellStart"/>
-      <w:r>
-        <w:rPr>
-          <w:rFonts w:ascii="Times New Roman" w:hAnsi="Times New Roman" w:cs="Times New Roman"/>
-          <w:sz w:val="28"/>
-          <w:szCs w:val="28"/>
-        </w:rPr>
-        <w:t>эквайринги</w:t>
-      </w:r>
-      <w:proofErr w:type="spellEnd"/>
-      <w:r>
-        <w:rPr>
-          <w:rFonts w:ascii="Times New Roman" w:hAnsi="Times New Roman" w:cs="Times New Roman"/>
-          <w:sz w:val="28"/>
-          <w:szCs w:val="28"/>
-        </w:rPr>
-        <w:t>)</w:t>
+        <w:t>Платёжные шлюзы</w:t>
       </w:r>
     </w:p>
     <w:p>
@@ -504,25 +561,7 @@
           <w:sz w:val="28"/>
           <w:szCs w:val="28"/>
         </w:rPr>
-        <w:t xml:space="preserve">Системы мониторинга и логирования (ELK, </w:t>
-      </w:r>
-      <w:proofErr w:type="spellStart"/>
-      <w:r>
-        <w:rPr>
-          <w:rFonts w:ascii="Times New Roman" w:hAnsi="Times New Roman" w:cs="Times New Roman"/>
-          <w:sz w:val="28"/>
-          <w:szCs w:val="28"/>
-        </w:rPr>
-        <w:t>Prometheus</w:t>
-      </w:r>
-      <w:proofErr w:type="spellEnd"/>
-      <w:r>
-        <w:rPr>
-          <w:rFonts w:ascii="Times New Roman" w:hAnsi="Times New Roman" w:cs="Times New Roman"/>
-          <w:sz w:val="28"/>
-          <w:szCs w:val="28"/>
-        </w:rPr>
-        <w:t>)</w:t>
+        <w:t>Системы мониторинга и логирования</w:t>
       </w:r>
     </w:p>
     <w:p>
@@ -716,7 +755,7 @@
               <w:jc w:val="center"/>
             </w:pPr>
             <w:r>
-              <w:t>Авторизованный пользователь</w:t>
+              <w:t>Клиент</w:t>
             </w:r>
           </w:p>
         </w:tc>
@@ -955,23 +994,38 @@
     </w:p>
     <w:p>
       <w:pPr>
-        <w:rPr>
-          <w:rFonts w:ascii="Times New Roman" w:hAnsi="Times New Roman" w:cs="Times New Roman"/>
-          <w:b/>
-          <w:bCs/>
-          <w:sz w:val="28"/>
-          <w:szCs w:val="28"/>
-        </w:rPr>
-      </w:pPr>
-      <w:r>
-        <w:rPr>
-          <w:rFonts w:ascii="Times New Roman" w:hAnsi="Times New Roman" w:cs="Times New Roman"/>
-          <w:b/>
-          <w:bCs/>
-          <w:sz w:val="28"/>
-          <w:szCs w:val="28"/>
-        </w:rPr>
-        <w:t>Идентификатор: UC-01</w:t>
+        <w:ind w:firstLine="360"/>
+        <w:rPr>
+          <w:rFonts w:ascii="Times New Roman" w:hAnsi="Times New Roman" w:cs="Times New Roman"/>
+          <w:sz w:val="28"/>
+          <w:szCs w:val="28"/>
+        </w:rPr>
+      </w:pPr>
+      <w:proofErr w:type="spellStart"/>
+      <w:r>
+        <w:rPr>
+          <w:rFonts w:ascii="Times New Roman" w:hAnsi="Times New Roman" w:cs="Times New Roman"/>
+          <w:sz w:val="28"/>
+          <w:szCs w:val="28"/>
+        </w:rPr>
+        <w:t>Акторы</w:t>
+      </w:r>
+      <w:proofErr w:type="spellEnd"/>
+      <w:r>
+        <w:rPr>
+          <w:rFonts w:ascii="Times New Roman" w:hAnsi="Times New Roman" w:cs="Times New Roman"/>
+          <w:sz w:val="28"/>
+          <w:szCs w:val="28"/>
+        </w:rPr>
+        <w:t xml:space="preserve">: </w:t>
+      </w:r>
+      <w:r>
+        <w:rPr>
+          <w:rFonts w:ascii="Times New Roman" w:hAnsi="Times New Roman" w:cs="Times New Roman"/>
+          <w:sz w:val="28"/>
+          <w:szCs w:val="28"/>
+        </w:rPr>
+        <w:t>Клиент</w:t>
       </w:r>
     </w:p>
     <w:p>
@@ -983,41 +1037,21 @@
           <w:szCs w:val="28"/>
         </w:rPr>
       </w:pPr>
-      <w:proofErr w:type="spellStart"/>
-      <w:r>
-        <w:rPr>
-          <w:rFonts w:ascii="Times New Roman" w:hAnsi="Times New Roman" w:cs="Times New Roman"/>
-          <w:sz w:val="28"/>
-          <w:szCs w:val="28"/>
-        </w:rPr>
-        <w:t>Акторы</w:t>
-      </w:r>
-      <w:proofErr w:type="spellEnd"/>
-      <w:r>
-        <w:rPr>
-          <w:rFonts w:ascii="Times New Roman" w:hAnsi="Times New Roman" w:cs="Times New Roman"/>
-          <w:sz w:val="28"/>
-          <w:szCs w:val="28"/>
-        </w:rPr>
-        <w:t>: Авторизованный пользователь</w:t>
-      </w:r>
-    </w:p>
-    <w:p>
-      <w:pPr>
-        <w:ind w:firstLine="360"/>
-        <w:rPr>
-          <w:rFonts w:ascii="Times New Roman" w:hAnsi="Times New Roman" w:cs="Times New Roman"/>
-          <w:sz w:val="28"/>
-          <w:szCs w:val="28"/>
-        </w:rPr>
-      </w:pPr>
-      <w:r>
-        <w:rPr>
-          <w:rFonts w:ascii="Times New Roman" w:hAnsi="Times New Roman" w:cs="Times New Roman"/>
-          <w:sz w:val="28"/>
-          <w:szCs w:val="28"/>
-        </w:rPr>
-        <w:t>Внешние интеграции: API носимых устройств</w:t>
+      <w:r>
+        <w:rPr>
+          <w:rFonts w:ascii="Times New Roman" w:hAnsi="Times New Roman" w:cs="Times New Roman"/>
+          <w:sz w:val="28"/>
+          <w:szCs w:val="28"/>
+        </w:rPr>
+        <w:t xml:space="preserve">Внешние интеграции: </w:t>
+      </w:r>
+      <w:r>
+        <w:rPr>
+          <w:rFonts w:ascii="Times New Roman" w:hAnsi="Times New Roman" w:cs="Times New Roman"/>
+          <w:sz w:val="28"/>
+          <w:szCs w:val="28"/>
+        </w:rPr>
+        <w:t>Внешние сервисы носимых устройств</w:t>
       </w:r>
     </w:p>
     <w:tbl>
@@ -1492,15 +1526,7 @@
               </w:rPr>
             </w:pPr>
             <w:r>
-              <w:t xml:space="preserve">Задержка </w:t>
-            </w:r>
-            <w:proofErr w:type="gramStart"/>
-            <w:r>
-              <w:t>&lt; 5</w:t>
-            </w:r>
-            <w:proofErr w:type="gramEnd"/>
-            <w:r>
-              <w:t xml:space="preserve"> сек</w:t>
+              <w:t>Задержка &lt; 5 сек</w:t>
             </w:r>
           </w:p>
         </w:tc>
@@ -1543,7 +1569,6 @@
           <w:sz w:val="28"/>
           <w:szCs w:val="28"/>
         </w:rPr>
-        <w:lastRenderedPageBreak/>
         <w:t>A1: Данные не прошли валидацию → Отбрасывание артефактов, логирование</w:t>
       </w:r>
     </w:p>
@@ -1566,25 +1591,8 @@
           <w:sz w:val="28"/>
           <w:szCs w:val="28"/>
         </w:rPr>
-        <w:t xml:space="preserve">A2: API недоступен → Использование кэша </w:t>
-      </w:r>
-      <w:proofErr w:type="gramStart"/>
-      <w:r>
-        <w:rPr>
-          <w:rFonts w:ascii="Times New Roman" w:hAnsi="Times New Roman" w:cs="Times New Roman"/>
-          <w:sz w:val="28"/>
-          <w:szCs w:val="28"/>
-        </w:rPr>
-        <w:t>(&lt; 24</w:t>
-      </w:r>
-      <w:proofErr w:type="gramEnd"/>
-      <w:r>
-        <w:rPr>
-          <w:rFonts w:ascii="Times New Roman" w:hAnsi="Times New Roman" w:cs="Times New Roman"/>
-          <w:sz w:val="28"/>
-          <w:szCs w:val="28"/>
-        </w:rPr>
-        <w:t xml:space="preserve"> часов)</w:t>
+        <w:lastRenderedPageBreak/>
+        <w:t>A2: API недоступен → Использование кэша (&lt; 24 часов)</w:t>
       </w:r>
     </w:p>
     <w:p>
@@ -1618,24 +1626,6 @@
           <w:szCs w:val="28"/>
         </w:rPr>
       </w:pPr>
-      <w:r>
-        <w:rPr>
-          <w:rFonts w:ascii="Times New Roman" w:hAnsi="Times New Roman" w:cs="Times New Roman"/>
-          <w:sz w:val="28"/>
-          <w:szCs w:val="28"/>
-        </w:rPr>
-        <w:t>Идентификатор: UC-02</w:t>
-      </w:r>
-    </w:p>
-    <w:p>
-      <w:pPr>
-        <w:ind w:firstLine="360"/>
-        <w:rPr>
-          <w:rFonts w:ascii="Times New Roman" w:hAnsi="Times New Roman" w:cs="Times New Roman"/>
-          <w:sz w:val="28"/>
-          <w:szCs w:val="28"/>
-        </w:rPr>
-      </w:pPr>
       <w:proofErr w:type="spellStart"/>
       <w:r>
         <w:rPr>
@@ -1652,7 +1642,15 @@
           <w:sz w:val="28"/>
           <w:szCs w:val="28"/>
         </w:rPr>
-        <w:t>: Авторизованный пользователь</w:t>
+        <w:t xml:space="preserve">: </w:t>
+      </w:r>
+      <w:r>
+        <w:rPr>
+          <w:rFonts w:ascii="Times New Roman" w:hAnsi="Times New Roman" w:cs="Times New Roman"/>
+          <w:sz w:val="28"/>
+          <w:szCs w:val="28"/>
+        </w:rPr>
+        <w:t>Клиент</w:t>
       </w:r>
     </w:p>
     <w:tbl>
@@ -1970,13 +1968,8 @@
                 <w:szCs w:val="28"/>
               </w:rPr>
             </w:pPr>
-            <w:proofErr w:type="gramStart"/>
-            <w:r>
-              <w:t>Точность &gt;</w:t>
-            </w:r>
-            <w:proofErr w:type="gramEnd"/>
-            <w:r>
-              <w:t>= 80%</w:t>
+            <w:r>
+              <w:t>Точность &gt;= 80%</w:t>
             </w:r>
           </w:p>
         </w:tc>
@@ -2234,24 +2227,6 @@
           <w:szCs w:val="28"/>
         </w:rPr>
         <w:t>Административное управление</w:t>
-      </w:r>
-    </w:p>
-    <w:p>
-      <w:pPr>
-        <w:ind w:firstLine="360"/>
-        <w:rPr>
-          <w:rFonts w:ascii="Times New Roman" w:hAnsi="Times New Roman" w:cs="Times New Roman"/>
-          <w:sz w:val="28"/>
-          <w:szCs w:val="28"/>
-        </w:rPr>
-      </w:pPr>
-      <w:r>
-        <w:rPr>
-          <w:rFonts w:ascii="Times New Roman" w:hAnsi="Times New Roman" w:cs="Times New Roman"/>
-          <w:sz w:val="28"/>
-          <w:szCs w:val="28"/>
-        </w:rPr>
-        <w:t>Идентификатор: UC-Admin-01</w:t>
       </w:r>
     </w:p>
     <w:p>
@@ -2938,28 +2913,6 @@
     </w:p>
     <w:p>
       <w:pPr>
-        <w:pStyle w:val="a3"/>
-        <w:numPr>
-          <w:ilvl w:val="0"/>
-          <w:numId w:val="25"/>
-        </w:numPr>
-        <w:rPr>
-          <w:rFonts w:ascii="Times New Roman" w:hAnsi="Times New Roman" w:cs="Times New Roman"/>
-          <w:sz w:val="28"/>
-          <w:szCs w:val="28"/>
-        </w:rPr>
-      </w:pPr>
-      <w:r>
-        <w:rPr>
-          <w:rFonts w:ascii="Times New Roman" w:hAnsi="Times New Roman" w:cs="Times New Roman"/>
-          <w:sz w:val="28"/>
-          <w:szCs w:val="28"/>
-        </w:rPr>
-        <w:t>Восстановление системы требует подтверждения от второго администратора (двухфакторное одобрение)</w:t>
-      </w:r>
-    </w:p>
-    <w:p>
-      <w:pPr>
         <w:rPr>
           <w:rFonts w:ascii="Times New Roman" w:hAnsi="Times New Roman" w:cs="Times New Roman"/>
           <w:sz w:val="28"/>
@@ -3324,7 +3277,6 @@
               </w:rPr>
             </w:pPr>
             <w:r>
-              <w:lastRenderedPageBreak/>
               <w:t>Программа тренировок</w:t>
             </w:r>
           </w:p>
@@ -3586,6 +3538,7 @@
               </w:rPr>
             </w:pPr>
             <w:r>
+              <w:lastRenderedPageBreak/>
               <w:t>Администратор системы</w:t>
             </w:r>
           </w:p>
@@ -4030,7 +3983,14 @@
           <w:rFonts w:ascii="Times New Roman" w:hAnsi="Times New Roman" w:cs="Times New Roman"/>
           <w:sz w:val="28"/>
           <w:szCs w:val="28"/>
-        </w:rPr>
+          <w:lang w:val="en-US"/>
+        </w:rPr>
+        <w:sectPr>
+          <w:pgSz w:w="23811" w:h="16838" w:orient="landscape" w:code="8"/>
+          <w:pgMar w:top="720" w:right="720" w:bottom="720" w:left="720" w:header="708" w:footer="708" w:gutter="0"/>
+          <w:cols w:space="708"/>
+          <w:docGrid w:linePitch="360"/>
+        </w:sectPr>
       </w:pPr>
       <w:r>
         <w:rPr>
@@ -4038,369 +3998,13 @@
           <w:noProof/>
           <w:sz w:val="28"/>
           <w:szCs w:val="28"/>
-        </w:rPr>
-        <mc:AlternateContent>
-          <mc:Choice Requires="wps">
-            <w:drawing>
-              <wp:anchor distT="0" distB="0" distL="114300" distR="114300" simplePos="0" relativeHeight="251660288" behindDoc="0" locked="0" layoutInCell="1" allowOverlap="1" wp14:anchorId="535F56AD" wp14:editId="1371713F">
-                <wp:simplePos x="0" y="0"/>
-                <wp:positionH relativeFrom="column">
-                  <wp:posOffset>3247390</wp:posOffset>
-                </wp:positionH>
-                <wp:positionV relativeFrom="paragraph">
-                  <wp:posOffset>5460572</wp:posOffset>
-                </wp:positionV>
-                <wp:extent cx="970044" cy="175688"/>
-                <wp:effectExtent l="0" t="0" r="1905" b="0"/>
-                <wp:wrapNone/>
-                <wp:docPr id="9" name="Надпись 9"/>
-                <wp:cNvGraphicFramePr/>
-                <a:graphic xmlns:a="http://schemas.openxmlformats.org/drawingml/2006/main">
-                  <a:graphicData uri="http://schemas.microsoft.com/office/word/2010/wordprocessingShape">
-                    <wps:wsp>
-                      <wps:cNvSpPr txBox="1"/>
-                      <wps:spPr>
-                        <a:xfrm>
-                          <a:off x="0" y="0"/>
-                          <a:ext cx="970044" cy="175688"/>
-                        </a:xfrm>
-                        <a:prstGeom prst="rect">
-                          <a:avLst/>
-                        </a:prstGeom>
-                        <a:solidFill>
-                          <a:schemeClr val="lt1"/>
-                        </a:solidFill>
-                        <a:ln w="6350">
-                          <a:noFill/>
-                        </a:ln>
-                      </wps:spPr>
-                      <wps:txbx>
-                        <w:txbxContent>
-                          <w:p>
-                            <w:pPr>
-                              <w:spacing w:after="0" w:line="240" w:lineRule="auto"/>
-                              <w:rPr>
-                                <w:sz w:val="12"/>
-                                <w:szCs w:val="12"/>
-                                <w:lang w:val="en-US"/>
-                              </w:rPr>
-                            </w:pPr>
-                            <w:r>
-                              <w:rPr>
-                                <w:sz w:val="12"/>
-                                <w:szCs w:val="12"/>
-                                <w:lang w:val="en-US"/>
-                              </w:rPr>
-                              <w:t>INV: Confidence &gt;=</w:t>
-                            </w:r>
-                            <w:r>
-                              <w:rPr>
-                                <w:sz w:val="12"/>
-                                <w:szCs w:val="12"/>
-                                <w:lang w:val="en-US"/>
-                              </w:rPr>
-                              <w:t>0.95</w:t>
-                            </w:r>
-                          </w:p>
-                        </w:txbxContent>
-                      </wps:txbx>
-                      <wps:bodyPr rot="0" spcFirstLastPara="0" vertOverflow="overflow" horzOverflow="overflow" vert="horz" wrap="square" lIns="91440" tIns="45720" rIns="91440" bIns="45720" numCol="1" spcCol="0" rtlCol="0" fromWordArt="0" anchor="t" anchorCtr="0" forceAA="0" compatLnSpc="1">
-                        <a:prstTxWarp prst="textNoShape">
-                          <a:avLst/>
-                        </a:prstTxWarp>
-                        <a:noAutofit/>
-                      </wps:bodyPr>
-                    </wps:wsp>
-                  </a:graphicData>
-                </a:graphic>
-                <wp14:sizeRelH relativeFrom="margin">
-                  <wp14:pctWidth>0</wp14:pctWidth>
-                </wp14:sizeRelH>
-                <wp14:sizeRelV relativeFrom="margin">
-                  <wp14:pctHeight>0</wp14:pctHeight>
-                </wp14:sizeRelV>
-              </wp:anchor>
-            </w:drawing>
-          </mc:Choice>
-          <mc:Fallback>
-            <w:pict>
-              <v:shapetype w14:anchorId="535F56AD" id="_x0000_t202" coordsize="21600,21600" o:spt="202" path="m,l,21600r21600,l21600,xe">
-                <v:stroke joinstyle="miter"/>
-                <v:path gradientshapeok="t" o:connecttype="rect"/>
-              </v:shapetype>
-              <v:shape id="Надпись 9" o:spid="_x0000_s1026" type="#_x0000_t202" style="position:absolute;margin-left:255.7pt;margin-top:429.95pt;width:76.4pt;height:13.85pt;z-index:251660288;visibility:visible;mso-wrap-style:square;mso-width-percent:0;mso-height-percent:0;mso-wrap-distance-left:9pt;mso-wrap-distance-top:0;mso-wrap-distance-right:9pt;mso-wrap-distance-bottom:0;mso-position-horizontal:absolute;mso-position-horizontal-relative:text;mso-position-vertical:absolute;mso-position-vertical-relative:text;mso-width-percent:0;mso-height-percent:0;mso-width-relative:margin;mso-height-relative:margin;v-text-anchor:top" o:gfxdata="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" fillcolor="white [3201]" stroked="f" strokeweight=".5pt">
-                <v:textbox>
-                  <w:txbxContent>
-                    <w:p>
-                      <w:pPr>
-                        <w:spacing w:after="0" w:line="240" w:lineRule="auto"/>
-                        <w:rPr>
-                          <w:sz w:val="12"/>
-                          <w:szCs w:val="12"/>
-                          <w:lang w:val="en-US"/>
-                        </w:rPr>
-                      </w:pPr>
-                      <w:r>
-                        <w:rPr>
-                          <w:sz w:val="12"/>
-                          <w:szCs w:val="12"/>
-                          <w:lang w:val="en-US"/>
-                        </w:rPr>
-                        <w:t>INV: Confidence &gt;=</w:t>
-                      </w:r>
-                      <w:r>
-                        <w:rPr>
-                          <w:sz w:val="12"/>
-                          <w:szCs w:val="12"/>
-                          <w:lang w:val="en-US"/>
-                        </w:rPr>
-                        <w:t>0.95</w:t>
-                      </w:r>
-                    </w:p>
-                  </w:txbxContent>
-                </v:textbox>
-              </v:shape>
-            </w:pict>
-          </mc:Fallback>
-        </mc:AlternateContent>
-      </w:r>
-      <w:r>
-        <w:rPr>
-          <w:rFonts w:ascii="Times New Roman" w:hAnsi="Times New Roman" w:cs="Times New Roman"/>
-          <w:noProof/>
-          <w:sz w:val="28"/>
-          <w:szCs w:val="28"/>
-        </w:rPr>
-        <mc:AlternateContent>
-          <mc:Choice Requires="wps">
-            <w:drawing>
-              <wp:anchor distT="0" distB="0" distL="114300" distR="114300" simplePos="0" relativeHeight="251659264" behindDoc="0" locked="0" layoutInCell="1" allowOverlap="1" wp14:anchorId="2C3FC220" wp14:editId="0EA5BFEF">
-                <wp:simplePos x="0" y="0"/>
-                <wp:positionH relativeFrom="margin">
-                  <wp:align>left</wp:align>
-                </wp:positionH>
-                <wp:positionV relativeFrom="paragraph">
-                  <wp:posOffset>378019</wp:posOffset>
-                </wp:positionV>
-                <wp:extent cx="732882" cy="689771"/>
-                <wp:effectExtent l="0" t="0" r="10160" b="15240"/>
-                <wp:wrapNone/>
-                <wp:docPr id="7" name="Надпись 7"/>
-                <wp:cNvGraphicFramePr/>
-                <a:graphic xmlns:a="http://schemas.openxmlformats.org/drawingml/2006/main">
-                  <a:graphicData uri="http://schemas.microsoft.com/office/word/2010/wordprocessingShape">
-                    <wps:wsp>
-                      <wps:cNvSpPr txBox="1"/>
-                      <wps:spPr>
-                        <a:xfrm>
-                          <a:off x="0" y="0"/>
-                          <a:ext cx="732882" cy="689771"/>
-                        </a:xfrm>
-                        <a:prstGeom prst="rect">
-                          <a:avLst/>
-                        </a:prstGeom>
-                        <a:solidFill>
-                          <a:schemeClr val="lt1"/>
-                        </a:solidFill>
-                        <a:ln w="6350">
-                          <a:solidFill>
-                            <a:prstClr val="black"/>
-                          </a:solidFill>
-                        </a:ln>
-                      </wps:spPr>
-                      <wps:txbx>
-                        <w:txbxContent>
-                          <w:p>
-                            <w:pPr>
-                              <w:spacing w:after="0" w:line="360" w:lineRule="auto"/>
-                              <w:rPr>
-                                <w:sz w:val="10"/>
-                                <w:szCs w:val="10"/>
-                                <w:lang w:val="en-US"/>
-                              </w:rPr>
-                            </w:pPr>
-                            <w:r>
-                              <w:rPr>
-                                <w:sz w:val="10"/>
-                                <w:szCs w:val="10"/>
-                                <w:lang w:val="en-US"/>
-                              </w:rPr>
-                              <w:t>ENDURANCE_E1E2</w:t>
-                            </w:r>
-                          </w:p>
-                          <w:p>
-                            <w:pPr>
-                              <w:spacing w:after="0" w:line="360" w:lineRule="auto"/>
-                              <w:rPr>
-                                <w:sz w:val="10"/>
-                                <w:szCs w:val="10"/>
-                                <w:lang w:val="en-US"/>
-                              </w:rPr>
-                            </w:pPr>
-                            <w:r>
-                              <w:rPr>
-                                <w:sz w:val="10"/>
-                                <w:szCs w:val="10"/>
-                                <w:lang w:val="en-US"/>
-                              </w:rPr>
-                              <w:t>THRESHOLD_E3</w:t>
-                            </w:r>
-                          </w:p>
-                          <w:p>
-                            <w:pPr>
-                              <w:spacing w:after="0" w:line="360" w:lineRule="auto"/>
-                              <w:rPr>
-                                <w:sz w:val="10"/>
-                                <w:szCs w:val="10"/>
-                                <w:lang w:val="en-US"/>
-                              </w:rPr>
-                            </w:pPr>
-                            <w:r>
-                              <w:rPr>
-                                <w:sz w:val="10"/>
-                                <w:szCs w:val="10"/>
-                                <w:lang w:val="en-US"/>
-                              </w:rPr>
-                              <w:t>STRENGTH_HIIT</w:t>
-                            </w:r>
-                          </w:p>
-                          <w:p>
-                            <w:pPr>
-                              <w:spacing w:after="0" w:line="360" w:lineRule="auto"/>
-                              <w:rPr>
-                                <w:rFonts w:ascii="Times New Roman" w:hAnsi="Times New Roman" w:cs="Times New Roman"/>
-                                <w:sz w:val="14"/>
-                                <w:szCs w:val="14"/>
-                                <w:lang w:val="en-US"/>
-                              </w:rPr>
-                            </w:pPr>
-                            <w:r>
-                              <w:rPr>
-                                <w:sz w:val="10"/>
-                                <w:szCs w:val="10"/>
-                                <w:lang w:val="en-US"/>
-                              </w:rPr>
-                              <w:t>RECOVERY</w:t>
-                            </w:r>
-                          </w:p>
-                        </w:txbxContent>
-                      </wps:txbx>
-                      <wps:bodyPr rot="0" spcFirstLastPara="0" vertOverflow="overflow" horzOverflow="overflow" vert="horz" wrap="square" lIns="91440" tIns="45720" rIns="91440" bIns="45720" numCol="1" spcCol="0" rtlCol="0" fromWordArt="0" anchor="t" anchorCtr="0" forceAA="0" compatLnSpc="1">
-                        <a:prstTxWarp prst="textNoShape">
-                          <a:avLst/>
-                        </a:prstTxWarp>
-                        <a:noAutofit/>
-                      </wps:bodyPr>
-                    </wps:wsp>
-                  </a:graphicData>
-                </a:graphic>
-                <wp14:sizeRelH relativeFrom="margin">
-                  <wp14:pctWidth>0</wp14:pctWidth>
-                </wp14:sizeRelH>
-                <wp14:sizeRelV relativeFrom="margin">
-                  <wp14:pctHeight>0</wp14:pctHeight>
-                </wp14:sizeRelV>
-              </wp:anchor>
-            </w:drawing>
-          </mc:Choice>
-          <mc:Fallback>
-            <w:pict>
-              <v:shape w14:anchorId="2C3FC220" id="Надпись 7" o:spid="_x0000_s1027" type="#_x0000_t202" style="position:absolute;margin-left:0;margin-top:29.75pt;width:57.7pt;height:54.3pt;z-index:251659264;visibility:visible;mso-wrap-style:square;mso-width-percent:0;mso-height-percent:0;mso-wrap-distance-left:9pt;mso-wrap-distance-top:0;mso-wrap-distance-right:9pt;mso-wrap-distance-bottom:0;mso-position-horizontal:left;mso-position-horizontal-relative:margin;mso-position-vertical:absolute;mso-position-vertical-relative:text;mso-width-percent:0;mso-height-percent:0;mso-width-relative:margin;mso-height-relative:margin;v-text-anchor:top" o:gfxdata="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" fillcolor="white [3201]" strokeweight=".5pt">
-                <v:textbox>
-                  <w:txbxContent>
-                    <w:p>
-                      <w:pPr>
-                        <w:spacing w:after="0" w:line="360" w:lineRule="auto"/>
-                        <w:rPr>
-                          <w:sz w:val="10"/>
-                          <w:szCs w:val="10"/>
-                          <w:lang w:val="en-US"/>
-                        </w:rPr>
-                      </w:pPr>
-                      <w:r>
-                        <w:rPr>
-                          <w:sz w:val="10"/>
-                          <w:szCs w:val="10"/>
-                          <w:lang w:val="en-US"/>
-                        </w:rPr>
-                        <w:t>ENDURANCE_E1E2</w:t>
-                      </w:r>
-                    </w:p>
-                    <w:p>
-                      <w:pPr>
-                        <w:spacing w:after="0" w:line="360" w:lineRule="auto"/>
-                        <w:rPr>
-                          <w:sz w:val="10"/>
-                          <w:szCs w:val="10"/>
-                          <w:lang w:val="en-US"/>
-                        </w:rPr>
-                      </w:pPr>
-                      <w:r>
-                        <w:rPr>
-                          <w:sz w:val="10"/>
-                          <w:szCs w:val="10"/>
-                          <w:lang w:val="en-US"/>
-                        </w:rPr>
-                        <w:t>THRESHOLD_E3</w:t>
-                      </w:r>
-                    </w:p>
-                    <w:p>
-                      <w:pPr>
-                        <w:spacing w:after="0" w:line="360" w:lineRule="auto"/>
-                        <w:rPr>
-                          <w:sz w:val="10"/>
-                          <w:szCs w:val="10"/>
-                          <w:lang w:val="en-US"/>
-                        </w:rPr>
-                      </w:pPr>
-                      <w:r>
-                        <w:rPr>
-                          <w:sz w:val="10"/>
-                          <w:szCs w:val="10"/>
-                          <w:lang w:val="en-US"/>
-                        </w:rPr>
-                        <w:t>STRENGTH_HIIT</w:t>
-                      </w:r>
-                    </w:p>
-                    <w:p>
-                      <w:pPr>
-                        <w:spacing w:after="0" w:line="360" w:lineRule="auto"/>
-                        <w:rPr>
-                          <w:rFonts w:ascii="Times New Roman" w:hAnsi="Times New Roman" w:cs="Times New Roman"/>
-                          <w:sz w:val="14"/>
-                          <w:szCs w:val="14"/>
-                          <w:lang w:val="en-US"/>
-                        </w:rPr>
-                      </w:pPr>
-                      <w:r>
-                        <w:rPr>
-                          <w:sz w:val="10"/>
-                          <w:szCs w:val="10"/>
-                          <w:lang w:val="en-US"/>
-                        </w:rPr>
-                        <w:t>RECOVERY</w:t>
-                      </w:r>
-                    </w:p>
-                  </w:txbxContent>
-                </v:textbox>
-                <w10:wrap anchorx="margin"/>
-              </v:shape>
-            </w:pict>
-          </mc:Fallback>
-        </mc:AlternateContent>
-      </w:r>
-      <w:r>
-        <w:rPr>
-          <w:rFonts w:ascii="Times New Roman" w:hAnsi="Times New Roman" w:cs="Times New Roman"/>
-          <w:noProof/>
-          <w:sz w:val="28"/>
-          <w:szCs w:val="28"/>
+          <w:lang w:val="en-US"/>
         </w:rPr>
         <w:drawing>
-          <wp:inline distT="0" distB="0" distL="0" distR="0" wp14:anchorId="06B4E37F" wp14:editId="64882580">
-            <wp:extent cx="12397740" cy="8697595"/>
-            <wp:effectExtent l="0" t="0" r="3810" b="8255"/>
-            <wp:docPr id="3" name="Рисунок 3"/>
+          <wp:inline distT="0" distB="0" distL="0" distR="0" wp14:anchorId="4345881B" wp14:editId="02F526B5">
+            <wp:extent cx="14445814" cy="6379535"/>
+            <wp:effectExtent l="0" t="0" r="0" b="2540"/>
+            <wp:docPr id="17" name="Рисунок 17"/>
             <wp:cNvGraphicFramePr>
               <a:graphicFrameLocks xmlns:a="http://schemas.openxmlformats.org/drawingml/2006/main" noChangeAspect="1"/>
             </wp:cNvGraphicFramePr>
@@ -4408,7 +4012,7 @@
               <a:graphicData uri="http://schemas.openxmlformats.org/drawingml/2006/picture">
                 <pic:pic xmlns:pic="http://schemas.openxmlformats.org/drawingml/2006/picture">
                   <pic:nvPicPr>
-                    <pic:cNvPr id="0" name="Picture 2"/>
+                    <pic:cNvPr id="0" name="Picture 3"/>
                     <pic:cNvPicPr>
                       <a:picLocks noChangeAspect="1" noChangeArrowheads="1"/>
                     </pic:cNvPicPr>
@@ -4429,7 +4033,7 @@
                   <pic:spPr bwMode="auto">
                     <a:xfrm>
                       <a:off x="0" y="0"/>
-                      <a:ext cx="12397740" cy="8697595"/>
+                      <a:ext cx="14447456" cy="6380260"/>
                     </a:xfrm>
                     <a:prstGeom prst="rect">
                       <a:avLst/>
@@ -4452,22 +4056,6 @@
           <w:rFonts w:ascii="Times New Roman" w:hAnsi="Times New Roman" w:cs="Times New Roman"/>
           <w:sz w:val="28"/>
           <w:szCs w:val="28"/>
-          <w:lang w:val="en-US"/>
-        </w:rPr>
-        <w:sectPr>
-          <w:pgSz w:w="23811" w:h="16838" w:orient="landscape" w:code="8"/>
-          <w:pgMar w:top="720" w:right="720" w:bottom="720" w:left="720" w:header="708" w:footer="708" w:gutter="0"/>
-          <w:cols w:space="708"/>
-          <w:docGrid w:linePitch="360"/>
-        </w:sectPr>
-      </w:pPr>
-    </w:p>
-    <w:p>
-      <w:pPr>
-        <w:rPr>
-          <w:rFonts w:ascii="Times New Roman" w:hAnsi="Times New Roman" w:cs="Times New Roman"/>
-          <w:sz w:val="28"/>
-          <w:szCs w:val="28"/>
         </w:rPr>
       </w:pPr>
       <w:r>
@@ -4493,19 +4081,22 @@
       <w:tblPr>
         <w:tblStyle w:val="a4"/>
         <w:tblW w:w="0" w:type="auto"/>
-        <w:tblInd w:w="-147" w:type="dxa"/>
+        <w:jc w:val="center"/>
         <w:tblLook w:val="04A0" w:firstRow="1" w:lastRow="0" w:firstColumn="1" w:lastColumn="0" w:noHBand="0" w:noVBand="1"/>
       </w:tblPr>
       <w:tblGrid>
-        <w:gridCol w:w="993"/>
-        <w:gridCol w:w="4107"/>
-        <w:gridCol w:w="2351"/>
-        <w:gridCol w:w="2868"/>
+        <w:gridCol w:w="5098"/>
+        <w:gridCol w:w="2410"/>
+        <w:gridCol w:w="2948"/>
       </w:tblGrid>
       <w:tr>
-        <w:tc>
-          <w:tcPr>
-            <w:tcW w:w="993" w:type="dxa"/>
+        <w:trPr>
+          <w:jc w:val="center"/>
+        </w:trPr>
+        <w:tc>
+          <w:tcPr>
+            <w:tcW w:w="5098" w:type="dxa"/>
+            <w:vAlign w:val="center"/>
           </w:tcPr>
           <w:p>
             <w:pPr>
@@ -4516,13 +4107,14 @@
               </w:rPr>
             </w:pPr>
             <w:r>
-              <w:t>ID</w:t>
-            </w:r>
-          </w:p>
-        </w:tc>
-        <w:tc>
-          <w:tcPr>
-            <w:tcW w:w="4107" w:type="dxa"/>
+              <w:t>Правило</w:t>
+            </w:r>
+          </w:p>
+        </w:tc>
+        <w:tc>
+          <w:tcPr>
+            <w:tcW w:w="2410" w:type="dxa"/>
+            <w:vAlign w:val="center"/>
           </w:tcPr>
           <w:p>
             <w:pPr>
@@ -4533,13 +4125,14 @@
               </w:rPr>
             </w:pPr>
             <w:r>
-              <w:t>Правило</w:t>
-            </w:r>
-          </w:p>
-        </w:tc>
-        <w:tc>
-          <w:tcPr>
-            <w:tcW w:w="0" w:type="auto"/>
+              <w:t>Контроль</w:t>
+            </w:r>
+          </w:p>
+        </w:tc>
+        <w:tc>
+          <w:tcPr>
+            <w:tcW w:w="2948" w:type="dxa"/>
+            <w:vAlign w:val="center"/>
           </w:tcPr>
           <w:p>
             <w:pPr>
@@ -4550,13 +4143,19 @@
               </w:rPr>
             </w:pPr>
             <w:r>
-              <w:t>Контроль</w:t>
-            </w:r>
-          </w:p>
-        </w:tc>
-        <w:tc>
-          <w:tcPr>
-            <w:tcW w:w="0" w:type="auto"/>
+              <w:t>Проверка</w:t>
+            </w:r>
+          </w:p>
+        </w:tc>
+      </w:tr>
+      <w:tr>
+        <w:trPr>
+          <w:jc w:val="center"/>
+        </w:trPr>
+        <w:tc>
+          <w:tcPr>
+            <w:tcW w:w="5098" w:type="dxa"/>
+            <w:vAlign w:val="center"/>
           </w:tcPr>
           <w:p>
             <w:pPr>
@@ -4566,99 +4165,138 @@
                 <w:bCs/>
               </w:rPr>
             </w:pPr>
-            <w:r>
-              <w:t>Проверка</w:t>
+            <w:proofErr w:type="spellStart"/>
+            <w:r>
+              <w:t>Email</w:t>
+            </w:r>
+            <w:proofErr w:type="spellEnd"/>
+            <w:r>
+              <w:t xml:space="preserve"> пользователя уникален</w:t>
+            </w:r>
+          </w:p>
+        </w:tc>
+        <w:tc>
+          <w:tcPr>
+            <w:tcW w:w="2410" w:type="dxa"/>
+            <w:vAlign w:val="center"/>
+          </w:tcPr>
+          <w:p>
+            <w:pPr>
+              <w:jc w:val="center"/>
+              <w:rPr>
+                <w:b/>
+                <w:bCs/>
+              </w:rPr>
+            </w:pPr>
+            <w:r>
+              <w:t xml:space="preserve">БД (UNIQUE </w:t>
+            </w:r>
+            <w:proofErr w:type="spellStart"/>
+            <w:r>
+              <w:t>constraint</w:t>
+            </w:r>
+            <w:proofErr w:type="spellEnd"/>
+            <w:r>
+              <w:t>)</w:t>
+            </w:r>
+          </w:p>
+        </w:tc>
+        <w:tc>
+          <w:tcPr>
+            <w:tcW w:w="2948" w:type="dxa"/>
+            <w:vAlign w:val="center"/>
+          </w:tcPr>
+          <w:p>
+            <w:pPr>
+              <w:jc w:val="center"/>
+              <w:rPr>
+                <w:b/>
+                <w:bCs/>
+              </w:rPr>
+            </w:pPr>
+            <w:r>
+              <w:t>Unit-тест регистрации</w:t>
             </w:r>
           </w:p>
         </w:tc>
       </w:tr>
       <w:tr>
-        <w:tc>
-          <w:tcPr>
-            <w:tcW w:w="993" w:type="dxa"/>
-          </w:tcPr>
-          <w:p>
-            <w:pPr>
-              <w:jc w:val="center"/>
-              <w:rPr>
-                <w:b/>
-                <w:bCs/>
-              </w:rPr>
-            </w:pPr>
-            <w:r>
-              <w:t>INV-1</w:t>
-            </w:r>
-          </w:p>
-        </w:tc>
-        <w:tc>
-          <w:tcPr>
-            <w:tcW w:w="4107" w:type="dxa"/>
-          </w:tcPr>
-          <w:p>
-            <w:pPr>
-              <w:jc w:val="center"/>
-              <w:rPr>
-                <w:b/>
-                <w:bCs/>
-              </w:rPr>
-            </w:pPr>
-            <w:proofErr w:type="spellStart"/>
-            <w:r>
-              <w:t>Email</w:t>
-            </w:r>
-            <w:proofErr w:type="spellEnd"/>
-            <w:r>
-              <w:t xml:space="preserve"> пользователя уникален</w:t>
-            </w:r>
-          </w:p>
-        </w:tc>
-        <w:tc>
-          <w:tcPr>
-            <w:tcW w:w="0" w:type="auto"/>
-          </w:tcPr>
-          <w:p>
-            <w:pPr>
-              <w:jc w:val="center"/>
-              <w:rPr>
-                <w:b/>
-                <w:bCs/>
-              </w:rPr>
-            </w:pPr>
-            <w:r>
-              <w:t xml:space="preserve">БД (UNIQUE </w:t>
-            </w:r>
-            <w:proofErr w:type="spellStart"/>
-            <w:r>
-              <w:t>constraint</w:t>
-            </w:r>
-            <w:proofErr w:type="spellEnd"/>
-            <w:r>
-              <w:t>)</w:t>
-            </w:r>
-          </w:p>
-        </w:tc>
-        <w:tc>
-          <w:tcPr>
-            <w:tcW w:w="0" w:type="auto"/>
-          </w:tcPr>
-          <w:p>
-            <w:pPr>
-              <w:jc w:val="center"/>
-              <w:rPr>
-                <w:b/>
-                <w:bCs/>
-              </w:rPr>
-            </w:pPr>
-            <w:r>
-              <w:t>Unit-тест регистрации</w:t>
+        <w:trPr>
+          <w:jc w:val="center"/>
+        </w:trPr>
+        <w:tc>
+          <w:tcPr>
+            <w:tcW w:w="5098" w:type="dxa"/>
+            <w:vAlign w:val="center"/>
+          </w:tcPr>
+          <w:p>
+            <w:pPr>
+              <w:jc w:val="center"/>
+              <w:rPr>
+                <w:rFonts w:ascii="Times New Roman" w:hAnsi="Times New Roman" w:cs="Times New Roman"/>
+                <w:sz w:val="28"/>
+                <w:szCs w:val="28"/>
+              </w:rPr>
+            </w:pPr>
+            <w:r>
+              <w:t>Возраст ≥ 14 лет</w:t>
+            </w:r>
+          </w:p>
+        </w:tc>
+        <w:tc>
+          <w:tcPr>
+            <w:tcW w:w="2410" w:type="dxa"/>
+            <w:vAlign w:val="center"/>
+          </w:tcPr>
+          <w:p>
+            <w:pPr>
+              <w:jc w:val="center"/>
+              <w:rPr>
+                <w:rFonts w:ascii="Times New Roman" w:hAnsi="Times New Roman" w:cs="Times New Roman"/>
+                <w:sz w:val="28"/>
+                <w:szCs w:val="28"/>
+                <w:lang w:val="en-US"/>
+              </w:rPr>
+            </w:pPr>
+            <w:r>
+              <w:t xml:space="preserve">Application </w:t>
+            </w:r>
+            <w:proofErr w:type="spellStart"/>
+            <w:r>
+              <w:t>layer</w:t>
+            </w:r>
+            <w:proofErr w:type="spellEnd"/>
+          </w:p>
+        </w:tc>
+        <w:tc>
+          <w:tcPr>
+            <w:tcW w:w="2948" w:type="dxa"/>
+            <w:vAlign w:val="center"/>
+          </w:tcPr>
+          <w:p>
+            <w:pPr>
+              <w:jc w:val="center"/>
+              <w:rPr>
+                <w:rFonts w:ascii="Times New Roman" w:hAnsi="Times New Roman" w:cs="Times New Roman"/>
+                <w:sz w:val="28"/>
+                <w:szCs w:val="28"/>
+                <w:lang w:val="en-US"/>
+              </w:rPr>
+            </w:pPr>
+            <w:r>
+              <w:t>Валидация при регистрации</w:t>
             </w:r>
           </w:p>
         </w:tc>
       </w:tr>
       <w:tr>
-        <w:tc>
-          <w:tcPr>
-            <w:tcW w:w="993" w:type="dxa"/>
+        <w:trPr>
+          <w:jc w:val="center"/>
+        </w:trPr>
+        <w:tc>
+          <w:tcPr>
+            <w:tcW w:w="5098" w:type="dxa"/>
+            <w:vAlign w:val="center"/>
           </w:tcPr>
           <w:p>
             <w:pPr>
@@ -4671,31 +4309,14 @@
               </w:rPr>
             </w:pPr>
             <w:r>
-              <w:t>INV-2</w:t>
-            </w:r>
-          </w:p>
-        </w:tc>
-        <w:tc>
-          <w:tcPr>
-            <w:tcW w:w="4107" w:type="dxa"/>
-          </w:tcPr>
-          <w:p>
-            <w:pPr>
-              <w:jc w:val="center"/>
-              <w:rPr>
-                <w:rFonts w:ascii="Times New Roman" w:hAnsi="Times New Roman" w:cs="Times New Roman"/>
-                <w:sz w:val="28"/>
-                <w:szCs w:val="28"/>
-              </w:rPr>
-            </w:pPr>
-            <w:r>
-              <w:t>Возраст ≥ 14 лет</w:t>
-            </w:r>
-          </w:p>
-        </w:tc>
-        <w:tc>
-          <w:tcPr>
-            <w:tcW w:w="0" w:type="auto"/>
+              <w:t>ЧСС 30–220 уд/мин</w:t>
+            </w:r>
+          </w:p>
+        </w:tc>
+        <w:tc>
+          <w:tcPr>
+            <w:tcW w:w="2410" w:type="dxa"/>
+            <w:vAlign w:val="center"/>
           </w:tcPr>
           <w:p>
             <w:pPr>
@@ -4708,18 +4329,19 @@
               </w:rPr>
             </w:pPr>
             <w:r>
-              <w:t xml:space="preserve">Application </w:t>
-            </w:r>
-            <w:proofErr w:type="spellStart"/>
-            <w:r>
-              <w:t>layer</w:t>
-            </w:r>
-            <w:proofErr w:type="spellEnd"/>
-          </w:p>
-        </w:tc>
-        <w:tc>
-          <w:tcPr>
-            <w:tcW w:w="0" w:type="auto"/>
+              <w:t xml:space="preserve">Data </w:t>
+            </w:r>
+            <w:proofErr w:type="spellStart"/>
+            <w:r>
+              <w:t>ingestion</w:t>
+            </w:r>
+            <w:proofErr w:type="spellEnd"/>
+          </w:p>
+        </w:tc>
+        <w:tc>
+          <w:tcPr>
+            <w:tcW w:w="2948" w:type="dxa"/>
+            <w:vAlign w:val="center"/>
           </w:tcPr>
           <w:p>
             <w:pPr>
@@ -4732,15 +4354,38 @@
               </w:rPr>
             </w:pPr>
             <w:r>
-              <w:t>Валидация при регистрации</w:t>
+              <w:t>Фильтрация артефактов</w:t>
             </w:r>
           </w:p>
         </w:tc>
       </w:tr>
       <w:tr>
-        <w:tc>
-          <w:tcPr>
-            <w:tcW w:w="993" w:type="dxa"/>
+        <w:trPr>
+          <w:jc w:val="center"/>
+        </w:trPr>
+        <w:tc>
+          <w:tcPr>
+            <w:tcW w:w="5098" w:type="dxa"/>
+            <w:vAlign w:val="center"/>
+          </w:tcPr>
+          <w:p>
+            <w:pPr>
+              <w:jc w:val="center"/>
+              <w:rPr>
+                <w:rFonts w:ascii="Times New Roman" w:hAnsi="Times New Roman" w:cs="Times New Roman"/>
+                <w:sz w:val="28"/>
+                <w:szCs w:val="28"/>
+              </w:rPr>
+            </w:pPr>
+            <w:r>
+              <w:t>При OVERTRAINING только восстановительные тренировки</w:t>
+            </w:r>
+          </w:p>
+        </w:tc>
+        <w:tc>
+          <w:tcPr>
+            <w:tcW w:w="2410" w:type="dxa"/>
+            <w:vAlign w:val="center"/>
           </w:tcPr>
           <w:p>
             <w:pPr>
@@ -4753,13 +4398,19 @@
               </w:rPr>
             </w:pPr>
             <w:r>
-              <w:t>INV-3</w:t>
-            </w:r>
-          </w:p>
-        </w:tc>
-        <w:tc>
-          <w:tcPr>
-            <w:tcW w:w="4107" w:type="dxa"/>
+              <w:t xml:space="preserve">Domain </w:t>
+            </w:r>
+            <w:proofErr w:type="spellStart"/>
+            <w:r>
+              <w:t>model</w:t>
+            </w:r>
+            <w:proofErr w:type="spellEnd"/>
+          </w:p>
+        </w:tc>
+        <w:tc>
+          <w:tcPr>
+            <w:tcW w:w="2948" w:type="dxa"/>
+            <w:vAlign w:val="center"/>
           </w:tcPr>
           <w:p>
             <w:pPr>
@@ -4771,59 +4422,54 @@
                 <w:lang w:val="en-US"/>
               </w:rPr>
             </w:pPr>
-            <w:r>
-              <w:t>ЧСС 30–220 уд/мин</w:t>
-            </w:r>
-          </w:p>
-        </w:tc>
-        <w:tc>
-          <w:tcPr>
-            <w:tcW w:w="0" w:type="auto"/>
-          </w:tcPr>
-          <w:p>
-            <w:pPr>
-              <w:jc w:val="center"/>
-              <w:rPr>
-                <w:rFonts w:ascii="Times New Roman" w:hAnsi="Times New Roman" w:cs="Times New Roman"/>
-                <w:sz w:val="28"/>
-                <w:szCs w:val="28"/>
-                <w:lang w:val="en-US"/>
-              </w:rPr>
-            </w:pPr>
-            <w:r>
-              <w:t xml:space="preserve">Data </w:t>
-            </w:r>
-            <w:proofErr w:type="spellStart"/>
-            <w:r>
-              <w:t>ingestion</w:t>
-            </w:r>
-            <w:proofErr w:type="spellEnd"/>
-          </w:p>
-        </w:tc>
-        <w:tc>
-          <w:tcPr>
-            <w:tcW w:w="0" w:type="auto"/>
-          </w:tcPr>
-          <w:p>
-            <w:pPr>
-              <w:jc w:val="center"/>
-              <w:rPr>
-                <w:rFonts w:ascii="Times New Roman" w:hAnsi="Times New Roman" w:cs="Times New Roman"/>
-                <w:sz w:val="28"/>
-                <w:szCs w:val="28"/>
-                <w:lang w:val="en-US"/>
-              </w:rPr>
-            </w:pPr>
-            <w:r>
-              <w:t>Фильтрация артефактов</w:t>
-            </w:r>
+            <w:proofErr w:type="spellStart"/>
+            <w:r>
+              <w:t>Validation</w:t>
+            </w:r>
+            <w:proofErr w:type="spellEnd"/>
+            <w:r>
+              <w:t xml:space="preserve"> </w:t>
+            </w:r>
+            <w:proofErr w:type="spellStart"/>
+            <w:r>
+              <w:t>test</w:t>
+            </w:r>
+            <w:proofErr w:type="spellEnd"/>
           </w:p>
         </w:tc>
       </w:tr>
       <w:tr>
-        <w:tc>
-          <w:tcPr>
-            <w:tcW w:w="993" w:type="dxa"/>
+        <w:trPr>
+          <w:jc w:val="center"/>
+        </w:trPr>
+        <w:tc>
+          <w:tcPr>
+            <w:tcW w:w="5098" w:type="dxa"/>
+            <w:vAlign w:val="center"/>
+          </w:tcPr>
+          <w:p>
+            <w:pPr>
+              <w:jc w:val="center"/>
+              <w:rPr>
+                <w:rFonts w:ascii="Times New Roman" w:hAnsi="Times New Roman" w:cs="Times New Roman"/>
+                <w:sz w:val="28"/>
+                <w:szCs w:val="28"/>
+              </w:rPr>
+            </w:pPr>
+            <w:r>
+              <w:t xml:space="preserve">Все медицинские коррекции </w:t>
+            </w:r>
+            <w:proofErr w:type="spellStart"/>
+            <w:r>
+              <w:t>логируются</w:t>
+            </w:r>
+            <w:proofErr w:type="spellEnd"/>
+          </w:p>
+        </w:tc>
+        <w:tc>
+          <w:tcPr>
+            <w:tcW w:w="2410" w:type="dxa"/>
+            <w:vAlign w:val="center"/>
           </w:tcPr>
           <w:p>
             <w:pPr>
@@ -4835,32 +4481,25 @@
                 <w:lang w:val="en-US"/>
               </w:rPr>
             </w:pPr>
-            <w:r>
-              <w:t>INV-5</w:t>
-            </w:r>
-          </w:p>
-        </w:tc>
-        <w:tc>
-          <w:tcPr>
-            <w:tcW w:w="4107" w:type="dxa"/>
-          </w:tcPr>
-          <w:p>
-            <w:pPr>
-              <w:jc w:val="center"/>
-              <w:rPr>
-                <w:rFonts w:ascii="Times New Roman" w:hAnsi="Times New Roman" w:cs="Times New Roman"/>
-                <w:sz w:val="28"/>
-                <w:szCs w:val="28"/>
-              </w:rPr>
-            </w:pPr>
-            <w:r>
-              <w:t>При OVERTRAINING только восстановительные тренировки</w:t>
-            </w:r>
-          </w:p>
-        </w:tc>
-        <w:tc>
-          <w:tcPr>
-            <w:tcW w:w="0" w:type="auto"/>
+            <w:proofErr w:type="spellStart"/>
+            <w:r>
+              <w:t>Audit</w:t>
+            </w:r>
+            <w:proofErr w:type="spellEnd"/>
+            <w:r>
+              <w:t xml:space="preserve"> </w:t>
+            </w:r>
+            <w:proofErr w:type="spellStart"/>
+            <w:r>
+              <w:t>service</w:t>
+            </w:r>
+            <w:proofErr w:type="spellEnd"/>
+          </w:p>
+        </w:tc>
+        <w:tc>
+          <w:tcPr>
+            <w:tcW w:w="2948" w:type="dxa"/>
+            <w:vAlign w:val="center"/>
           </w:tcPr>
           <w:p>
             <w:pPr>
@@ -4872,33 +4511,9 @@
                 <w:lang w:val="en-US"/>
               </w:rPr>
             </w:pPr>
-            <w:r>
-              <w:t xml:space="preserve">Domain </w:t>
-            </w:r>
-            <w:proofErr w:type="spellStart"/>
-            <w:r>
-              <w:t>model</w:t>
-            </w:r>
-            <w:proofErr w:type="spellEnd"/>
-          </w:p>
-        </w:tc>
-        <w:tc>
-          <w:tcPr>
-            <w:tcW w:w="0" w:type="auto"/>
-          </w:tcPr>
-          <w:p>
-            <w:pPr>
-              <w:jc w:val="center"/>
-              <w:rPr>
-                <w:rFonts w:ascii="Times New Roman" w:hAnsi="Times New Roman" w:cs="Times New Roman"/>
-                <w:sz w:val="28"/>
-                <w:szCs w:val="28"/>
-                <w:lang w:val="en-US"/>
-              </w:rPr>
-            </w:pPr>
-            <w:proofErr w:type="spellStart"/>
-            <w:r>
-              <w:t>Validation</w:t>
+            <w:proofErr w:type="spellStart"/>
+            <w:r>
+              <w:t>Audit</w:t>
             </w:r>
             <w:proofErr w:type="spellEnd"/>
             <w:r>
@@ -4906,16 +4521,47 @@
             </w:r>
             <w:proofErr w:type="spellStart"/>
             <w:r>
-              <w:t>test</w:t>
+              <w:t>log</w:t>
+            </w:r>
+            <w:proofErr w:type="spellEnd"/>
+            <w:r>
+              <w:t xml:space="preserve"> </w:t>
+            </w:r>
+            <w:proofErr w:type="spellStart"/>
+            <w:r>
+              <w:t>check</w:t>
             </w:r>
             <w:proofErr w:type="spellEnd"/>
           </w:p>
         </w:tc>
       </w:tr>
       <w:tr>
-        <w:tc>
-          <w:tcPr>
-            <w:tcW w:w="993" w:type="dxa"/>
+        <w:trPr>
+          <w:jc w:val="center"/>
+        </w:trPr>
+        <w:tc>
+          <w:tcPr>
+            <w:tcW w:w="5098" w:type="dxa"/>
+            <w:vAlign w:val="center"/>
+          </w:tcPr>
+          <w:p>
+            <w:pPr>
+              <w:jc w:val="center"/>
+              <w:rPr>
+                <w:rFonts w:ascii="Times New Roman" w:hAnsi="Times New Roman" w:cs="Times New Roman"/>
+                <w:sz w:val="28"/>
+                <w:szCs w:val="28"/>
+              </w:rPr>
+            </w:pPr>
+            <w:r>
+              <w:t>Premium требуется для консультаций</w:t>
+            </w:r>
+          </w:p>
+        </w:tc>
+        <w:tc>
+          <w:tcPr>
+            <w:tcW w:w="2410" w:type="dxa"/>
+            <w:vAlign w:val="center"/>
           </w:tcPr>
           <w:p>
             <w:pPr>
@@ -4927,37 +4573,25 @@
                 <w:lang w:val="en-US"/>
               </w:rPr>
             </w:pPr>
-            <w:r>
-              <w:t>INV-6</w:t>
-            </w:r>
-          </w:p>
-        </w:tc>
-        <w:tc>
-          <w:tcPr>
-            <w:tcW w:w="4107" w:type="dxa"/>
-          </w:tcPr>
-          <w:p>
-            <w:pPr>
-              <w:jc w:val="center"/>
-              <w:rPr>
-                <w:rFonts w:ascii="Times New Roman" w:hAnsi="Times New Roman" w:cs="Times New Roman"/>
-                <w:sz w:val="28"/>
-                <w:szCs w:val="28"/>
-              </w:rPr>
-            </w:pPr>
-            <w:r>
-              <w:t xml:space="preserve">Все медицинские коррекции </w:t>
-            </w:r>
-            <w:proofErr w:type="spellStart"/>
-            <w:r>
-              <w:t>логируются</w:t>
-            </w:r>
-            <w:proofErr w:type="spellEnd"/>
-          </w:p>
-        </w:tc>
-        <w:tc>
-          <w:tcPr>
-            <w:tcW w:w="0" w:type="auto"/>
+            <w:proofErr w:type="spellStart"/>
+            <w:r>
+              <w:t>Payment</w:t>
+            </w:r>
+            <w:proofErr w:type="spellEnd"/>
+            <w:r>
+              <w:t xml:space="preserve"> </w:t>
+            </w:r>
+            <w:proofErr w:type="spellStart"/>
+            <w:r>
+              <w:t>service</w:t>
+            </w:r>
+            <w:proofErr w:type="spellEnd"/>
+          </w:p>
+        </w:tc>
+        <w:tc>
+          <w:tcPr>
+            <w:tcW w:w="2948" w:type="dxa"/>
+            <w:vAlign w:val="center"/>
           </w:tcPr>
           <w:p>
             <w:pPr>
@@ -4969,9 +4603,12 @@
                 <w:lang w:val="en-US"/>
               </w:rPr>
             </w:pPr>
-            <w:proofErr w:type="spellStart"/>
-            <w:r>
-              <w:t>Audit</w:t>
+            <w:r>
+              <w:t xml:space="preserve">Access </w:t>
+            </w:r>
+            <w:proofErr w:type="spellStart"/>
+            <w:r>
+              <w:t>control</w:t>
             </w:r>
             <w:proofErr w:type="spellEnd"/>
             <w:r>
@@ -4979,53 +4616,20 @@
             </w:r>
             <w:proofErr w:type="spellStart"/>
             <w:r>
-              <w:t>service</w:t>
-            </w:r>
-            <w:proofErr w:type="spellEnd"/>
-          </w:p>
-        </w:tc>
-        <w:tc>
-          <w:tcPr>
-            <w:tcW w:w="0" w:type="auto"/>
-          </w:tcPr>
-          <w:p>
-            <w:pPr>
-              <w:jc w:val="center"/>
-              <w:rPr>
-                <w:rFonts w:ascii="Times New Roman" w:hAnsi="Times New Roman" w:cs="Times New Roman"/>
-                <w:sz w:val="28"/>
-                <w:szCs w:val="28"/>
-                <w:lang w:val="en-US"/>
-              </w:rPr>
-            </w:pPr>
-            <w:proofErr w:type="spellStart"/>
-            <w:r>
-              <w:t>Audit</w:t>
-            </w:r>
-            <w:proofErr w:type="spellEnd"/>
-            <w:r>
-              <w:t xml:space="preserve"> </w:t>
-            </w:r>
-            <w:proofErr w:type="spellStart"/>
-            <w:r>
-              <w:t>log</w:t>
-            </w:r>
-            <w:proofErr w:type="spellEnd"/>
-            <w:r>
-              <w:t xml:space="preserve"> </w:t>
-            </w:r>
-            <w:proofErr w:type="spellStart"/>
-            <w:r>
-              <w:t>check</w:t>
+              <w:t>test</w:t>
             </w:r>
             <w:proofErr w:type="spellEnd"/>
           </w:p>
         </w:tc>
       </w:tr>
       <w:tr>
-        <w:tc>
-          <w:tcPr>
-            <w:tcW w:w="993" w:type="dxa"/>
+        <w:trPr>
+          <w:jc w:val="center"/>
+        </w:trPr>
+        <w:tc>
+          <w:tcPr>
+            <w:tcW w:w="5098" w:type="dxa"/>
+            <w:vAlign w:val="center"/>
           </w:tcPr>
           <w:p>
             <w:pPr>
@@ -5038,31 +4642,14 @@
               </w:rPr>
             </w:pPr>
             <w:r>
-              <w:t>INV-7</w:t>
-            </w:r>
-          </w:p>
-        </w:tc>
-        <w:tc>
-          <w:tcPr>
-            <w:tcW w:w="4107" w:type="dxa"/>
-          </w:tcPr>
-          <w:p>
-            <w:pPr>
-              <w:jc w:val="center"/>
-              <w:rPr>
-                <w:rFonts w:ascii="Times New Roman" w:hAnsi="Times New Roman" w:cs="Times New Roman"/>
-                <w:sz w:val="28"/>
-                <w:szCs w:val="28"/>
-              </w:rPr>
-            </w:pPr>
-            <w:r>
-              <w:t>Premium требуется для консультаций</w:t>
-            </w:r>
-          </w:p>
-        </w:tc>
-        <w:tc>
-          <w:tcPr>
-            <w:tcW w:w="0" w:type="auto"/>
+              <w:t>Данные хранятся в РФ</w:t>
+            </w:r>
+          </w:p>
+        </w:tc>
+        <w:tc>
+          <w:tcPr>
+            <w:tcW w:w="2410" w:type="dxa"/>
+            <w:vAlign w:val="center"/>
           </w:tcPr>
           <w:p>
             <w:pPr>
@@ -5074,107 +4661,6 @@
                 <w:lang w:val="en-US"/>
               </w:rPr>
             </w:pPr>
-            <w:proofErr w:type="spellStart"/>
-            <w:r>
-              <w:t>Payment</w:t>
-            </w:r>
-            <w:proofErr w:type="spellEnd"/>
-            <w:r>
-              <w:t xml:space="preserve"> </w:t>
-            </w:r>
-            <w:proofErr w:type="spellStart"/>
-            <w:r>
-              <w:t>service</w:t>
-            </w:r>
-            <w:proofErr w:type="spellEnd"/>
-          </w:p>
-        </w:tc>
-        <w:tc>
-          <w:tcPr>
-            <w:tcW w:w="0" w:type="auto"/>
-          </w:tcPr>
-          <w:p>
-            <w:pPr>
-              <w:jc w:val="center"/>
-              <w:rPr>
-                <w:rFonts w:ascii="Times New Roman" w:hAnsi="Times New Roman" w:cs="Times New Roman"/>
-                <w:sz w:val="28"/>
-                <w:szCs w:val="28"/>
-                <w:lang w:val="en-US"/>
-              </w:rPr>
-            </w:pPr>
-            <w:r>
-              <w:t xml:space="preserve">Access </w:t>
-            </w:r>
-            <w:proofErr w:type="spellStart"/>
-            <w:r>
-              <w:t>control</w:t>
-            </w:r>
-            <w:proofErr w:type="spellEnd"/>
-            <w:r>
-              <w:t xml:space="preserve"> </w:t>
-            </w:r>
-            <w:proofErr w:type="spellStart"/>
-            <w:r>
-              <w:t>test</w:t>
-            </w:r>
-            <w:proofErr w:type="spellEnd"/>
-          </w:p>
-        </w:tc>
-      </w:tr>
-      <w:tr>
-        <w:tc>
-          <w:tcPr>
-            <w:tcW w:w="993" w:type="dxa"/>
-          </w:tcPr>
-          <w:p>
-            <w:pPr>
-              <w:jc w:val="center"/>
-              <w:rPr>
-                <w:rFonts w:ascii="Times New Roman" w:hAnsi="Times New Roman" w:cs="Times New Roman"/>
-                <w:sz w:val="28"/>
-                <w:szCs w:val="28"/>
-                <w:lang w:val="en-US"/>
-              </w:rPr>
-            </w:pPr>
-            <w:r>
-              <w:t>INV-8</w:t>
-            </w:r>
-          </w:p>
-        </w:tc>
-        <w:tc>
-          <w:tcPr>
-            <w:tcW w:w="4107" w:type="dxa"/>
-          </w:tcPr>
-          <w:p>
-            <w:pPr>
-              <w:jc w:val="center"/>
-              <w:rPr>
-                <w:rFonts w:ascii="Times New Roman" w:hAnsi="Times New Roman" w:cs="Times New Roman"/>
-                <w:sz w:val="28"/>
-                <w:szCs w:val="28"/>
-                <w:lang w:val="en-US"/>
-              </w:rPr>
-            </w:pPr>
-            <w:r>
-              <w:t>Данные хранятся в РФ</w:t>
-            </w:r>
-          </w:p>
-        </w:tc>
-        <w:tc>
-          <w:tcPr>
-            <w:tcW w:w="0" w:type="auto"/>
-          </w:tcPr>
-          <w:p>
-            <w:pPr>
-              <w:jc w:val="center"/>
-              <w:rPr>
-                <w:rFonts w:ascii="Times New Roman" w:hAnsi="Times New Roman" w:cs="Times New Roman"/>
-                <w:sz w:val="28"/>
-                <w:szCs w:val="28"/>
-                <w:lang w:val="en-US"/>
-              </w:rPr>
-            </w:pPr>
             <w:r>
               <w:t>Infrastructure</w:t>
             </w:r>
@@ -5182,7 +4668,8 @@
         </w:tc>
         <w:tc>
           <w:tcPr>
-            <w:tcW w:w="0" w:type="auto"/>
+            <w:tcW w:w="2948" w:type="dxa"/>
+            <w:vAlign w:val="center"/>
           </w:tcPr>
           <w:p>
             <w:pPr>
@@ -5237,10 +4724,87 @@
       <w:r>
         <w:rPr>
           <w:rFonts w:ascii="Times New Roman" w:hAnsi="Times New Roman" w:cs="Times New Roman"/>
+          <w:noProof/>
           <w:sz w:val="28"/>
           <w:szCs w:val="28"/>
         </w:rPr>
         <w:lastRenderedPageBreak/>
+        <mc:AlternateContent>
+          <mc:Choice Requires="wps">
+            <w:drawing>
+              <wp:anchor distT="0" distB="0" distL="114300" distR="114300" simplePos="0" relativeHeight="251661312" behindDoc="0" locked="0" layoutInCell="1" allowOverlap="1" wp14:anchorId="73B366CB" wp14:editId="56616E95">
+                <wp:simplePos x="0" y="0"/>
+                <wp:positionH relativeFrom="column">
+                  <wp:posOffset>3096690</wp:posOffset>
+                </wp:positionH>
+                <wp:positionV relativeFrom="paragraph">
+                  <wp:posOffset>188287</wp:posOffset>
+                </wp:positionV>
+                <wp:extent cx="538223" cy="150471"/>
+                <wp:effectExtent l="0" t="0" r="14605" b="21590"/>
+                <wp:wrapNone/>
+                <wp:docPr id="2" name="Прямоугольник 2"/>
+                <wp:cNvGraphicFramePr/>
+                <a:graphic xmlns:a="http://schemas.openxmlformats.org/drawingml/2006/main">
+                  <a:graphicData uri="http://schemas.microsoft.com/office/word/2010/wordprocessingShape">
+                    <wps:wsp>
+                      <wps:cNvSpPr/>
+                      <wps:spPr>
+                        <a:xfrm>
+                          <a:off x="0" y="0"/>
+                          <a:ext cx="538223" cy="150471"/>
+                        </a:xfrm>
+                        <a:prstGeom prst="rect">
+                          <a:avLst/>
+                        </a:prstGeom>
+                        <a:noFill/>
+                        <a:ln w="19050">
+                          <a:solidFill>
+                            <a:schemeClr val="tx1"/>
+                          </a:solidFill>
+                        </a:ln>
+                      </wps:spPr>
+                      <wps:style>
+                        <a:lnRef idx="2">
+                          <a:schemeClr val="accent1">
+                            <a:shade val="50000"/>
+                          </a:schemeClr>
+                        </a:lnRef>
+                        <a:fillRef idx="1">
+                          <a:schemeClr val="accent1"/>
+                        </a:fillRef>
+                        <a:effectRef idx="0">
+                          <a:schemeClr val="accent1"/>
+                        </a:effectRef>
+                        <a:fontRef idx="minor">
+                          <a:schemeClr val="lt1"/>
+                        </a:fontRef>
+                      </wps:style>
+                      <wps:bodyPr rot="0" spcFirstLastPara="0" vertOverflow="overflow" horzOverflow="overflow" vert="horz" wrap="square" lIns="91440" tIns="45720" rIns="91440" bIns="45720" numCol="1" spcCol="0" rtlCol="0" fromWordArt="0" anchor="ctr" anchorCtr="0" forceAA="0" compatLnSpc="1">
+                        <a:prstTxWarp prst="textNoShape">
+                          <a:avLst/>
+                        </a:prstTxWarp>
+                        <a:noAutofit/>
+                      </wps:bodyPr>
+                    </wps:wsp>
+                  </a:graphicData>
+                </a:graphic>
+              </wp:anchor>
+            </w:drawing>
+          </mc:Choice>
+          <mc:Fallback>
+            <w:pict>
+              <v:rect w14:anchorId="39D629FB" id="Прямоугольник 2" o:spid="_x0000_s1026" style="position:absolute;margin-left:243.85pt;margin-top:14.85pt;width:42.4pt;height:11.85pt;z-index:251661312;visibility:visible;mso-wrap-style:square;mso-wrap-distance-left:9pt;mso-wrap-distance-top:0;mso-wrap-distance-right:9pt;mso-wrap-distance-bottom:0;mso-position-horizontal:absolute;mso-position-horizontal-relative:text;mso-position-vertical:absolute;mso-position-vertical-relative:text;v-text-anchor:middle" o:gfxdata="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" filled="f" strokecolor="black [3213]" strokeweight="1.5pt"/>
+            </w:pict>
+          </mc:Fallback>
+        </mc:AlternateContent>
+      </w:r>
+      <w:r>
+        <w:rPr>
+          <w:rFonts w:ascii="Times New Roman" w:hAnsi="Times New Roman" w:cs="Times New Roman"/>
+          <w:sz w:val="28"/>
+          <w:szCs w:val="28"/>
+        </w:rPr>
         <w:t>7</w:t>
       </w:r>
       <w:r>
@@ -5285,6 +4849,314 @@
           <w:lang w:val="en-US"/>
         </w:rPr>
       </w:pPr>
+      <w:r>
+        <w:rPr>
+          <w:rFonts w:ascii="Times New Roman" w:hAnsi="Times New Roman" w:cs="Times New Roman"/>
+          <w:noProof/>
+          <w:sz w:val="28"/>
+          <w:szCs w:val="28"/>
+        </w:rPr>
+        <mc:AlternateContent>
+          <mc:Choice Requires="wps">
+            <w:drawing>
+              <wp:anchor distT="0" distB="0" distL="114300" distR="114300" simplePos="0" relativeHeight="251669504" behindDoc="0" locked="0" layoutInCell="1" allowOverlap="1" wp14:anchorId="07590FB1" wp14:editId="2DF4D057">
+                <wp:simplePos x="0" y="0"/>
+                <wp:positionH relativeFrom="column">
+                  <wp:posOffset>3183841</wp:posOffset>
+                </wp:positionH>
+                <wp:positionV relativeFrom="paragraph">
+                  <wp:posOffset>7940040</wp:posOffset>
+                </wp:positionV>
+                <wp:extent cx="538223" cy="150471"/>
+                <wp:effectExtent l="0" t="0" r="14605" b="21590"/>
+                <wp:wrapNone/>
+                <wp:docPr id="14" name="Прямоугольник 14"/>
+                <wp:cNvGraphicFramePr/>
+                <a:graphic xmlns:a="http://schemas.openxmlformats.org/drawingml/2006/main">
+                  <a:graphicData uri="http://schemas.microsoft.com/office/word/2010/wordprocessingShape">
+                    <wps:wsp>
+                      <wps:cNvSpPr/>
+                      <wps:spPr>
+                        <a:xfrm>
+                          <a:off x="0" y="0"/>
+                          <a:ext cx="538223" cy="150471"/>
+                        </a:xfrm>
+                        <a:prstGeom prst="rect">
+                          <a:avLst/>
+                        </a:prstGeom>
+                        <a:noFill/>
+                        <a:ln w="19050">
+                          <a:solidFill>
+                            <a:schemeClr val="tx1"/>
+                          </a:solidFill>
+                        </a:ln>
+                      </wps:spPr>
+                      <wps:style>
+                        <a:lnRef idx="2">
+                          <a:schemeClr val="accent1">
+                            <a:shade val="50000"/>
+                          </a:schemeClr>
+                        </a:lnRef>
+                        <a:fillRef idx="1">
+                          <a:schemeClr val="accent1"/>
+                        </a:fillRef>
+                        <a:effectRef idx="0">
+                          <a:schemeClr val="accent1"/>
+                        </a:effectRef>
+                        <a:fontRef idx="minor">
+                          <a:schemeClr val="lt1"/>
+                        </a:fontRef>
+                      </wps:style>
+                      <wps:bodyPr rot="0" spcFirstLastPara="0" vertOverflow="overflow" horzOverflow="overflow" vert="horz" wrap="square" lIns="91440" tIns="45720" rIns="91440" bIns="45720" numCol="1" spcCol="0" rtlCol="0" fromWordArt="0" anchor="ctr" anchorCtr="0" forceAA="0" compatLnSpc="1">
+                        <a:prstTxWarp prst="textNoShape">
+                          <a:avLst/>
+                        </a:prstTxWarp>
+                        <a:noAutofit/>
+                      </wps:bodyPr>
+                    </wps:wsp>
+                  </a:graphicData>
+                </a:graphic>
+              </wp:anchor>
+            </w:drawing>
+          </mc:Choice>
+          <mc:Fallback>
+            <w:pict>
+              <v:rect w14:anchorId="6D6B9A4A" id="Прямоугольник 14" o:spid="_x0000_s1026" style="position:absolute;margin-left:250.7pt;margin-top:625.2pt;width:42.4pt;height:11.85pt;z-index:251669504;visibility:visible;mso-wrap-style:square;mso-wrap-distance-left:9pt;mso-wrap-distance-top:0;mso-wrap-distance-right:9pt;mso-wrap-distance-bottom:0;mso-position-horizontal:absolute;mso-position-horizontal-relative:text;mso-position-vertical:absolute;mso-position-vertical-relative:text;v-text-anchor:middle" o:gfxdata="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" filled="f" strokecolor="black [3213]" strokeweight="1.5pt"/>
+            </w:pict>
+          </mc:Fallback>
+        </mc:AlternateContent>
+      </w:r>
+      <w:r>
+        <w:rPr>
+          <w:rFonts w:ascii="Times New Roman" w:hAnsi="Times New Roman" w:cs="Times New Roman"/>
+          <w:noProof/>
+          <w:sz w:val="28"/>
+          <w:szCs w:val="28"/>
+        </w:rPr>
+        <mc:AlternateContent>
+          <mc:Choice Requires="wps">
+            <w:drawing>
+              <wp:anchor distT="0" distB="0" distL="114300" distR="114300" simplePos="0" relativeHeight="251667456" behindDoc="0" locked="0" layoutInCell="1" allowOverlap="1" wp14:anchorId="26FDD272" wp14:editId="4B7359AE">
+                <wp:simplePos x="0" y="0"/>
+                <wp:positionH relativeFrom="column">
+                  <wp:posOffset>933059</wp:posOffset>
+                </wp:positionH>
+                <wp:positionV relativeFrom="paragraph">
+                  <wp:posOffset>5956739</wp:posOffset>
+                </wp:positionV>
+                <wp:extent cx="538223" cy="150471"/>
+                <wp:effectExtent l="0" t="0" r="14605" b="21590"/>
+                <wp:wrapNone/>
+                <wp:docPr id="13" name="Прямоугольник 13"/>
+                <wp:cNvGraphicFramePr/>
+                <a:graphic xmlns:a="http://schemas.openxmlformats.org/drawingml/2006/main">
+                  <a:graphicData uri="http://schemas.microsoft.com/office/word/2010/wordprocessingShape">
+                    <wps:wsp>
+                      <wps:cNvSpPr/>
+                      <wps:spPr>
+                        <a:xfrm>
+                          <a:off x="0" y="0"/>
+                          <a:ext cx="538223" cy="150471"/>
+                        </a:xfrm>
+                        <a:prstGeom prst="rect">
+                          <a:avLst/>
+                        </a:prstGeom>
+                        <a:noFill/>
+                        <a:ln w="19050">
+                          <a:solidFill>
+                            <a:schemeClr val="tx1"/>
+                          </a:solidFill>
+                        </a:ln>
+                      </wps:spPr>
+                      <wps:style>
+                        <a:lnRef idx="2">
+                          <a:schemeClr val="accent1">
+                            <a:shade val="50000"/>
+                          </a:schemeClr>
+                        </a:lnRef>
+                        <a:fillRef idx="1">
+                          <a:schemeClr val="accent1"/>
+                        </a:fillRef>
+                        <a:effectRef idx="0">
+                          <a:schemeClr val="accent1"/>
+                        </a:effectRef>
+                        <a:fontRef idx="minor">
+                          <a:schemeClr val="lt1"/>
+                        </a:fontRef>
+                      </wps:style>
+                      <wps:bodyPr rot="0" spcFirstLastPara="0" vertOverflow="overflow" horzOverflow="overflow" vert="horz" wrap="square" lIns="91440" tIns="45720" rIns="91440" bIns="45720" numCol="1" spcCol="0" rtlCol="0" fromWordArt="0" anchor="ctr" anchorCtr="0" forceAA="0" compatLnSpc="1">
+                        <a:prstTxWarp prst="textNoShape">
+                          <a:avLst/>
+                        </a:prstTxWarp>
+                        <a:noAutofit/>
+                      </wps:bodyPr>
+                    </wps:wsp>
+                  </a:graphicData>
+                </a:graphic>
+              </wp:anchor>
+            </w:drawing>
+          </mc:Choice>
+          <mc:Fallback>
+            <w:pict>
+              <v:rect w14:anchorId="11EE9E58" id="Прямоугольник 13" o:spid="_x0000_s1026" style="position:absolute;margin-left:73.45pt;margin-top:469.05pt;width:42.4pt;height:11.85pt;z-index:251667456;visibility:visible;mso-wrap-style:square;mso-wrap-distance-left:9pt;mso-wrap-distance-top:0;mso-wrap-distance-right:9pt;mso-wrap-distance-bottom:0;mso-position-horizontal:absolute;mso-position-horizontal-relative:text;mso-position-vertical:absolute;mso-position-vertical-relative:text;v-text-anchor:middle" o:gfxdata="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" filled="f" strokecolor="black [3213]" strokeweight="1.5pt"/>
+            </w:pict>
+          </mc:Fallback>
+        </mc:AlternateContent>
+      </w:r>
+      <w:r>
+        <w:rPr>
+          <w:rFonts w:ascii="Times New Roman" w:hAnsi="Times New Roman" w:cs="Times New Roman"/>
+          <w:noProof/>
+          <w:sz w:val="28"/>
+          <w:szCs w:val="28"/>
+        </w:rPr>
+        <mc:AlternateContent>
+          <mc:Choice Requires="wps">
+            <w:drawing>
+              <wp:anchor distT="0" distB="0" distL="114300" distR="114300" simplePos="0" relativeHeight="251665408" behindDoc="0" locked="0" layoutInCell="1" allowOverlap="1" wp14:anchorId="5E4B5213" wp14:editId="7F45B346">
+                <wp:simplePos x="0" y="0"/>
+                <wp:positionH relativeFrom="column">
+                  <wp:posOffset>11576</wp:posOffset>
+                </wp:positionH>
+                <wp:positionV relativeFrom="paragraph">
+                  <wp:posOffset>3818206</wp:posOffset>
+                </wp:positionV>
+                <wp:extent cx="538223" cy="150471"/>
+                <wp:effectExtent l="0" t="0" r="14605" b="21590"/>
+                <wp:wrapNone/>
+                <wp:docPr id="12" name="Прямоугольник 12"/>
+                <wp:cNvGraphicFramePr/>
+                <a:graphic xmlns:a="http://schemas.openxmlformats.org/drawingml/2006/main">
+                  <a:graphicData uri="http://schemas.microsoft.com/office/word/2010/wordprocessingShape">
+                    <wps:wsp>
+                      <wps:cNvSpPr/>
+                      <wps:spPr>
+                        <a:xfrm>
+                          <a:off x="0" y="0"/>
+                          <a:ext cx="538223" cy="150471"/>
+                        </a:xfrm>
+                        <a:prstGeom prst="rect">
+                          <a:avLst/>
+                        </a:prstGeom>
+                        <a:noFill/>
+                        <a:ln w="19050">
+                          <a:solidFill>
+                            <a:schemeClr val="tx1"/>
+                          </a:solidFill>
+                        </a:ln>
+                      </wps:spPr>
+                      <wps:style>
+                        <a:lnRef idx="2">
+                          <a:schemeClr val="accent1">
+                            <a:shade val="50000"/>
+                          </a:schemeClr>
+                        </a:lnRef>
+                        <a:fillRef idx="1">
+                          <a:schemeClr val="accent1"/>
+                        </a:fillRef>
+                        <a:effectRef idx="0">
+                          <a:schemeClr val="accent1"/>
+                        </a:effectRef>
+                        <a:fontRef idx="minor">
+                          <a:schemeClr val="lt1"/>
+                        </a:fontRef>
+                      </wps:style>
+                      <wps:bodyPr rot="0" spcFirstLastPara="0" vertOverflow="overflow" horzOverflow="overflow" vert="horz" wrap="square" lIns="91440" tIns="45720" rIns="91440" bIns="45720" numCol="1" spcCol="0" rtlCol="0" fromWordArt="0" anchor="ctr" anchorCtr="0" forceAA="0" compatLnSpc="1">
+                        <a:prstTxWarp prst="textNoShape">
+                          <a:avLst/>
+                        </a:prstTxWarp>
+                        <a:noAutofit/>
+                      </wps:bodyPr>
+                    </wps:wsp>
+                  </a:graphicData>
+                </a:graphic>
+              </wp:anchor>
+            </w:drawing>
+          </mc:Choice>
+          <mc:Fallback>
+            <w:pict>
+              <v:rect w14:anchorId="1E6448AB" id="Прямоугольник 12" o:spid="_x0000_s1026" style="position:absolute;margin-left:.9pt;margin-top:300.65pt;width:42.4pt;height:11.85pt;z-index:251665408;visibility:visible;mso-wrap-style:square;mso-wrap-distance-left:9pt;mso-wrap-distance-top:0;mso-wrap-distance-right:9pt;mso-wrap-distance-bottom:0;mso-position-horizontal:absolute;mso-position-horizontal-relative:text;mso-position-vertical:absolute;mso-position-vertical-relative:text;v-text-anchor:middle" o:gfxdata="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" filled="f" strokecolor="black [3213]" strokeweight="1.5pt"/>
+            </w:pict>
+          </mc:Fallback>
+        </mc:AlternateContent>
+      </w:r>
+      <w:r>
+        <w:rPr>
+          <w:rFonts w:ascii="Times New Roman" w:hAnsi="Times New Roman" w:cs="Times New Roman"/>
+          <w:noProof/>
+          <w:sz w:val="28"/>
+          <w:szCs w:val="28"/>
+        </w:rPr>
+        <mc:AlternateContent>
+          <mc:Choice Requires="wps">
+            <w:drawing>
+              <wp:anchor distT="0" distB="0" distL="114300" distR="114300" simplePos="0" relativeHeight="251663360" behindDoc="0" locked="0" layoutInCell="1" allowOverlap="1" wp14:anchorId="0E0EE7B1" wp14:editId="67FA8292">
+                <wp:simplePos x="0" y="0"/>
+                <wp:positionH relativeFrom="column">
+                  <wp:posOffset>3312669</wp:posOffset>
+                </wp:positionH>
+                <wp:positionV relativeFrom="paragraph">
+                  <wp:posOffset>1842053</wp:posOffset>
+                </wp:positionV>
+                <wp:extent cx="538223" cy="150471"/>
+                <wp:effectExtent l="0" t="0" r="14605" b="21590"/>
+                <wp:wrapNone/>
+                <wp:docPr id="10" name="Прямоугольник 10"/>
+                <wp:cNvGraphicFramePr/>
+                <a:graphic xmlns:a="http://schemas.openxmlformats.org/drawingml/2006/main">
+                  <a:graphicData uri="http://schemas.microsoft.com/office/word/2010/wordprocessingShape">
+                    <wps:wsp>
+                      <wps:cNvSpPr/>
+                      <wps:spPr>
+                        <a:xfrm>
+                          <a:off x="0" y="0"/>
+                          <a:ext cx="538223" cy="150471"/>
+                        </a:xfrm>
+                        <a:prstGeom prst="rect">
+                          <a:avLst/>
+                        </a:prstGeom>
+                        <a:noFill/>
+                        <a:ln w="19050">
+                          <a:solidFill>
+                            <a:schemeClr val="tx1"/>
+                          </a:solidFill>
+                        </a:ln>
+                      </wps:spPr>
+                      <wps:style>
+                        <a:lnRef idx="2">
+                          <a:schemeClr val="accent1">
+                            <a:shade val="50000"/>
+                          </a:schemeClr>
+                        </a:lnRef>
+                        <a:fillRef idx="1">
+                          <a:schemeClr val="accent1"/>
+                        </a:fillRef>
+                        <a:effectRef idx="0">
+                          <a:schemeClr val="accent1"/>
+                        </a:effectRef>
+                        <a:fontRef idx="minor">
+                          <a:schemeClr val="lt1"/>
+                        </a:fontRef>
+                      </wps:style>
+                      <wps:bodyPr rot="0" spcFirstLastPara="0" vertOverflow="overflow" horzOverflow="overflow" vert="horz" wrap="square" lIns="91440" tIns="45720" rIns="91440" bIns="45720" numCol="1" spcCol="0" rtlCol="0" fromWordArt="0" anchor="ctr" anchorCtr="0" forceAA="0" compatLnSpc="1">
+                        <a:prstTxWarp prst="textNoShape">
+                          <a:avLst/>
+                        </a:prstTxWarp>
+                        <a:noAutofit/>
+                      </wps:bodyPr>
+                    </wps:wsp>
+                  </a:graphicData>
+                </a:graphic>
+              </wp:anchor>
+            </w:drawing>
+          </mc:Choice>
+          <mc:Fallback>
+            <w:pict>
+              <v:rect w14:anchorId="22FC49E6" id="Прямоугольник 10" o:spid="_x0000_s1026" style="position:absolute;margin-left:260.85pt;margin-top:145.05pt;width:42.4pt;height:11.85pt;z-index:251663360;visibility:visible;mso-wrap-style:square;mso-wrap-distance-left:9pt;mso-wrap-distance-top:0;mso-wrap-distance-right:9pt;mso-wrap-distance-bottom:0;mso-position-horizontal:absolute;mso-position-horizontal-relative:text;mso-position-vertical:absolute;mso-position-vertical-relative:text;v-text-anchor:middle" o:gfxdata="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" filled="f" strokecolor="black [3213]" strokeweight="1.5pt"/>
+            </w:pict>
+          </mc:Fallback>
+        </mc:AlternateContent>
+      </w:r>
       <w:r>
         <w:rPr>
           <w:rFonts w:ascii="Times New Roman" w:hAnsi="Times New Roman" w:cs="Times New Roman"/>
@@ -5430,7 +5302,7 @@
           <w:szCs w:val="28"/>
           <w:lang w:val="en-US"/>
         </w:rPr>
-        <w:t xml:space="preserve">DEP‑1: Domain </w:t>
+        <w:t xml:space="preserve">Domain </w:t>
       </w:r>
       <w:r>
         <w:rPr>
@@ -5503,7 +5375,7 @@
           <w:sz w:val="28"/>
           <w:szCs w:val="28"/>
         </w:rPr>
-        <w:t xml:space="preserve">DEP‑2: Application зависит только от интерфейсов </w:t>
+        <w:t xml:space="preserve">Application зависит только от интерфейсов </w:t>
       </w:r>
       <w:proofErr w:type="spellStart"/>
       <w:r>
@@ -5537,7 +5409,7 @@
           <w:szCs w:val="28"/>
           <w:lang w:val="en-US"/>
         </w:rPr>
-        <w:t xml:space="preserve">DEP‑3: Presentation </w:t>
+        <w:t xml:space="preserve">Presentation </w:t>
       </w:r>
       <w:r>
         <w:rPr>
@@ -5610,7 +5482,7 @@
           <w:sz w:val="28"/>
           <w:szCs w:val="28"/>
         </w:rPr>
-        <w:t>DEP‑4: Запрещены циклические зависимости</w:t>
+        <w:t>Запрещены циклические зависимости</w:t>
       </w:r>
     </w:p>
     <w:p>
@@ -5632,7 +5504,7 @@
           <w:sz w:val="28"/>
           <w:szCs w:val="28"/>
         </w:rPr>
-        <w:t xml:space="preserve">DEP‑5: Контракты (интерфейсы) лежат в отдельной библиотеке </w:t>
+        <w:t xml:space="preserve">Контракты (интерфейсы) лежат в отдельной библиотеке </w:t>
       </w:r>
       <w:proofErr w:type="spellStart"/>
       <w:r>
@@ -6194,6 +6066,7 @@
     </w:tbl>
     <w:p>
       <w:pPr>
+        <w:pageBreakBefore/>
         <w:rPr>
           <w:rFonts w:ascii="Times New Roman" w:hAnsi="Times New Roman" w:cs="Times New Roman"/>
           <w:sz w:val="28"/>
@@ -6208,6 +6081,7 @@
           <w:szCs w:val="28"/>
           <w:lang w:val="en-US"/>
         </w:rPr>
+        <w:lastRenderedPageBreak/>
         <w:t>ПР6</w:t>
       </w:r>
     </w:p>
@@ -6333,18 +6207,6 @@
               </w:rPr>
             </w:pPr>
             <w:r>
-              <w:t>SC</w:t>
-            </w:r>
-            <w:r>
-              <w:rPr>
-                <w:rFonts w:ascii="Cambria Math" w:hAnsi="Cambria Math" w:cs="Cambria Math"/>
-              </w:rPr>
-              <w:t>‑</w:t>
-            </w:r>
-            <w:r>
-              <w:t xml:space="preserve">01: </w:t>
-            </w:r>
-            <w:r>
               <w:rPr>
                 <w:rFonts w:ascii="Calibri" w:hAnsi="Calibri" w:cs="Calibri"/>
               </w:rPr>
@@ -6509,18 +6371,6 @@
               </w:rPr>
             </w:pPr>
             <w:r>
-              <w:t>SC</w:t>
-            </w:r>
-            <w:r>
-              <w:rPr>
-                <w:rFonts w:ascii="Cambria Math" w:hAnsi="Cambria Math" w:cs="Cambria Math"/>
-              </w:rPr>
-              <w:t>‑</w:t>
-            </w:r>
-            <w:r>
-              <w:t xml:space="preserve">02: </w:t>
-            </w:r>
-            <w:r>
               <w:rPr>
                 <w:rFonts w:ascii="Calibri" w:hAnsi="Calibri" w:cs="Calibri"/>
               </w:rPr>
@@ -6615,18 +6465,6 @@
                 <w:szCs w:val="28"/>
               </w:rPr>
             </w:pPr>
-            <w:r>
-              <w:t>SC</w:t>
-            </w:r>
-            <w:r>
-              <w:rPr>
-                <w:rFonts w:ascii="Cambria Math" w:hAnsi="Cambria Math" w:cs="Cambria Math"/>
-              </w:rPr>
-              <w:t>‑</w:t>
-            </w:r>
-            <w:r>
-              <w:t xml:space="preserve">03: </w:t>
-            </w:r>
             <w:r>
               <w:rPr>
                 <w:rFonts w:ascii="Calibri" w:hAnsi="Calibri" w:cs="Calibri"/>
@@ -6851,7 +6689,7 @@
           <w:sz w:val="28"/>
           <w:szCs w:val="28"/>
         </w:rPr>
-        <w:t>Диаграмма кооперации для SC‑01 (</w:t>
+        <w:t>Диаграмма кооперации (</w:t>
       </w:r>
       <w:bookmarkEnd w:id="0"/>
       <w:r>
@@ -6973,23 +6811,7 @@
           <w:sz w:val="28"/>
           <w:szCs w:val="28"/>
         </w:rPr>
-        <w:t>Диаграмма кооперации для SC‑0</w:t>
-      </w:r>
-      <w:r>
-        <w:rPr>
-          <w:rFonts w:ascii="Times New Roman" w:hAnsi="Times New Roman" w:cs="Times New Roman"/>
-          <w:sz w:val="28"/>
-          <w:szCs w:val="28"/>
-        </w:rPr>
-        <w:t>2</w:t>
-      </w:r>
-      <w:r>
-        <w:rPr>
-          <w:rFonts w:ascii="Times New Roman" w:hAnsi="Times New Roman" w:cs="Times New Roman"/>
-          <w:sz w:val="28"/>
-          <w:szCs w:val="28"/>
-        </w:rPr>
-        <w:t xml:space="preserve"> (</w:t>
+        <w:t>Диаграмма кооперации (</w:t>
       </w:r>
       <w:r>
         <w:rPr>
@@ -7199,23 +7021,7 @@
           <w:sz w:val="28"/>
           <w:szCs w:val="28"/>
         </w:rPr>
-        <w:t>Диаграмма кооперации для SC‑0</w:t>
-      </w:r>
-      <w:r>
-        <w:rPr>
-          <w:rFonts w:ascii="Times New Roman" w:hAnsi="Times New Roman" w:cs="Times New Roman"/>
-          <w:sz w:val="28"/>
-          <w:szCs w:val="28"/>
-        </w:rPr>
-        <w:t>3</w:t>
-      </w:r>
-      <w:r>
-        <w:rPr>
-          <w:rFonts w:ascii="Times New Roman" w:hAnsi="Times New Roman" w:cs="Times New Roman"/>
-          <w:sz w:val="28"/>
-          <w:szCs w:val="28"/>
-        </w:rPr>
-        <w:t xml:space="preserve"> (</w:t>
+        <w:t>Диаграмма кооперации (</w:t>
       </w:r>
       <w:r>
         <w:rPr>
@@ -7361,7 +7167,7 @@
           <w:sz w:val="28"/>
           <w:szCs w:val="28"/>
         </w:rPr>
-        <w:t>SC‑01</w:t>
+        <w:t>Сценарий 1</w:t>
       </w:r>
     </w:p>
     <w:tbl>
@@ -8158,14 +7964,13 @@
           <w:sz w:val="28"/>
           <w:szCs w:val="28"/>
         </w:rPr>
-        <w:t>SC‑0</w:t>
-      </w:r>
-      <w:r>
-        <w:rPr>
-          <w:rFonts w:ascii="Times New Roman" w:hAnsi="Times New Roman" w:cs="Times New Roman"/>
-          <w:sz w:val="28"/>
-          <w:szCs w:val="28"/>
-          <w:lang w:val="en-US"/>
+        <w:t xml:space="preserve">Сценарий </w:t>
+      </w:r>
+      <w:r>
+        <w:rPr>
+          <w:rFonts w:ascii="Times New Roman" w:hAnsi="Times New Roman" w:cs="Times New Roman"/>
+          <w:sz w:val="28"/>
+          <w:szCs w:val="28"/>
         </w:rPr>
         <w:t>2</w:t>
       </w:r>
@@ -8517,12 +8322,10 @@
                 <w:szCs w:val="28"/>
               </w:rPr>
             </w:pPr>
-            <w:proofErr w:type="gramStart"/>
             <w:r>
               <w:t>List&lt;</w:t>
             </w:r>
             <w:proofErr w:type="spellStart"/>
-            <w:proofErr w:type="gramEnd"/>
             <w:r>
               <w:t>BiometricData</w:t>
             </w:r>
@@ -9013,14 +8816,13 @@
           <w:sz w:val="28"/>
           <w:szCs w:val="28"/>
         </w:rPr>
-        <w:t>SC‑0</w:t>
-      </w:r>
-      <w:r>
-        <w:rPr>
-          <w:rFonts w:ascii="Times New Roman" w:hAnsi="Times New Roman" w:cs="Times New Roman"/>
-          <w:sz w:val="28"/>
-          <w:szCs w:val="28"/>
-          <w:lang w:val="en-US"/>
+        <w:t xml:space="preserve">Сценарий </w:t>
+      </w:r>
+      <w:r>
+        <w:rPr>
+          <w:rFonts w:ascii="Times New Roman" w:hAnsi="Times New Roman" w:cs="Times New Roman"/>
+          <w:sz w:val="28"/>
+          <w:szCs w:val="28"/>
         </w:rPr>
         <w:t>3</w:t>
       </w:r>
@@ -9957,6 +9759,7 @@
         <w:tc>
           <w:tcPr>
             <w:tcW w:w="0" w:type="auto"/>
+            <w:vAlign w:val="center"/>
           </w:tcPr>
           <w:p>
             <w:pPr>
@@ -9978,6 +9781,7 @@
         <w:tc>
           <w:tcPr>
             <w:tcW w:w="0" w:type="auto"/>
+            <w:vAlign w:val="center"/>
           </w:tcPr>
           <w:p>
             <w:pPr>
@@ -9999,6 +9803,7 @@
         <w:tc>
           <w:tcPr>
             <w:tcW w:w="0" w:type="auto"/>
+            <w:vAlign w:val="center"/>
           </w:tcPr>
           <w:p>
             <w:pPr>
@@ -10020,6 +9825,7 @@
         <w:tc>
           <w:tcPr>
             <w:tcW w:w="0" w:type="auto"/>
+            <w:vAlign w:val="center"/>
           </w:tcPr>
           <w:p>
             <w:pPr>
@@ -10046,6 +9852,7 @@
         <w:tc>
           <w:tcPr>
             <w:tcW w:w="0" w:type="auto"/>
+            <w:vAlign w:val="center"/>
           </w:tcPr>
           <w:p>
             <w:pPr>
@@ -10063,6 +9870,7 @@
         <w:tc>
           <w:tcPr>
             <w:tcW w:w="0" w:type="auto"/>
+            <w:vAlign w:val="center"/>
           </w:tcPr>
           <w:p>
             <w:pPr>
@@ -10093,6 +9901,7 @@
         <w:tc>
           <w:tcPr>
             <w:tcW w:w="0" w:type="auto"/>
+            <w:vAlign w:val="center"/>
           </w:tcPr>
           <w:p>
             <w:pPr>
@@ -10112,6 +9921,7 @@
         <w:tc>
           <w:tcPr>
             <w:tcW w:w="0" w:type="auto"/>
+            <w:vAlign w:val="center"/>
           </w:tcPr>
           <w:p>
             <w:pPr>
@@ -10136,6 +9946,7 @@
         <w:tc>
           <w:tcPr>
             <w:tcW w:w="0" w:type="auto"/>
+            <w:vAlign w:val="center"/>
           </w:tcPr>
           <w:p>
             <w:pPr>
@@ -10155,6 +9966,7 @@
         <w:tc>
           <w:tcPr>
             <w:tcW w:w="0" w:type="auto"/>
+            <w:vAlign w:val="center"/>
           </w:tcPr>
           <w:p>
             <w:pPr>
@@ -10191,6 +10003,7 @@
         <w:tc>
           <w:tcPr>
             <w:tcW w:w="0" w:type="auto"/>
+            <w:vAlign w:val="center"/>
           </w:tcPr>
           <w:p>
             <w:pPr>
@@ -10212,6 +10025,7 @@
         <w:tc>
           <w:tcPr>
             <w:tcW w:w="0" w:type="auto"/>
+            <w:vAlign w:val="center"/>
           </w:tcPr>
           <w:p>
             <w:pPr>
@@ -10238,6 +10052,7 @@
         <w:tc>
           <w:tcPr>
             <w:tcW w:w="0" w:type="auto"/>
+            <w:vAlign w:val="center"/>
           </w:tcPr>
           <w:p>
             <w:pPr>
@@ -10257,6 +10072,7 @@
         <w:tc>
           <w:tcPr>
             <w:tcW w:w="0" w:type="auto"/>
+            <w:vAlign w:val="center"/>
           </w:tcPr>
           <w:p>
             <w:pPr>
@@ -10293,6 +10109,7 @@
         <w:tc>
           <w:tcPr>
             <w:tcW w:w="0" w:type="auto"/>
+            <w:vAlign w:val="center"/>
           </w:tcPr>
           <w:p>
             <w:pPr>
@@ -10314,6 +10131,7 @@
         <w:tc>
           <w:tcPr>
             <w:tcW w:w="0" w:type="auto"/>
+            <w:vAlign w:val="center"/>
           </w:tcPr>
           <w:p>
             <w:pPr>
@@ -10340,6 +10158,7 @@
         <w:tc>
           <w:tcPr>
             <w:tcW w:w="0" w:type="auto"/>
+            <w:vAlign w:val="center"/>
           </w:tcPr>
           <w:p>
             <w:pPr>
@@ -10359,6 +10178,7 @@
         <w:tc>
           <w:tcPr>
             <w:tcW w:w="0" w:type="auto"/>
+            <w:vAlign w:val="center"/>
           </w:tcPr>
           <w:p>
             <w:pPr>
@@ -10391,6 +10211,7 @@
         <w:tc>
           <w:tcPr>
             <w:tcW w:w="0" w:type="auto"/>
+            <w:vAlign w:val="center"/>
           </w:tcPr>
           <w:p>
             <w:pPr>
@@ -10412,6 +10233,7 @@
         <w:tc>
           <w:tcPr>
             <w:tcW w:w="0" w:type="auto"/>
+            <w:vAlign w:val="center"/>
           </w:tcPr>
           <w:p>
             <w:pPr>
@@ -10438,6 +10260,7 @@
         <w:tc>
           <w:tcPr>
             <w:tcW w:w="0" w:type="auto"/>
+            <w:vAlign w:val="center"/>
           </w:tcPr>
           <w:p>
             <w:pPr>
@@ -10457,6 +10280,7 @@
         <w:tc>
           <w:tcPr>
             <w:tcW w:w="0" w:type="auto"/>
+            <w:vAlign w:val="center"/>
           </w:tcPr>
           <w:p>
             <w:pPr>
@@ -10493,6 +10317,7 @@
         <w:tc>
           <w:tcPr>
             <w:tcW w:w="0" w:type="auto"/>
+            <w:vAlign w:val="center"/>
           </w:tcPr>
           <w:p>
             <w:pPr>
@@ -10514,6 +10339,7 @@
         <w:tc>
           <w:tcPr>
             <w:tcW w:w="0" w:type="auto"/>
+            <w:vAlign w:val="center"/>
           </w:tcPr>
           <w:p>
             <w:pPr>
@@ -10569,11 +10395,11 @@
         <w:tblLook w:val="04A0" w:firstRow="1" w:lastRow="0" w:firstColumn="1" w:lastColumn="0" w:noHBand="0" w:noVBand="1"/>
       </w:tblPr>
       <w:tblGrid>
-        <w:gridCol w:w="2518"/>
+        <w:gridCol w:w="2229"/>
         <w:gridCol w:w="1430"/>
-        <w:gridCol w:w="1596"/>
-        <w:gridCol w:w="2531"/>
-        <w:gridCol w:w="2381"/>
+        <w:gridCol w:w="1885"/>
+        <w:gridCol w:w="2070"/>
+        <w:gridCol w:w="2842"/>
       </w:tblGrid>
       <w:tr>
         <w:trPr>
@@ -10581,7 +10407,7 @@
         </w:trPr>
         <w:tc>
           <w:tcPr>
-            <w:tcW w:w="2518" w:type="dxa"/>
+            <w:tcW w:w="0" w:type="auto"/>
             <w:vAlign w:val="center"/>
           </w:tcPr>
           <w:p>
@@ -10647,7 +10473,7 @@
         </w:tc>
         <w:tc>
           <w:tcPr>
-            <w:tcW w:w="2531" w:type="dxa"/>
+            <w:tcW w:w="0" w:type="auto"/>
             <w:vAlign w:val="center"/>
           </w:tcPr>
           <w:p>
@@ -10669,7 +10495,7 @@
         </w:tc>
         <w:tc>
           <w:tcPr>
-            <w:tcW w:w="2381" w:type="dxa"/>
+            <w:tcW w:w="0" w:type="auto"/>
             <w:vAlign w:val="center"/>
           </w:tcPr>
           <w:p>
@@ -10692,7 +10518,7 @@
         </w:trPr>
         <w:tc>
           <w:tcPr>
-            <w:tcW w:w="2518" w:type="dxa"/>
+            <w:tcW w:w="0" w:type="auto"/>
             <w:vAlign w:val="center"/>
           </w:tcPr>
           <w:p>
@@ -10749,23 +10575,18 @@
               <w:t xml:space="preserve">BEGIN перед </w:t>
             </w:r>
             <w:proofErr w:type="spellStart"/>
-            <w:proofErr w:type="gramStart"/>
             <w:r>
               <w:t>save</w:t>
             </w:r>
             <w:proofErr w:type="spellEnd"/>
             <w:r>
-              <w:t>(</w:t>
-            </w:r>
-            <w:proofErr w:type="gramEnd"/>
-            <w:r>
-              <w:t>)</w:t>
-            </w:r>
-          </w:p>
-        </w:tc>
-        <w:tc>
-          <w:tcPr>
-            <w:tcW w:w="2531" w:type="dxa"/>
+              <w:t>()</w:t>
+            </w:r>
+          </w:p>
+        </w:tc>
+        <w:tc>
+          <w:tcPr>
+            <w:tcW w:w="0" w:type="auto"/>
             <w:vAlign w:val="center"/>
           </w:tcPr>
           <w:p>
@@ -10782,23 +10603,18 @@
               <w:t xml:space="preserve">COMMIT после </w:t>
             </w:r>
             <w:proofErr w:type="spellStart"/>
-            <w:proofErr w:type="gramStart"/>
             <w:r>
               <w:t>save</w:t>
             </w:r>
             <w:proofErr w:type="spellEnd"/>
             <w:r>
-              <w:t>(</w:t>
-            </w:r>
-            <w:proofErr w:type="gramEnd"/>
-            <w:r>
-              <w:t>)</w:t>
-            </w:r>
-          </w:p>
-        </w:tc>
-        <w:tc>
-          <w:tcPr>
-            <w:tcW w:w="2381" w:type="dxa"/>
+              <w:t>()</w:t>
+            </w:r>
+          </w:p>
+        </w:tc>
+        <w:tc>
+          <w:tcPr>
+            <w:tcW w:w="0" w:type="auto"/>
             <w:vAlign w:val="center"/>
           </w:tcPr>
           <w:p>
@@ -10817,7 +10633,7 @@
         </w:trPr>
         <w:tc>
           <w:tcPr>
-            <w:tcW w:w="2518" w:type="dxa"/>
+            <w:tcW w:w="0" w:type="auto"/>
             <w:vAlign w:val="center"/>
           </w:tcPr>
           <w:p>
@@ -10877,7 +10693,7 @@
         </w:tc>
         <w:tc>
           <w:tcPr>
-            <w:tcW w:w="2531" w:type="dxa"/>
+            <w:tcW w:w="0" w:type="auto"/>
             <w:vAlign w:val="center"/>
           </w:tcPr>
           <w:p>
@@ -10897,7 +10713,7 @@
         </w:tc>
         <w:tc>
           <w:tcPr>
-            <w:tcW w:w="2381" w:type="dxa"/>
+            <w:tcW w:w="0" w:type="auto"/>
             <w:vAlign w:val="center"/>
           </w:tcPr>
           <w:p>
@@ -10916,7 +10732,7 @@
         </w:trPr>
         <w:tc>
           <w:tcPr>
-            <w:tcW w:w="2518" w:type="dxa"/>
+            <w:tcW w:w="0" w:type="auto"/>
             <w:vAlign w:val="center"/>
           </w:tcPr>
           <w:p>
@@ -10955,23 +10771,18 @@
               <w:t xml:space="preserve">BEGIN перед </w:t>
             </w:r>
             <w:proofErr w:type="spellStart"/>
-            <w:proofErr w:type="gramStart"/>
             <w:r>
               <w:t>modify</w:t>
             </w:r>
             <w:proofErr w:type="spellEnd"/>
             <w:r>
-              <w:t>(</w:t>
-            </w:r>
-            <w:proofErr w:type="gramEnd"/>
-            <w:r>
-              <w:t>)</w:t>
-            </w:r>
-          </w:p>
-        </w:tc>
-        <w:tc>
-          <w:tcPr>
-            <w:tcW w:w="2531" w:type="dxa"/>
+              <w:t>()</w:t>
+            </w:r>
+          </w:p>
+        </w:tc>
+        <w:tc>
+          <w:tcPr>
+            <w:tcW w:w="0" w:type="auto"/>
             <w:vAlign w:val="center"/>
           </w:tcPr>
           <w:p>
@@ -10998,7 +10809,7 @@
         </w:tc>
         <w:tc>
           <w:tcPr>
-            <w:tcW w:w="2381" w:type="dxa"/>
+            <w:tcW w:w="0" w:type="auto"/>
             <w:vAlign w:val="center"/>
           </w:tcPr>
           <w:p>
@@ -11044,16 +10855,16 @@
     <w:tbl>
       <w:tblPr>
         <w:tblStyle w:val="a4"/>
-        <w:tblW w:w="10411" w:type="dxa"/>
+        <w:tblW w:w="0" w:type="auto"/>
         <w:jc w:val="center"/>
         <w:tblLook w:val="04A0" w:firstRow="1" w:lastRow="0" w:firstColumn="1" w:lastColumn="0" w:noHBand="0" w:noVBand="1"/>
       </w:tblPr>
       <w:tblGrid>
         <w:gridCol w:w="3487"/>
-        <w:gridCol w:w="587"/>
-        <w:gridCol w:w="1458"/>
-        <w:gridCol w:w="1680"/>
-        <w:gridCol w:w="1749"/>
+        <w:gridCol w:w="575"/>
+        <w:gridCol w:w="1459"/>
+        <w:gridCol w:w="1696"/>
+        <w:gridCol w:w="1789"/>
         <w:gridCol w:w="1450"/>
       </w:tblGrid>
       <w:tr>
@@ -11083,7 +10894,7 @@
         </w:tc>
         <w:tc>
           <w:tcPr>
-            <w:tcW w:w="587" w:type="dxa"/>
+            <w:tcW w:w="0" w:type="auto"/>
           </w:tcPr>
           <w:p>
             <w:pPr>
@@ -11200,7 +11011,7 @@
         </w:tc>
         <w:tc>
           <w:tcPr>
-            <w:tcW w:w="587" w:type="dxa"/>
+            <w:tcW w:w="0" w:type="auto"/>
           </w:tcPr>
           <w:p>
             <w:pPr>
@@ -11308,7 +11119,7 @@
         </w:tc>
         <w:tc>
           <w:tcPr>
-            <w:tcW w:w="587" w:type="dxa"/>
+            <w:tcW w:w="0" w:type="auto"/>
           </w:tcPr>
           <w:p>
             <w:pPr>
@@ -11411,7 +11222,7 @@
         </w:tc>
         <w:tc>
           <w:tcPr>
-            <w:tcW w:w="587" w:type="dxa"/>
+            <w:tcW w:w="0" w:type="auto"/>
           </w:tcPr>
           <w:p>
             <w:pPr>
@@ -11521,7 +11332,7 @@
         </w:tc>
         <w:tc>
           <w:tcPr>
-            <w:tcW w:w="587" w:type="dxa"/>
+            <w:tcW w:w="0" w:type="auto"/>
           </w:tcPr>
           <w:p>
             <w:pPr>
@@ -13181,13 +12992,8 @@
                 <w:lang w:val="en-US"/>
               </w:rPr>
             </w:pPr>
-            <w:proofErr w:type="gramStart"/>
-            <w:r>
-              <w:t>&lt; 500</w:t>
-            </w:r>
-            <w:proofErr w:type="gramEnd"/>
-            <w:r>
-              <w:t>ms</w:t>
+            <w:r>
+              <w:t>&lt; 500ms</w:t>
             </w:r>
           </w:p>
         </w:tc>
@@ -13303,13 +13109,8 @@
                 <w:lang w:val="en-US"/>
               </w:rPr>
             </w:pPr>
-            <w:proofErr w:type="gramStart"/>
-            <w:r>
-              <w:t>&lt; 0</w:t>
-            </w:r>
-            <w:proofErr w:type="gramEnd"/>
-            <w:r>
-              <w:t>.</w:t>
+            <w:r>
+              <w:t>&lt; 0.</w:t>
             </w:r>
             <w:r>
               <w:rPr>
@@ -13382,13 +13183,8 @@
             <w:pPr>
               <w:jc w:val="center"/>
             </w:pPr>
-            <w:proofErr w:type="gramStart"/>
-            <w:r>
-              <w:t>&lt; 5</w:t>
-            </w:r>
-            <w:proofErr w:type="gramEnd"/>
-            <w:r>
-              <w:t>s</w:t>
+            <w:r>
+              <w:t>&lt; 5s</w:t>
             </w:r>
           </w:p>
         </w:tc>
@@ -13486,13 +13282,8 @@
                 <w:lang w:val="en-US"/>
               </w:rPr>
             </w:pPr>
-            <w:proofErr w:type="gramStart"/>
-            <w:r>
-              <w:t>&lt; 5</w:t>
-            </w:r>
-            <w:proofErr w:type="gramEnd"/>
-            <w:r>
-              <w:t>%</w:t>
+            <w:r>
+              <w:t>&lt; 5%</w:t>
             </w:r>
           </w:p>
         </w:tc>
@@ -13596,13 +13387,8 @@
                 <w:lang w:val="en-US"/>
               </w:rPr>
             </w:pPr>
-            <w:proofErr w:type="gramStart"/>
-            <w:r>
-              <w:t>&lt; 10</w:t>
-            </w:r>
-            <w:proofErr w:type="gramEnd"/>
-            <w:r>
-              <w:t>%</w:t>
+            <w:r>
+              <w:t>&lt; 10%</w:t>
             </w:r>
           </w:p>
         </w:tc>
@@ -13727,13 +13513,8 @@
                 <w:lang w:val="en-US"/>
               </w:rPr>
             </w:pPr>
-            <w:proofErr w:type="gramStart"/>
-            <w:r>
-              <w:t>&lt; 90</w:t>
-            </w:r>
-            <w:proofErr w:type="gramEnd"/>
-            <w:r>
-              <w:t>%</w:t>
+            <w:r>
+              <w:t>&lt; 90%</w:t>
             </w:r>
           </w:p>
         </w:tc>
@@ -13830,13 +13611,8 @@
                 <w:lang w:val="en-US"/>
               </w:rPr>
             </w:pPr>
-            <w:proofErr w:type="gramStart"/>
-            <w:r>
-              <w:t>&lt; 1</w:t>
-            </w:r>
-            <w:proofErr w:type="gramEnd"/>
-            <w:r>
-              <w:t>%</w:t>
+            <w:r>
+              <w:t>&lt; 1%</w:t>
             </w:r>
           </w:p>
         </w:tc>
@@ -13877,6 +13653,22 @@
         </w:rPr>
         <w:t>Корреляционный идентификатор</w:t>
       </w:r>
+      <w:r>
+        <w:rPr>
+          <w:rFonts w:ascii="Times New Roman" w:hAnsi="Times New Roman" w:cs="Times New Roman"/>
+          <w:sz w:val="28"/>
+          <w:szCs w:val="28"/>
+        </w:rPr>
+        <w:t xml:space="preserve"> </w:t>
+      </w:r>
+      <w:r>
+        <w:rPr>
+          <w:rFonts w:ascii="Times New Roman" w:hAnsi="Times New Roman" w:cs="Times New Roman"/>
+          <w:sz w:val="28"/>
+          <w:szCs w:val="28"/>
+        </w:rPr>
+        <w:t>для сквозной диагностики</w:t>
+      </w:r>
     </w:p>
     <w:p>
       <w:pPr>
@@ -13959,24 +13751,6 @@
           <w:sz w:val="28"/>
           <w:szCs w:val="28"/>
         </w:rPr>
-        <w:t>Пример: abc123-def456-20260312143000</w:t>
-      </w:r>
-    </w:p>
-    <w:p>
-      <w:pPr>
-        <w:rPr>
-          <w:rFonts w:ascii="Times New Roman" w:hAnsi="Times New Roman" w:cs="Times New Roman"/>
-          <w:sz w:val="28"/>
-          <w:szCs w:val="28"/>
-        </w:rPr>
-      </w:pPr>
-      <w:r>
-        <w:rPr>
-          <w:rFonts w:ascii="Times New Roman" w:hAnsi="Times New Roman" w:cs="Times New Roman"/>
-          <w:sz w:val="28"/>
-          <w:szCs w:val="28"/>
-        </w:rPr>
-        <w:lastRenderedPageBreak/>
         <w:t>Правила использования:</w:t>
       </w:r>
     </w:p>
@@ -13999,6 +13773,7 @@
           <w:sz w:val="28"/>
           <w:szCs w:val="28"/>
         </w:rPr>
+        <w:lastRenderedPageBreak/>
         <w:t>Генерируется на входе в API Gateway.</w:t>
       </w:r>
     </w:p>
@@ -14120,487 +13895,6 @@
           <w:szCs w:val="28"/>
         </w:rPr>
         <w:t>Позволяет восстановить полную цепочку вызовов при инциденте.</w:t>
-      </w:r>
-    </w:p>
-    <w:p>
-      <w:pPr>
-        <w:rPr>
-          <w:rFonts w:ascii="Times New Roman" w:hAnsi="Times New Roman" w:cs="Times New Roman"/>
-          <w:sz w:val="28"/>
-          <w:szCs w:val="28"/>
-        </w:rPr>
-      </w:pPr>
-      <w:r>
-        <w:rPr>
-          <w:rFonts w:ascii="Times New Roman" w:hAnsi="Times New Roman" w:cs="Times New Roman"/>
-          <w:sz w:val="28"/>
-          <w:szCs w:val="28"/>
-        </w:rPr>
-        <w:t>Диагностика по метрикам и логам</w:t>
-      </w:r>
-    </w:p>
-    <w:p>
-      <w:pPr>
-        <w:pStyle w:val="a3"/>
-        <w:numPr>
-          <w:ilvl w:val="0"/>
-          <w:numId w:val="36"/>
-        </w:numPr>
-        <w:rPr>
-          <w:rFonts w:ascii="Times New Roman" w:hAnsi="Times New Roman" w:cs="Times New Roman"/>
-          <w:sz w:val="28"/>
-          <w:szCs w:val="28"/>
-        </w:rPr>
-      </w:pPr>
-      <w:r>
-        <w:rPr>
-          <w:rFonts w:ascii="Times New Roman" w:hAnsi="Times New Roman" w:cs="Times New Roman"/>
-          <w:sz w:val="28"/>
-          <w:szCs w:val="28"/>
-        </w:rPr>
-        <w:t xml:space="preserve">При получении </w:t>
-      </w:r>
-      <w:proofErr w:type="spellStart"/>
-      <w:r>
-        <w:rPr>
-          <w:rFonts w:ascii="Times New Roman" w:hAnsi="Times New Roman" w:cs="Times New Roman"/>
-          <w:sz w:val="28"/>
-          <w:szCs w:val="28"/>
-        </w:rPr>
-        <w:t>алерта</w:t>
-      </w:r>
-      <w:proofErr w:type="spellEnd"/>
-      <w:r>
-        <w:rPr>
-          <w:rFonts w:ascii="Times New Roman" w:hAnsi="Times New Roman" w:cs="Times New Roman"/>
-          <w:sz w:val="28"/>
-          <w:szCs w:val="28"/>
-        </w:rPr>
-        <w:t xml:space="preserve"> </w:t>
-      </w:r>
-      <w:proofErr w:type="spellStart"/>
-      <w:r>
-        <w:rPr>
-          <w:rFonts w:ascii="Times New Roman" w:hAnsi="Times New Roman" w:cs="Times New Roman"/>
-          <w:sz w:val="28"/>
-          <w:szCs w:val="28"/>
-        </w:rPr>
-        <w:t>error_</w:t>
-      </w:r>
-      <w:proofErr w:type="gramStart"/>
-      <w:r>
-        <w:rPr>
-          <w:rFonts w:ascii="Times New Roman" w:hAnsi="Times New Roman" w:cs="Times New Roman"/>
-          <w:sz w:val="28"/>
-          <w:szCs w:val="28"/>
-        </w:rPr>
-        <w:t>rate</w:t>
-      </w:r>
-      <w:proofErr w:type="spellEnd"/>
-      <w:r>
-        <w:rPr>
-          <w:rFonts w:ascii="Times New Roman" w:hAnsi="Times New Roman" w:cs="Times New Roman"/>
-          <w:sz w:val="28"/>
-          <w:szCs w:val="28"/>
-        </w:rPr>
-        <w:t xml:space="preserve"> &gt;</w:t>
-      </w:r>
-      <w:proofErr w:type="gramEnd"/>
-      <w:r>
-        <w:rPr>
-          <w:rFonts w:ascii="Times New Roman" w:hAnsi="Times New Roman" w:cs="Times New Roman"/>
-          <w:sz w:val="28"/>
-          <w:szCs w:val="28"/>
-        </w:rPr>
-        <w:t xml:space="preserve"> 5% открыть </w:t>
-      </w:r>
-      <w:proofErr w:type="spellStart"/>
-      <w:r>
-        <w:rPr>
-          <w:rFonts w:ascii="Times New Roman" w:hAnsi="Times New Roman" w:cs="Times New Roman"/>
-          <w:sz w:val="28"/>
-          <w:szCs w:val="28"/>
-        </w:rPr>
-        <w:t>Kibana</w:t>
-      </w:r>
-      <w:proofErr w:type="spellEnd"/>
-      <w:r>
-        <w:rPr>
-          <w:rFonts w:ascii="Times New Roman" w:hAnsi="Times New Roman" w:cs="Times New Roman"/>
-          <w:sz w:val="28"/>
-          <w:szCs w:val="28"/>
-        </w:rPr>
-        <w:t xml:space="preserve"> с фильтром по времени.</w:t>
-      </w:r>
-    </w:p>
-    <w:p>
-      <w:pPr>
-        <w:pStyle w:val="a3"/>
-        <w:numPr>
-          <w:ilvl w:val="0"/>
-          <w:numId w:val="36"/>
-        </w:numPr>
-        <w:rPr>
-          <w:rFonts w:ascii="Times New Roman" w:hAnsi="Times New Roman" w:cs="Times New Roman"/>
-          <w:sz w:val="28"/>
-          <w:szCs w:val="28"/>
-        </w:rPr>
-      </w:pPr>
-      <w:r>
-        <w:rPr>
-          <w:rFonts w:ascii="Times New Roman" w:hAnsi="Times New Roman" w:cs="Times New Roman"/>
-          <w:sz w:val="28"/>
-          <w:szCs w:val="28"/>
-        </w:rPr>
-        <w:t xml:space="preserve">Найти первый ERROR в логах, взять </w:t>
-      </w:r>
-      <w:proofErr w:type="spellStart"/>
-      <w:r>
-        <w:rPr>
-          <w:rFonts w:ascii="Times New Roman" w:hAnsi="Times New Roman" w:cs="Times New Roman"/>
-          <w:sz w:val="28"/>
-          <w:szCs w:val="28"/>
-        </w:rPr>
-        <w:t>correlationId</w:t>
-      </w:r>
-      <w:proofErr w:type="spellEnd"/>
-      <w:r>
-        <w:rPr>
-          <w:rFonts w:ascii="Times New Roman" w:hAnsi="Times New Roman" w:cs="Times New Roman"/>
-          <w:sz w:val="28"/>
-          <w:szCs w:val="28"/>
-        </w:rPr>
-        <w:t>.</w:t>
-      </w:r>
-    </w:p>
-    <w:p>
-      <w:pPr>
-        <w:pStyle w:val="a3"/>
-        <w:numPr>
-          <w:ilvl w:val="0"/>
-          <w:numId w:val="36"/>
-        </w:numPr>
-        <w:rPr>
-          <w:rFonts w:ascii="Times New Roman" w:hAnsi="Times New Roman" w:cs="Times New Roman"/>
-          <w:sz w:val="28"/>
-          <w:szCs w:val="28"/>
-        </w:rPr>
-      </w:pPr>
-      <w:r>
-        <w:rPr>
-          <w:rFonts w:ascii="Times New Roman" w:hAnsi="Times New Roman" w:cs="Times New Roman"/>
-          <w:sz w:val="28"/>
-          <w:szCs w:val="28"/>
-        </w:rPr>
-        <w:t xml:space="preserve">По </w:t>
-      </w:r>
-      <w:proofErr w:type="spellStart"/>
-      <w:r>
-        <w:rPr>
-          <w:rFonts w:ascii="Times New Roman" w:hAnsi="Times New Roman" w:cs="Times New Roman"/>
-          <w:sz w:val="28"/>
-          <w:szCs w:val="28"/>
-        </w:rPr>
-        <w:t>correlationId</w:t>
-      </w:r>
-      <w:proofErr w:type="spellEnd"/>
-      <w:r>
-        <w:rPr>
-          <w:rFonts w:ascii="Times New Roman" w:hAnsi="Times New Roman" w:cs="Times New Roman"/>
-          <w:sz w:val="28"/>
-          <w:szCs w:val="28"/>
-        </w:rPr>
-        <w:t xml:space="preserve"> найти все связанные </w:t>
-      </w:r>
-      <w:proofErr w:type="spellStart"/>
-      <w:r>
-        <w:rPr>
-          <w:rFonts w:ascii="Times New Roman" w:hAnsi="Times New Roman" w:cs="Times New Roman"/>
-          <w:sz w:val="28"/>
-          <w:szCs w:val="28"/>
-        </w:rPr>
-        <w:t>логи</w:t>
-      </w:r>
-      <w:proofErr w:type="spellEnd"/>
-      <w:r>
-        <w:rPr>
-          <w:rFonts w:ascii="Times New Roman" w:hAnsi="Times New Roman" w:cs="Times New Roman"/>
-          <w:sz w:val="28"/>
-          <w:szCs w:val="28"/>
-        </w:rPr>
-        <w:t xml:space="preserve"> (в т.ч. в сервисах).</w:t>
-      </w:r>
-    </w:p>
-    <w:p>
-      <w:pPr>
-        <w:pStyle w:val="a3"/>
-        <w:numPr>
-          <w:ilvl w:val="0"/>
-          <w:numId w:val="36"/>
-        </w:numPr>
-        <w:rPr>
-          <w:rFonts w:ascii="Times New Roman" w:hAnsi="Times New Roman" w:cs="Times New Roman"/>
-          <w:sz w:val="28"/>
-          <w:szCs w:val="28"/>
-          <w:lang w:val="en-US"/>
-        </w:rPr>
-      </w:pPr>
-      <w:r>
-        <w:rPr>
-          <w:rFonts w:ascii="Times New Roman" w:hAnsi="Times New Roman" w:cs="Times New Roman"/>
-          <w:sz w:val="28"/>
-          <w:szCs w:val="28"/>
-        </w:rPr>
-        <w:t>Проверить</w:t>
-      </w:r>
-      <w:r>
-        <w:rPr>
-          <w:rFonts w:ascii="Times New Roman" w:hAnsi="Times New Roman" w:cs="Times New Roman"/>
-          <w:sz w:val="28"/>
-          <w:szCs w:val="28"/>
-          <w:lang w:val="en-US"/>
-        </w:rPr>
-        <w:t xml:space="preserve"> </w:t>
-      </w:r>
-      <w:r>
-        <w:rPr>
-          <w:rFonts w:ascii="Times New Roman" w:hAnsi="Times New Roman" w:cs="Times New Roman"/>
-          <w:sz w:val="28"/>
-          <w:szCs w:val="28"/>
-        </w:rPr>
-        <w:t>метрики</w:t>
-      </w:r>
-      <w:r>
-        <w:rPr>
-          <w:rFonts w:ascii="Times New Roman" w:hAnsi="Times New Roman" w:cs="Times New Roman"/>
-          <w:sz w:val="28"/>
-          <w:szCs w:val="28"/>
-          <w:lang w:val="en-US"/>
-        </w:rPr>
-        <w:t xml:space="preserve">: latency, </w:t>
-      </w:r>
-      <w:proofErr w:type="spellStart"/>
-      <w:r>
-        <w:rPr>
-          <w:rFonts w:ascii="Times New Roman" w:hAnsi="Times New Roman" w:cs="Times New Roman"/>
-          <w:sz w:val="28"/>
-          <w:szCs w:val="28"/>
-          <w:lang w:val="en-US"/>
-        </w:rPr>
-        <w:t>conflict_rate</w:t>
-      </w:r>
-      <w:proofErr w:type="spellEnd"/>
-      <w:r>
-        <w:rPr>
-          <w:rFonts w:ascii="Times New Roman" w:hAnsi="Times New Roman" w:cs="Times New Roman"/>
-          <w:sz w:val="28"/>
-          <w:szCs w:val="28"/>
-          <w:lang w:val="en-US"/>
-        </w:rPr>
-        <w:t xml:space="preserve">, </w:t>
-      </w:r>
-      <w:proofErr w:type="spellStart"/>
-      <w:r>
-        <w:rPr>
-          <w:rFonts w:ascii="Times New Roman" w:hAnsi="Times New Roman" w:cs="Times New Roman"/>
-          <w:sz w:val="28"/>
-          <w:szCs w:val="28"/>
-          <w:lang w:val="en-US"/>
-        </w:rPr>
-        <w:t>classification_confidence</w:t>
-      </w:r>
-      <w:proofErr w:type="spellEnd"/>
-      <w:r>
-        <w:rPr>
-          <w:rFonts w:ascii="Times New Roman" w:hAnsi="Times New Roman" w:cs="Times New Roman"/>
-          <w:sz w:val="28"/>
-          <w:szCs w:val="28"/>
-          <w:lang w:val="en-US"/>
-        </w:rPr>
-        <w:t>.</w:t>
-      </w:r>
-    </w:p>
-    <w:p>
-      <w:pPr>
-        <w:pStyle w:val="a3"/>
-        <w:numPr>
-          <w:ilvl w:val="0"/>
-          <w:numId w:val="36"/>
-        </w:numPr>
-        <w:rPr>
-          <w:rFonts w:ascii="Times New Roman" w:hAnsi="Times New Roman" w:cs="Times New Roman"/>
-          <w:sz w:val="28"/>
-          <w:szCs w:val="28"/>
-          <w:lang w:val="en-US"/>
-        </w:rPr>
-      </w:pPr>
-      <w:r>
-        <w:rPr>
-          <w:rFonts w:ascii="Times New Roman" w:hAnsi="Times New Roman" w:cs="Times New Roman"/>
-          <w:sz w:val="28"/>
-          <w:szCs w:val="28"/>
-        </w:rPr>
-        <w:t>Если</w:t>
-      </w:r>
-      <w:r>
-        <w:rPr>
-          <w:rFonts w:ascii="Times New Roman" w:hAnsi="Times New Roman" w:cs="Times New Roman"/>
-          <w:sz w:val="28"/>
-          <w:szCs w:val="28"/>
-          <w:lang w:val="en-US"/>
-        </w:rPr>
-        <w:t xml:space="preserve"> </w:t>
-      </w:r>
-      <w:r>
-        <w:rPr>
-          <w:rFonts w:ascii="Times New Roman" w:hAnsi="Times New Roman" w:cs="Times New Roman"/>
-          <w:sz w:val="28"/>
-          <w:szCs w:val="28"/>
-        </w:rPr>
-        <w:t>проблема</w:t>
-      </w:r>
-      <w:r>
-        <w:rPr>
-          <w:rFonts w:ascii="Times New Roman" w:hAnsi="Times New Roman" w:cs="Times New Roman"/>
-          <w:sz w:val="28"/>
-          <w:szCs w:val="28"/>
-          <w:lang w:val="en-US"/>
-        </w:rPr>
-        <w:t xml:space="preserve"> </w:t>
-      </w:r>
-      <w:r>
-        <w:rPr>
-          <w:rFonts w:ascii="Times New Roman" w:hAnsi="Times New Roman" w:cs="Times New Roman"/>
-          <w:sz w:val="28"/>
-          <w:szCs w:val="28"/>
-        </w:rPr>
-        <w:t>в</w:t>
-      </w:r>
-      <w:r>
-        <w:rPr>
-          <w:rFonts w:ascii="Times New Roman" w:hAnsi="Times New Roman" w:cs="Times New Roman"/>
-          <w:sz w:val="28"/>
-          <w:szCs w:val="28"/>
-          <w:lang w:val="en-US"/>
-        </w:rPr>
-        <w:t xml:space="preserve"> SC‑02 – </w:t>
-      </w:r>
-      <w:r>
-        <w:rPr>
-          <w:rFonts w:ascii="Times New Roman" w:hAnsi="Times New Roman" w:cs="Times New Roman"/>
-          <w:sz w:val="28"/>
-          <w:szCs w:val="28"/>
-        </w:rPr>
-        <w:t>проверить</w:t>
-      </w:r>
-      <w:r>
-        <w:rPr>
-          <w:rFonts w:ascii="Times New Roman" w:hAnsi="Times New Roman" w:cs="Times New Roman"/>
-          <w:sz w:val="28"/>
-          <w:szCs w:val="28"/>
-          <w:lang w:val="en-US"/>
-        </w:rPr>
-        <w:t xml:space="preserve"> GAN Service (latency, fallback rate).</w:t>
-      </w:r>
-    </w:p>
-    <w:p>
-      <w:pPr>
-        <w:pStyle w:val="a3"/>
-        <w:numPr>
-          <w:ilvl w:val="0"/>
-          <w:numId w:val="36"/>
-        </w:numPr>
-        <w:rPr>
-          <w:rFonts w:ascii="Times New Roman" w:hAnsi="Times New Roman" w:cs="Times New Roman"/>
-          <w:sz w:val="28"/>
-          <w:szCs w:val="28"/>
-          <w:lang w:val="en-US"/>
-        </w:rPr>
-      </w:pPr>
-      <w:r>
-        <w:rPr>
-          <w:rFonts w:ascii="Times New Roman" w:hAnsi="Times New Roman" w:cs="Times New Roman"/>
-          <w:sz w:val="28"/>
-          <w:szCs w:val="28"/>
-        </w:rPr>
-        <w:t>Если</w:t>
-      </w:r>
-      <w:r>
-        <w:rPr>
-          <w:rFonts w:ascii="Times New Roman" w:hAnsi="Times New Roman" w:cs="Times New Roman"/>
-          <w:sz w:val="28"/>
-          <w:szCs w:val="28"/>
-          <w:lang w:val="en-US"/>
-        </w:rPr>
-        <w:t xml:space="preserve"> </w:t>
-      </w:r>
-      <w:r>
-        <w:rPr>
-          <w:rFonts w:ascii="Times New Roman" w:hAnsi="Times New Roman" w:cs="Times New Roman"/>
-          <w:sz w:val="28"/>
-          <w:szCs w:val="28"/>
-        </w:rPr>
-        <w:t>проблема</w:t>
-      </w:r>
-      <w:r>
-        <w:rPr>
-          <w:rFonts w:ascii="Times New Roman" w:hAnsi="Times New Roman" w:cs="Times New Roman"/>
-          <w:sz w:val="28"/>
-          <w:szCs w:val="28"/>
-          <w:lang w:val="en-US"/>
-        </w:rPr>
-        <w:t xml:space="preserve"> </w:t>
-      </w:r>
-      <w:r>
-        <w:rPr>
-          <w:rFonts w:ascii="Times New Roman" w:hAnsi="Times New Roman" w:cs="Times New Roman"/>
-          <w:sz w:val="28"/>
-          <w:szCs w:val="28"/>
-        </w:rPr>
-        <w:t>в</w:t>
-      </w:r>
-      <w:r>
-        <w:rPr>
-          <w:rFonts w:ascii="Times New Roman" w:hAnsi="Times New Roman" w:cs="Times New Roman"/>
-          <w:sz w:val="28"/>
-          <w:szCs w:val="28"/>
-          <w:lang w:val="en-US"/>
-        </w:rPr>
-        <w:t xml:space="preserve"> SC‑03 – </w:t>
-      </w:r>
-      <w:r>
-        <w:rPr>
-          <w:rFonts w:ascii="Times New Roman" w:hAnsi="Times New Roman" w:cs="Times New Roman"/>
-          <w:sz w:val="28"/>
-          <w:szCs w:val="28"/>
-        </w:rPr>
-        <w:t>проверить</w:t>
-      </w:r>
-      <w:r>
-        <w:rPr>
-          <w:rFonts w:ascii="Times New Roman" w:hAnsi="Times New Roman" w:cs="Times New Roman"/>
-          <w:sz w:val="28"/>
-          <w:szCs w:val="28"/>
-          <w:lang w:val="en-US"/>
-        </w:rPr>
-        <w:t xml:space="preserve"> Audit Service </w:t>
-      </w:r>
-      <w:r>
-        <w:rPr>
-          <w:rFonts w:ascii="Times New Roman" w:hAnsi="Times New Roman" w:cs="Times New Roman"/>
-          <w:sz w:val="28"/>
-          <w:szCs w:val="28"/>
-        </w:rPr>
-        <w:t>и</w:t>
-      </w:r>
-      <w:r>
-        <w:rPr>
-          <w:rFonts w:ascii="Times New Roman" w:hAnsi="Times New Roman" w:cs="Times New Roman"/>
-          <w:sz w:val="28"/>
-          <w:szCs w:val="28"/>
-          <w:lang w:val="en-US"/>
-        </w:rPr>
-        <w:t xml:space="preserve"> Notification Service.</w:t>
       </w:r>
     </w:p>
     <w:sectPr>

--- a/Общий5_6.docx
+++ b/Общий5_6.docx
@@ -349,23 +349,7 @@
           <w:sz w:val="28"/>
           <w:szCs w:val="28"/>
         </w:rPr>
-        <w:t xml:space="preserve"> (</w:t>
-      </w:r>
-      <w:r>
-        <w:rPr>
-          <w:rFonts w:ascii="Times New Roman" w:hAnsi="Times New Roman" w:cs="Times New Roman"/>
-          <w:sz w:val="28"/>
-          <w:szCs w:val="28"/>
-        </w:rPr>
-        <w:t>Генерация программы</w:t>
-      </w:r>
-      <w:r>
-        <w:rPr>
-          <w:rFonts w:ascii="Times New Roman" w:hAnsi="Times New Roman" w:cs="Times New Roman"/>
-          <w:sz w:val="28"/>
-          <w:szCs w:val="28"/>
-        </w:rPr>
-        <w:t>)</w:t>
+        <w:t xml:space="preserve"> (Генерация программы)</w:t>
       </w:r>
     </w:p>
     <w:p>
@@ -439,23 +423,7 @@
           <w:sz w:val="28"/>
           <w:szCs w:val="28"/>
         </w:rPr>
-        <w:t xml:space="preserve"> (</w:t>
-      </w:r>
-      <w:r>
-        <w:rPr>
-          <w:rFonts w:ascii="Times New Roman" w:hAnsi="Times New Roman" w:cs="Times New Roman"/>
-          <w:sz w:val="28"/>
-          <w:szCs w:val="28"/>
-        </w:rPr>
-        <w:t>Оформление подписки</w:t>
-      </w:r>
-      <w:r>
-        <w:rPr>
-          <w:rFonts w:ascii="Times New Roman" w:hAnsi="Times New Roman" w:cs="Times New Roman"/>
-          <w:sz w:val="28"/>
-          <w:szCs w:val="28"/>
-        </w:rPr>
-        <w:t>)</w:t>
+        <w:t xml:space="preserve"> (Оформление подписки)</w:t>
       </w:r>
     </w:p>
     <w:p>
@@ -1526,7 +1494,15 @@
               </w:rPr>
             </w:pPr>
             <w:r>
-              <w:t>Задержка &lt; 5 сек</w:t>
+              <w:t xml:space="preserve">Задержка </w:t>
+            </w:r>
+            <w:proofErr w:type="gramStart"/>
+            <w:r>
+              <w:t>&lt; 5</w:t>
+            </w:r>
+            <w:proofErr w:type="gramEnd"/>
+            <w:r>
+              <w:t xml:space="preserve"> сек</w:t>
             </w:r>
           </w:p>
         </w:tc>
@@ -1592,7 +1568,25 @@
           <w:szCs w:val="28"/>
         </w:rPr>
         <w:lastRenderedPageBreak/>
-        <w:t>A2: API недоступен → Использование кэша (&lt; 24 часов)</w:t>
+        <w:t xml:space="preserve">A2: API недоступен → Использование кэша </w:t>
+      </w:r>
+      <w:proofErr w:type="gramStart"/>
+      <w:r>
+        <w:rPr>
+          <w:rFonts w:ascii="Times New Roman" w:hAnsi="Times New Roman" w:cs="Times New Roman"/>
+          <w:sz w:val="28"/>
+          <w:szCs w:val="28"/>
+        </w:rPr>
+        <w:t>(&lt; 24</w:t>
+      </w:r>
+      <w:proofErr w:type="gramEnd"/>
+      <w:r>
+        <w:rPr>
+          <w:rFonts w:ascii="Times New Roman" w:hAnsi="Times New Roman" w:cs="Times New Roman"/>
+          <w:sz w:val="28"/>
+          <w:szCs w:val="28"/>
+        </w:rPr>
+        <w:t xml:space="preserve"> часов)</w:t>
       </w:r>
     </w:p>
     <w:p>
@@ -1968,8 +1962,13 @@
                 <w:szCs w:val="28"/>
               </w:rPr>
             </w:pPr>
-            <w:r>
-              <w:t>Точность &gt;= 80%</w:t>
+            <w:proofErr w:type="gramStart"/>
+            <w:r>
+              <w:t>Точность &gt;</w:t>
+            </w:r>
+            <w:proofErr w:type="gramEnd"/>
+            <w:r>
+              <w:t>= 80%</w:t>
             </w:r>
           </w:p>
         </w:tc>
@@ -7069,8 +7068,121 @@
           <w:sz w:val="28"/>
           <w:szCs w:val="28"/>
         </w:rPr>
+        <mc:AlternateContent>
+          <mc:Choice Requires="wps">
+            <w:drawing>
+              <wp:anchor distT="0" distB="0" distL="114300" distR="114300" simplePos="0" relativeHeight="251670528" behindDoc="0" locked="0" layoutInCell="1" allowOverlap="1" wp14:anchorId="5ABC11CD" wp14:editId="0E6A24D8">
+                <wp:simplePos x="0" y="0"/>
+                <wp:positionH relativeFrom="column">
+                  <wp:posOffset>6698975</wp:posOffset>
+                </wp:positionH>
+                <wp:positionV relativeFrom="paragraph">
+                  <wp:posOffset>1649978</wp:posOffset>
+                </wp:positionV>
+                <wp:extent cx="1439186" cy="357809"/>
+                <wp:effectExtent l="0" t="0" r="27940" b="23495"/>
+                <wp:wrapNone/>
+                <wp:docPr id="7" name="Надпись 7"/>
+                <wp:cNvGraphicFramePr/>
+                <a:graphic xmlns:a="http://schemas.openxmlformats.org/drawingml/2006/main">
+                  <a:graphicData uri="http://schemas.microsoft.com/office/word/2010/wordprocessingShape">
+                    <wps:wsp>
+                      <wps:cNvSpPr txBox="1"/>
+                      <wps:spPr>
+                        <a:xfrm>
+                          <a:off x="0" y="0"/>
+                          <a:ext cx="1439186" cy="357809"/>
+                        </a:xfrm>
+                        <a:prstGeom prst="rect">
+                          <a:avLst/>
+                        </a:prstGeom>
+                        <a:solidFill>
+                          <a:schemeClr val="lt1"/>
+                        </a:solidFill>
+                        <a:ln w="6350">
+                          <a:solidFill>
+                            <a:schemeClr val="bg1"/>
+                          </a:solidFill>
+                        </a:ln>
+                      </wps:spPr>
+                      <wps:txbx>
+                        <w:txbxContent>
+                          <w:p>
+                            <w:r>
+                              <w:rPr>
+                                <w:lang w:val="en-US"/>
+                              </w:rPr>
+                              <w:t>[</w:t>
+                            </w:r>
+                            <w:r>
+                              <w:t>некорректная роль</w:t>
+                            </w:r>
+                            <w:r>
+                              <w:rPr>
+                                <w:lang w:val="en-US"/>
+                              </w:rPr>
+                              <w:t>]</w:t>
+                            </w:r>
+                          </w:p>
+                        </w:txbxContent>
+                      </wps:txbx>
+                      <wps:bodyPr rot="0" spcFirstLastPara="0" vertOverflow="overflow" horzOverflow="overflow" vert="horz" wrap="square" lIns="91440" tIns="45720" rIns="91440" bIns="45720" numCol="1" spcCol="0" rtlCol="0" fromWordArt="0" anchor="t" anchorCtr="0" forceAA="0" compatLnSpc="1">
+                        <a:prstTxWarp prst="textNoShape">
+                          <a:avLst/>
+                        </a:prstTxWarp>
+                        <a:noAutofit/>
+                      </wps:bodyPr>
+                    </wps:wsp>
+                  </a:graphicData>
+                </a:graphic>
+                <wp14:sizeRelH relativeFrom="margin">
+                  <wp14:pctWidth>0</wp14:pctWidth>
+                </wp14:sizeRelH>
+              </wp:anchor>
+            </w:drawing>
+          </mc:Choice>
+          <mc:Fallback>
+            <w:pict>
+              <v:shapetype w14:anchorId="5ABC11CD" id="_x0000_t202" coordsize="21600,21600" o:spt="202" path="m,l,21600r21600,l21600,xe">
+                <v:stroke joinstyle="miter"/>
+                <v:path gradientshapeok="t" o:connecttype="rect"/>
+              </v:shapetype>
+              <v:shape id="Надпись 7" o:spid="_x0000_s1026" type="#_x0000_t202" style="position:absolute;margin-left:527.5pt;margin-top:129.9pt;width:113.3pt;height:28.15pt;z-index:251670528;visibility:visible;mso-wrap-style:square;mso-width-percent:0;mso-wrap-distance-left:9pt;mso-wrap-distance-top:0;mso-wrap-distance-right:9pt;mso-wrap-distance-bottom:0;mso-position-horizontal:absolute;mso-position-horizontal-relative:text;mso-position-vertical:absolute;mso-position-vertical-relative:text;mso-width-percent:0;mso-width-relative:margin;v-text-anchor:top" o:gfxdata="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" fillcolor="white [3201]" strokecolor="white [3212]" strokeweight=".5pt">
+                <v:textbox>
+                  <w:txbxContent>
+                    <w:p>
+                      <w:r>
+                        <w:rPr>
+                          <w:lang w:val="en-US"/>
+                        </w:rPr>
+                        <w:t>[</w:t>
+                      </w:r>
+                      <w:r>
+                        <w:t>некорректная роль</w:t>
+                      </w:r>
+                      <w:r>
+                        <w:rPr>
+                          <w:lang w:val="en-US"/>
+                        </w:rPr>
+                        <w:t>]</w:t>
+                      </w:r>
+                    </w:p>
+                  </w:txbxContent>
+                </v:textbox>
+              </v:shape>
+            </w:pict>
+          </mc:Fallback>
+        </mc:AlternateContent>
+      </w:r>
+      <w:r>
+        <w:rPr>
+          <w:rFonts w:ascii="Times New Roman" w:hAnsi="Times New Roman" w:cs="Times New Roman"/>
+          <w:noProof/>
+          <w:sz w:val="28"/>
+          <w:szCs w:val="28"/>
+        </w:rPr>
         <w:drawing>
-          <wp:inline distT="0" distB="0" distL="0" distR="0" wp14:anchorId="7FBC4AFE" wp14:editId="2F527CDD">
+          <wp:inline distT="0" distB="0" distL="0" distR="0" wp14:anchorId="7FBC4AFE" wp14:editId="1CC7107F">
             <wp:extent cx="13951390" cy="9097297"/>
             <wp:effectExtent l="0" t="0" r="0" b="8890"/>
             <wp:docPr id="6" name="Рисунок 6"/>
@@ -7964,15 +8076,7 @@
           <w:sz w:val="28"/>
           <w:szCs w:val="28"/>
         </w:rPr>
-        <w:t xml:space="preserve">Сценарий </w:t>
-      </w:r>
-      <w:r>
-        <w:rPr>
-          <w:rFonts w:ascii="Times New Roman" w:hAnsi="Times New Roman" w:cs="Times New Roman"/>
-          <w:sz w:val="28"/>
-          <w:szCs w:val="28"/>
-        </w:rPr>
-        <w:t>2</w:t>
+        <w:t>Сценарий 2</w:t>
       </w:r>
     </w:p>
     <w:tbl>
@@ -8322,10 +8426,12 @@
                 <w:szCs w:val="28"/>
               </w:rPr>
             </w:pPr>
+            <w:proofErr w:type="gramStart"/>
             <w:r>
               <w:t>List&lt;</w:t>
             </w:r>
             <w:proofErr w:type="spellStart"/>
+            <w:proofErr w:type="gramEnd"/>
             <w:r>
               <w:t>BiometricData</w:t>
             </w:r>
@@ -8816,15 +8922,7 @@
           <w:sz w:val="28"/>
           <w:szCs w:val="28"/>
         </w:rPr>
-        <w:t xml:space="preserve">Сценарий </w:t>
-      </w:r>
-      <w:r>
-        <w:rPr>
-          <w:rFonts w:ascii="Times New Roman" w:hAnsi="Times New Roman" w:cs="Times New Roman"/>
-          <w:sz w:val="28"/>
-          <w:szCs w:val="28"/>
-        </w:rPr>
-        <w:t>3</w:t>
+        <w:t>Сценарий 3</w:t>
       </w:r>
     </w:p>
     <w:tbl>
@@ -10575,12 +10673,17 @@
               <w:t xml:space="preserve">BEGIN перед </w:t>
             </w:r>
             <w:proofErr w:type="spellStart"/>
+            <w:proofErr w:type="gramStart"/>
             <w:r>
               <w:t>save</w:t>
             </w:r>
             <w:proofErr w:type="spellEnd"/>
             <w:r>
-              <w:t>()</w:t>
+              <w:t>(</w:t>
+            </w:r>
+            <w:proofErr w:type="gramEnd"/>
+            <w:r>
+              <w:t>)</w:t>
             </w:r>
           </w:p>
         </w:tc>
@@ -10603,12 +10706,17 @@
               <w:t xml:space="preserve">COMMIT после </w:t>
             </w:r>
             <w:proofErr w:type="spellStart"/>
+            <w:proofErr w:type="gramStart"/>
             <w:r>
               <w:t>save</w:t>
             </w:r>
             <w:proofErr w:type="spellEnd"/>
             <w:r>
-              <w:t>()</w:t>
+              <w:t>(</w:t>
+            </w:r>
+            <w:proofErr w:type="gramEnd"/>
+            <w:r>
+              <w:t>)</w:t>
             </w:r>
           </w:p>
         </w:tc>
@@ -10771,12 +10879,17 @@
               <w:t xml:space="preserve">BEGIN перед </w:t>
             </w:r>
             <w:proofErr w:type="spellStart"/>
+            <w:proofErr w:type="gramStart"/>
             <w:r>
               <w:t>modify</w:t>
             </w:r>
             <w:proofErr w:type="spellEnd"/>
             <w:r>
-              <w:t>()</w:t>
+              <w:t>(</w:t>
+            </w:r>
+            <w:proofErr w:type="gramEnd"/>
+            <w:r>
+              <w:t>)</w:t>
             </w:r>
           </w:p>
         </w:tc>
@@ -12992,8 +13105,13 @@
                 <w:lang w:val="en-US"/>
               </w:rPr>
             </w:pPr>
-            <w:r>
-              <w:t>&lt; 500ms</w:t>
+            <w:proofErr w:type="gramStart"/>
+            <w:r>
+              <w:t>&lt; 500</w:t>
+            </w:r>
+            <w:proofErr w:type="gramEnd"/>
+            <w:r>
+              <w:t>ms</w:t>
             </w:r>
           </w:p>
         </w:tc>
@@ -13109,8 +13227,13 @@
                 <w:lang w:val="en-US"/>
               </w:rPr>
             </w:pPr>
-            <w:r>
-              <w:t>&lt; 0.</w:t>
+            <w:proofErr w:type="gramStart"/>
+            <w:r>
+              <w:t>&lt; 0</w:t>
+            </w:r>
+            <w:proofErr w:type="gramEnd"/>
+            <w:r>
+              <w:t>.</w:t>
             </w:r>
             <w:r>
               <w:rPr>
@@ -13183,8 +13306,13 @@
             <w:pPr>
               <w:jc w:val="center"/>
             </w:pPr>
-            <w:r>
-              <w:t>&lt; 5s</w:t>
+            <w:proofErr w:type="gramStart"/>
+            <w:r>
+              <w:t>&lt; 5</w:t>
+            </w:r>
+            <w:proofErr w:type="gramEnd"/>
+            <w:r>
+              <w:t>s</w:t>
             </w:r>
           </w:p>
         </w:tc>
@@ -13282,8 +13410,13 @@
                 <w:lang w:val="en-US"/>
               </w:rPr>
             </w:pPr>
-            <w:r>
-              <w:t>&lt; 5%</w:t>
+            <w:proofErr w:type="gramStart"/>
+            <w:r>
+              <w:t>&lt; 5</w:t>
+            </w:r>
+            <w:proofErr w:type="gramEnd"/>
+            <w:r>
+              <w:t>%</w:t>
             </w:r>
           </w:p>
         </w:tc>
@@ -13387,8 +13520,13 @@
                 <w:lang w:val="en-US"/>
               </w:rPr>
             </w:pPr>
-            <w:r>
-              <w:t>&lt; 10%</w:t>
+            <w:proofErr w:type="gramStart"/>
+            <w:r>
+              <w:t>&lt; 10</w:t>
+            </w:r>
+            <w:proofErr w:type="gramEnd"/>
+            <w:r>
+              <w:t>%</w:t>
             </w:r>
           </w:p>
         </w:tc>
@@ -13513,8 +13651,13 @@
                 <w:lang w:val="en-US"/>
               </w:rPr>
             </w:pPr>
-            <w:r>
-              <w:t>&lt; 90%</w:t>
+            <w:proofErr w:type="gramStart"/>
+            <w:r>
+              <w:t>&lt; 90</w:t>
+            </w:r>
+            <w:proofErr w:type="gramEnd"/>
+            <w:r>
+              <w:t>%</w:t>
             </w:r>
           </w:p>
         </w:tc>
@@ -13611,8 +13754,13 @@
                 <w:lang w:val="en-US"/>
               </w:rPr>
             </w:pPr>
-            <w:r>
-              <w:t>&lt; 1%</w:t>
+            <w:proofErr w:type="gramStart"/>
+            <w:r>
+              <w:t>&lt; 1</w:t>
+            </w:r>
+            <w:proofErr w:type="gramEnd"/>
+            <w:r>
+              <w:t>%</w:t>
             </w:r>
           </w:p>
         </w:tc>
